--- a/docs/Practica Num 6.docx
+++ b/docs/Practica Num 6.docx
@@ -896,15 +896,7 @@
         <w:ind w:right="0"/>
       </w:pPr>
       <w:r>
-        <w:t xml:space="preserve">Proyecto </w:t>
-      </w:r>
-      <w:proofErr w:type="spellStart"/>
-      <w:r>
-        <w:t>actualizado</w:t>
-      </w:r>
-      <w:proofErr w:type="spellEnd"/>
-      <w:r>
-        <w:t xml:space="preserve"> </w:t>
+        <w:t xml:space="preserve">Proyecto actualizado </w:t>
       </w:r>
     </w:p>
     <w:p>
@@ -915,29 +907,8 @@
         </w:numPr>
         <w:ind w:right="0"/>
       </w:pPr>
-      <w:proofErr w:type="spellStart"/>
-      <w:r>
-        <w:t>Paquetes</w:t>
-      </w:r>
-      <w:proofErr w:type="spellEnd"/>
-      <w:r>
-        <w:t xml:space="preserve"> </w:t>
-      </w:r>
-      <w:proofErr w:type="spellStart"/>
-      <w:r>
-        <w:t>sqflite</w:t>
-      </w:r>
-      <w:proofErr w:type="spellEnd"/>
-      <w:r>
-        <w:t xml:space="preserve"> y </w:t>
-      </w:r>
-      <w:proofErr w:type="spellStart"/>
-      <w:r>
-        <w:t>shared_preferences</w:t>
-      </w:r>
-      <w:proofErr w:type="spellEnd"/>
-      <w:r>
-        <w:t xml:space="preserve"> </w:t>
+      <w:r>
+        <w:t xml:space="preserve">Paquetes sqflite y shared_preferences </w:t>
       </w:r>
     </w:p>
     <w:p>
@@ -948,21 +919,8 @@
         </w:numPr>
         <w:ind w:right="0"/>
       </w:pPr>
-      <w:proofErr w:type="spellStart"/>
-      <w:r>
-        <w:t>Dispositivo</w:t>
-      </w:r>
-      <w:proofErr w:type="spellEnd"/>
-      <w:r>
-        <w:t xml:space="preserve"> o </w:t>
-      </w:r>
-      <w:proofErr w:type="spellStart"/>
-      <w:r>
-        <w:t>emulador</w:t>
-      </w:r>
-      <w:proofErr w:type="spellEnd"/>
-      <w:r>
-        <w:t xml:space="preserve"> </w:t>
+      <w:r>
+        <w:t xml:space="preserve">Dispositivo o emulador </w:t>
       </w:r>
     </w:p>
     <w:p>
@@ -1033,21 +991,12 @@
           <w:b/>
         </w:rPr>
       </w:pPr>
-      <w:proofErr w:type="spellStart"/>
       <w:r>
         <w:rPr>
           <w:b/>
           <w:sz w:val="21"/>
         </w:rPr>
-        <w:t>Preparación</w:t>
-      </w:r>
-      <w:proofErr w:type="spellEnd"/>
-      <w:r>
-        <w:rPr>
-          <w:b/>
-          <w:sz w:val="21"/>
-        </w:rPr>
-        <w:t xml:space="preserve"> </w:t>
+        <w:t xml:space="preserve">Preparación </w:t>
       </w:r>
     </w:p>
     <w:p>
@@ -1063,43 +1012,7 @@
           <w:color w:val="212121"/>
           <w:sz w:val="16"/>
         </w:rPr>
-        <w:t xml:space="preserve">flutter pub add </w:t>
-      </w:r>
-      <w:proofErr w:type="spellStart"/>
-      <w:r>
-        <w:rPr>
-          <w:rFonts w:ascii="Consolas" w:eastAsia="Consolas" w:hAnsi="Consolas" w:cs="Consolas"/>
-          <w:color w:val="212121"/>
-          <w:sz w:val="16"/>
-        </w:rPr>
-        <w:t>shared_preferences</w:t>
-      </w:r>
-      <w:proofErr w:type="spellEnd"/>
-      <w:r>
-        <w:rPr>
-          <w:rFonts w:ascii="Consolas" w:eastAsia="Consolas" w:hAnsi="Consolas" w:cs="Consolas"/>
-          <w:color w:val="212121"/>
-          <w:sz w:val="16"/>
-        </w:rPr>
-        <w:t xml:space="preserve"> flutter pub add </w:t>
-      </w:r>
-      <w:proofErr w:type="spellStart"/>
-      <w:r>
-        <w:rPr>
-          <w:rFonts w:ascii="Consolas" w:eastAsia="Consolas" w:hAnsi="Consolas" w:cs="Consolas"/>
-          <w:color w:val="212121"/>
-          <w:sz w:val="16"/>
-        </w:rPr>
-        <w:t>sqflite</w:t>
-      </w:r>
-      <w:proofErr w:type="spellEnd"/>
-      <w:r>
-        <w:rPr>
-          <w:rFonts w:ascii="Consolas" w:eastAsia="Consolas" w:hAnsi="Consolas" w:cs="Consolas"/>
-          <w:color w:val="212121"/>
-          <w:sz w:val="16"/>
-        </w:rPr>
-        <w:t xml:space="preserve"> flutter pub add path </w:t>
+        <w:t xml:space="preserve">flutter pub add shared_preferences flutter pub add sqflite flutter pub add path </w:t>
       </w:r>
     </w:p>
     <w:p>
@@ -1114,37 +1027,12 @@
           <w:b/>
         </w:rPr>
       </w:pPr>
-      <w:proofErr w:type="spellStart"/>
       <w:r>
         <w:rPr>
           <w:b/>
           <w:sz w:val="21"/>
         </w:rPr>
-        <w:t>Parte</w:t>
-      </w:r>
-      <w:proofErr w:type="spellEnd"/>
-      <w:r>
-        <w:rPr>
-          <w:b/>
-          <w:sz w:val="21"/>
-        </w:rPr>
-        <w:t xml:space="preserve"> A: </w:t>
-      </w:r>
-      <w:proofErr w:type="spellStart"/>
-      <w:r>
-        <w:rPr>
-          <w:b/>
-          <w:sz w:val="21"/>
-        </w:rPr>
-        <w:t>Preferencia</w:t>
-      </w:r>
-      <w:proofErr w:type="spellEnd"/>
-      <w:r>
-        <w:rPr>
-          <w:b/>
-          <w:sz w:val="21"/>
-        </w:rPr>
-        <w:t xml:space="preserve"> Simple </w:t>
+        <w:t xml:space="preserve">Parte A: Preferencia Simple </w:t>
       </w:r>
     </w:p>
     <w:tbl>
@@ -1189,43 +1077,7 @@
                 <w:color w:val="212121"/>
                 <w:sz w:val="16"/>
               </w:rPr>
-              <w:t>import '</w:t>
-            </w:r>
-            <w:proofErr w:type="spellStart"/>
-            <w:r>
-              <w:rPr>
-                <w:rFonts w:ascii="Consolas" w:eastAsia="Consolas" w:hAnsi="Consolas" w:cs="Consolas"/>
-                <w:color w:val="212121"/>
-                <w:sz w:val="16"/>
-              </w:rPr>
-              <w:t>package:shared_preferences</w:t>
-            </w:r>
-            <w:proofErr w:type="spellEnd"/>
-            <w:r>
-              <w:rPr>
-                <w:rFonts w:ascii="Consolas" w:eastAsia="Consolas" w:hAnsi="Consolas" w:cs="Consolas"/>
-                <w:color w:val="212121"/>
-                <w:sz w:val="16"/>
-              </w:rPr>
-              <w:t>/</w:t>
-            </w:r>
-            <w:proofErr w:type="spellStart"/>
-            <w:r>
-              <w:rPr>
-                <w:rFonts w:ascii="Consolas" w:eastAsia="Consolas" w:hAnsi="Consolas" w:cs="Consolas"/>
-                <w:color w:val="212121"/>
-                <w:sz w:val="16"/>
-              </w:rPr>
-              <w:t>shared_preferences.dart</w:t>
-            </w:r>
-            <w:proofErr w:type="spellEnd"/>
-            <w:r>
-              <w:rPr>
-                <w:rFonts w:ascii="Consolas" w:eastAsia="Consolas" w:hAnsi="Consolas" w:cs="Consolas"/>
-                <w:color w:val="212121"/>
-                <w:sz w:val="16"/>
-              </w:rPr>
-              <w:t xml:space="preserve">';  </w:t>
+              <w:t xml:space="preserve">import 'package:shared_preferences/shared_preferences.dart';  </w:t>
             </w:r>
           </w:p>
           <w:p>
@@ -1240,79 +1092,7 @@
                 <w:color w:val="212121"/>
                 <w:sz w:val="16"/>
               </w:rPr>
-              <w:t xml:space="preserve">Future&lt;void&gt; </w:t>
-            </w:r>
-            <w:proofErr w:type="spellStart"/>
-            <w:r>
-              <w:rPr>
-                <w:rFonts w:ascii="Consolas" w:eastAsia="Consolas" w:hAnsi="Consolas" w:cs="Consolas"/>
-                <w:color w:val="212121"/>
-                <w:sz w:val="16"/>
-              </w:rPr>
-              <w:t>guardarNombre</w:t>
-            </w:r>
-            <w:proofErr w:type="spellEnd"/>
-            <w:r>
-              <w:rPr>
-                <w:rFonts w:ascii="Consolas" w:eastAsia="Consolas" w:hAnsi="Consolas" w:cs="Consolas"/>
-                <w:color w:val="212121"/>
-                <w:sz w:val="16"/>
-              </w:rPr>
-              <w:t xml:space="preserve">(String </w:t>
-            </w:r>
-            <w:proofErr w:type="spellStart"/>
-            <w:r>
-              <w:rPr>
-                <w:rFonts w:ascii="Consolas" w:eastAsia="Consolas" w:hAnsi="Consolas" w:cs="Consolas"/>
-                <w:color w:val="212121"/>
-                <w:sz w:val="16"/>
-              </w:rPr>
-              <w:t>nombre</w:t>
-            </w:r>
-            <w:proofErr w:type="spellEnd"/>
-            <w:r>
-              <w:rPr>
-                <w:rFonts w:ascii="Consolas" w:eastAsia="Consolas" w:hAnsi="Consolas" w:cs="Consolas"/>
-                <w:color w:val="212121"/>
-                <w:sz w:val="16"/>
-              </w:rPr>
-              <w:t xml:space="preserve">) async {   final </w:t>
-            </w:r>
-            <w:proofErr w:type="spellStart"/>
-            <w:r>
-              <w:rPr>
-                <w:rFonts w:ascii="Consolas" w:eastAsia="Consolas" w:hAnsi="Consolas" w:cs="Consolas"/>
-                <w:color w:val="212121"/>
-                <w:sz w:val="16"/>
-              </w:rPr>
-              <w:t>prefs</w:t>
-            </w:r>
-            <w:proofErr w:type="spellEnd"/>
-            <w:r>
-              <w:rPr>
-                <w:rFonts w:ascii="Consolas" w:eastAsia="Consolas" w:hAnsi="Consolas" w:cs="Consolas"/>
-                <w:color w:val="212121"/>
-                <w:sz w:val="16"/>
-              </w:rPr>
-              <w:t xml:space="preserve"> = await </w:t>
-            </w:r>
-            <w:proofErr w:type="spellStart"/>
-            <w:r>
-              <w:rPr>
-                <w:rFonts w:ascii="Consolas" w:eastAsia="Consolas" w:hAnsi="Consolas" w:cs="Consolas"/>
-                <w:color w:val="212121"/>
-                <w:sz w:val="16"/>
-              </w:rPr>
-              <w:t>SharedPreferences.getInstance</w:t>
-            </w:r>
-            <w:proofErr w:type="spellEnd"/>
-            <w:r>
-              <w:rPr>
-                <w:rFonts w:ascii="Consolas" w:eastAsia="Consolas" w:hAnsi="Consolas" w:cs="Consolas"/>
-                <w:color w:val="212121"/>
-                <w:sz w:val="16"/>
-              </w:rPr>
-              <w:t xml:space="preserve">(); </w:t>
+              <w:t xml:space="preserve">Future&lt;void&gt; guardarNombre(String nombre) async {   final prefs = await SharedPreferences.getInstance(); </w:t>
             </w:r>
           </w:p>
         </w:tc>
@@ -1331,202 +1111,58 @@
           <w:color w:val="212121"/>
           <w:sz w:val="16"/>
         </w:rPr>
-        <w:t xml:space="preserve">  await </w:t>
-      </w:r>
-      <w:proofErr w:type="spellStart"/>
+        <w:t xml:space="preserve">  await prefs.setString('nombre_usuario', nombre); </w:t>
+      </w:r>
+    </w:p>
+    <w:p>
+      <w:pPr>
+        <w:shd w:val="clear" w:color="auto" w:fill="F2F2F2"/>
+        <w:spacing w:after="3" w:line="250" w:lineRule="auto"/>
+        <w:ind w:left="254" w:right="1784"/>
+        <w:jc w:val="left"/>
+      </w:pPr>
       <w:r>
         <w:rPr>
           <w:rFonts w:ascii="Consolas" w:eastAsia="Consolas" w:hAnsi="Consolas" w:cs="Consolas"/>
           <w:color w:val="212121"/>
           <w:sz w:val="16"/>
         </w:rPr>
-        <w:t>prefs.setString</w:t>
-      </w:r>
-      <w:proofErr w:type="spellEnd"/>
+        <w:t xml:space="preserve">} </w:t>
+      </w:r>
+    </w:p>
+    <w:p>
+      <w:pPr>
+        <w:shd w:val="clear" w:color="auto" w:fill="F2F2F2"/>
+        <w:spacing w:after="0" w:line="259" w:lineRule="auto"/>
+        <w:ind w:left="244" w:right="1784" w:firstLine="0"/>
+        <w:jc w:val="left"/>
+      </w:pPr>
       <w:r>
         <w:rPr>
           <w:rFonts w:ascii="Consolas" w:eastAsia="Consolas" w:hAnsi="Consolas" w:cs="Consolas"/>
           <w:color w:val="212121"/>
           <w:sz w:val="16"/>
         </w:rPr>
-        <w:t>('</w:t>
-      </w:r>
-      <w:proofErr w:type="spellStart"/>
+        <w:t xml:space="preserve"> </w:t>
+      </w:r>
+    </w:p>
+    <w:p>
+      <w:pPr>
+        <w:shd w:val="clear" w:color="auto" w:fill="F2F2F2"/>
+        <w:spacing w:after="186" w:line="250" w:lineRule="auto"/>
+        <w:ind w:left="254" w:right="1784"/>
+        <w:jc w:val="left"/>
+        <w:rPr>
+          <w:lang w:val="es-MX"/>
+        </w:rPr>
+      </w:pPr>
       <w:r>
         <w:rPr>
           <w:rFonts w:ascii="Consolas" w:eastAsia="Consolas" w:hAnsi="Consolas" w:cs="Consolas"/>
           <w:color w:val="212121"/>
           <w:sz w:val="16"/>
         </w:rPr>
-        <w:t>nombre_usuario</w:t>
-      </w:r>
-      <w:proofErr w:type="spellEnd"/>
-      <w:r>
-        <w:rPr>
-          <w:rFonts w:ascii="Consolas" w:eastAsia="Consolas" w:hAnsi="Consolas" w:cs="Consolas"/>
-          <w:color w:val="212121"/>
-          <w:sz w:val="16"/>
-        </w:rPr>
-        <w:t xml:space="preserve">', </w:t>
-      </w:r>
-      <w:proofErr w:type="spellStart"/>
-      <w:r>
-        <w:rPr>
-          <w:rFonts w:ascii="Consolas" w:eastAsia="Consolas" w:hAnsi="Consolas" w:cs="Consolas"/>
-          <w:color w:val="212121"/>
-          <w:sz w:val="16"/>
-        </w:rPr>
-        <w:t>nombre</w:t>
-      </w:r>
-      <w:proofErr w:type="spellEnd"/>
-      <w:r>
-        <w:rPr>
-          <w:rFonts w:ascii="Consolas" w:eastAsia="Consolas" w:hAnsi="Consolas" w:cs="Consolas"/>
-          <w:color w:val="212121"/>
-          <w:sz w:val="16"/>
-        </w:rPr>
-        <w:t xml:space="preserve">); </w:t>
-      </w:r>
-    </w:p>
-    <w:p>
-      <w:pPr>
-        <w:shd w:val="clear" w:color="auto" w:fill="F2F2F2"/>
-        <w:spacing w:after="3" w:line="250" w:lineRule="auto"/>
-        <w:ind w:left="254" w:right="1784"/>
-        <w:jc w:val="left"/>
-      </w:pPr>
-      <w:r>
-        <w:rPr>
-          <w:rFonts w:ascii="Consolas" w:eastAsia="Consolas" w:hAnsi="Consolas" w:cs="Consolas"/>
-          <w:color w:val="212121"/>
-          <w:sz w:val="16"/>
-        </w:rPr>
-        <w:t xml:space="preserve">} </w:t>
-      </w:r>
-    </w:p>
-    <w:p>
-      <w:pPr>
-        <w:shd w:val="clear" w:color="auto" w:fill="F2F2F2"/>
-        <w:spacing w:after="0" w:line="259" w:lineRule="auto"/>
-        <w:ind w:left="244" w:right="1784" w:firstLine="0"/>
-        <w:jc w:val="left"/>
-      </w:pPr>
-      <w:r>
-        <w:rPr>
-          <w:rFonts w:ascii="Consolas" w:eastAsia="Consolas" w:hAnsi="Consolas" w:cs="Consolas"/>
-          <w:color w:val="212121"/>
-          <w:sz w:val="16"/>
-        </w:rPr>
-        <w:t xml:space="preserve"> </w:t>
-      </w:r>
-    </w:p>
-    <w:p>
-      <w:pPr>
-        <w:shd w:val="clear" w:color="auto" w:fill="F2F2F2"/>
-        <w:spacing w:after="186" w:line="250" w:lineRule="auto"/>
-        <w:ind w:left="254" w:right="1784"/>
-        <w:jc w:val="left"/>
-        <w:rPr>
-          <w:lang w:val="es-MX"/>
-        </w:rPr>
-      </w:pPr>
-      <w:r>
-        <w:rPr>
-          <w:rFonts w:ascii="Consolas" w:eastAsia="Consolas" w:hAnsi="Consolas" w:cs="Consolas"/>
-          <w:color w:val="212121"/>
-          <w:sz w:val="16"/>
-        </w:rPr>
-        <w:t xml:space="preserve">Future&lt;String&gt; </w:t>
-      </w:r>
-      <w:proofErr w:type="spellStart"/>
-      <w:r>
-        <w:rPr>
-          <w:rFonts w:ascii="Consolas" w:eastAsia="Consolas" w:hAnsi="Consolas" w:cs="Consolas"/>
-          <w:color w:val="212121"/>
-          <w:sz w:val="16"/>
-        </w:rPr>
-        <w:t>leerNombre</w:t>
-      </w:r>
-      <w:proofErr w:type="spellEnd"/>
-      <w:r>
-        <w:rPr>
-          <w:rFonts w:ascii="Consolas" w:eastAsia="Consolas" w:hAnsi="Consolas" w:cs="Consolas"/>
-          <w:color w:val="212121"/>
-          <w:sz w:val="16"/>
-        </w:rPr>
-        <w:t xml:space="preserve">() async {   final </w:t>
-      </w:r>
-      <w:proofErr w:type="spellStart"/>
-      <w:r>
-        <w:rPr>
-          <w:rFonts w:ascii="Consolas" w:eastAsia="Consolas" w:hAnsi="Consolas" w:cs="Consolas"/>
-          <w:color w:val="212121"/>
-          <w:sz w:val="16"/>
-        </w:rPr>
-        <w:t>prefs</w:t>
-      </w:r>
-      <w:proofErr w:type="spellEnd"/>
-      <w:r>
-        <w:rPr>
-          <w:rFonts w:ascii="Consolas" w:eastAsia="Consolas" w:hAnsi="Consolas" w:cs="Consolas"/>
-          <w:color w:val="212121"/>
-          <w:sz w:val="16"/>
-        </w:rPr>
-        <w:t xml:space="preserve"> = await </w:t>
-      </w:r>
-      <w:proofErr w:type="spellStart"/>
-      <w:r>
-        <w:rPr>
-          <w:rFonts w:ascii="Consolas" w:eastAsia="Consolas" w:hAnsi="Consolas" w:cs="Consolas"/>
-          <w:color w:val="212121"/>
-          <w:sz w:val="16"/>
-        </w:rPr>
-        <w:t>SharedPreferences.getInstance</w:t>
-      </w:r>
-      <w:proofErr w:type="spellEnd"/>
-      <w:r>
-        <w:rPr>
-          <w:rFonts w:ascii="Consolas" w:eastAsia="Consolas" w:hAnsi="Consolas" w:cs="Consolas"/>
-          <w:color w:val="212121"/>
-          <w:sz w:val="16"/>
-        </w:rPr>
-        <w:t xml:space="preserve">();   return </w:t>
-      </w:r>
-      <w:proofErr w:type="spellStart"/>
-      <w:r>
-        <w:rPr>
-          <w:rFonts w:ascii="Consolas" w:eastAsia="Consolas" w:hAnsi="Consolas" w:cs="Consolas"/>
-          <w:color w:val="212121"/>
-          <w:sz w:val="16"/>
-        </w:rPr>
-        <w:t>prefs.getString</w:t>
-      </w:r>
-      <w:proofErr w:type="spellEnd"/>
-      <w:r>
-        <w:rPr>
-          <w:rFonts w:ascii="Consolas" w:eastAsia="Consolas" w:hAnsi="Consolas" w:cs="Consolas"/>
-          <w:color w:val="212121"/>
-          <w:sz w:val="16"/>
-        </w:rPr>
-        <w:t>('</w:t>
-      </w:r>
-      <w:proofErr w:type="spellStart"/>
-      <w:r>
-        <w:rPr>
-          <w:rFonts w:ascii="Consolas" w:eastAsia="Consolas" w:hAnsi="Consolas" w:cs="Consolas"/>
-          <w:color w:val="212121"/>
-          <w:sz w:val="16"/>
-        </w:rPr>
-        <w:t>nombre_usuario</w:t>
-      </w:r>
-      <w:proofErr w:type="spellEnd"/>
-      <w:r>
-        <w:rPr>
-          <w:rFonts w:ascii="Consolas" w:eastAsia="Consolas" w:hAnsi="Consolas" w:cs="Consolas"/>
-          <w:color w:val="212121"/>
-          <w:sz w:val="16"/>
-        </w:rPr>
-        <w:t xml:space="preserve">') ?? </w:t>
+        <w:t xml:space="preserve">Future&lt;String&gt; leerNombre() async {   final prefs = await SharedPreferences.getInstance();   return prefs.getString('nombre_usuario') ?? </w:t>
       </w:r>
       <w:r>
         <w:rPr>
@@ -1557,25 +1193,7 @@
           <w:sz w:val="21"/>
           <w:lang w:val="es-MX"/>
         </w:rPr>
-        <w:t xml:space="preserve">Parte B: Base </w:t>
-      </w:r>
-      <w:proofErr w:type="spellStart"/>
-      <w:r>
-        <w:rPr>
-          <w:b/>
-          <w:sz w:val="21"/>
-          <w:lang w:val="es-MX"/>
-        </w:rPr>
-        <w:t>Sqlite</w:t>
-      </w:r>
-      <w:proofErr w:type="spellEnd"/>
-      <w:r>
-        <w:rPr>
-          <w:b/>
-          <w:sz w:val="21"/>
-          <w:lang w:val="es-MX"/>
-        </w:rPr>
-        <w:t xml:space="preserve"> </w:t>
+        <w:t xml:space="preserve">Parte B: Base Sqlite </w:t>
       </w:r>
     </w:p>
     <w:p>
@@ -1592,61 +1210,7 @@
           <w:sz w:val="22"/>
           <w:lang w:val="es-MX"/>
         </w:rPr>
-        <w:t xml:space="preserve">Crea </w:t>
-      </w:r>
-      <w:proofErr w:type="spellStart"/>
-      <w:r>
-        <w:rPr>
-          <w:rFonts w:ascii="Calibri" w:eastAsia="Calibri" w:hAnsi="Calibri" w:cs="Calibri"/>
-          <w:sz w:val="22"/>
-          <w:lang w:val="es-MX"/>
-        </w:rPr>
-        <w:t>lib</w:t>
-      </w:r>
-      <w:proofErr w:type="spellEnd"/>
-      <w:r>
-        <w:rPr>
-          <w:rFonts w:ascii="Calibri" w:eastAsia="Calibri" w:hAnsi="Calibri" w:cs="Calibri"/>
-          <w:sz w:val="22"/>
-          <w:lang w:val="es-MX"/>
-        </w:rPr>
-        <w:t>/</w:t>
-      </w:r>
-      <w:proofErr w:type="spellStart"/>
-      <w:r>
-        <w:rPr>
-          <w:rFonts w:ascii="Calibri" w:eastAsia="Calibri" w:hAnsi="Calibri" w:cs="Calibri"/>
-          <w:sz w:val="22"/>
-          <w:lang w:val="es-MX"/>
-        </w:rPr>
-        <w:t>database</w:t>
-      </w:r>
-      <w:proofErr w:type="spellEnd"/>
-      <w:r>
-        <w:rPr>
-          <w:rFonts w:ascii="Calibri" w:eastAsia="Calibri" w:hAnsi="Calibri" w:cs="Calibri"/>
-          <w:sz w:val="22"/>
-          <w:lang w:val="es-MX"/>
-        </w:rPr>
-        <w:t>/</w:t>
-      </w:r>
-      <w:proofErr w:type="spellStart"/>
-      <w:r>
-        <w:rPr>
-          <w:rFonts w:ascii="Calibri" w:eastAsia="Calibri" w:hAnsi="Calibri" w:cs="Calibri"/>
-          <w:sz w:val="22"/>
-          <w:lang w:val="es-MX"/>
-        </w:rPr>
-        <w:t>db.dart</w:t>
-      </w:r>
-      <w:proofErr w:type="spellEnd"/>
-      <w:r>
-        <w:rPr>
-          <w:rFonts w:ascii="Calibri" w:eastAsia="Calibri" w:hAnsi="Calibri" w:cs="Calibri"/>
-          <w:sz w:val="22"/>
-          <w:lang w:val="es-MX"/>
-        </w:rPr>
-        <w:t xml:space="preserve"> con una clase de acceso: </w:t>
+        <w:t xml:space="preserve">Crea lib/database/db.dart con una clase de acceso: </w:t>
       </w:r>
     </w:p>
     <w:tbl>
@@ -1691,79 +1255,8 @@
                 <w:color w:val="212121"/>
                 <w:sz w:val="16"/>
               </w:rPr>
-              <w:t>import '</w:t>
-            </w:r>
-            <w:proofErr w:type="spellStart"/>
-            <w:r>
-              <w:rPr>
-                <w:rFonts w:ascii="Consolas" w:eastAsia="Consolas" w:hAnsi="Consolas" w:cs="Consolas"/>
-                <w:color w:val="212121"/>
-                <w:sz w:val="16"/>
-              </w:rPr>
-              <w:t>package:path</w:t>
-            </w:r>
-            <w:proofErr w:type="spellEnd"/>
-            <w:r>
-              <w:rPr>
-                <w:rFonts w:ascii="Consolas" w:eastAsia="Consolas" w:hAnsi="Consolas" w:cs="Consolas"/>
-                <w:color w:val="212121"/>
-                <w:sz w:val="16"/>
-              </w:rPr>
-              <w:t>/</w:t>
-            </w:r>
-            <w:proofErr w:type="spellStart"/>
-            <w:r>
-              <w:rPr>
-                <w:rFonts w:ascii="Consolas" w:eastAsia="Consolas" w:hAnsi="Consolas" w:cs="Consolas"/>
-                <w:color w:val="212121"/>
-                <w:sz w:val="16"/>
-              </w:rPr>
-              <w:t>path.dart</w:t>
-            </w:r>
-            <w:proofErr w:type="spellEnd"/>
-            <w:r>
-              <w:rPr>
-                <w:rFonts w:ascii="Consolas" w:eastAsia="Consolas" w:hAnsi="Consolas" w:cs="Consolas"/>
-                <w:color w:val="212121"/>
-                <w:sz w:val="16"/>
-              </w:rPr>
-              <w:t>'; import '</w:t>
-            </w:r>
-            <w:proofErr w:type="spellStart"/>
-            <w:r>
-              <w:rPr>
-                <w:rFonts w:ascii="Consolas" w:eastAsia="Consolas" w:hAnsi="Consolas" w:cs="Consolas"/>
-                <w:color w:val="212121"/>
-                <w:sz w:val="16"/>
-              </w:rPr>
-              <w:t>package:sqflite</w:t>
-            </w:r>
-            <w:proofErr w:type="spellEnd"/>
-            <w:r>
-              <w:rPr>
-                <w:rFonts w:ascii="Consolas" w:eastAsia="Consolas" w:hAnsi="Consolas" w:cs="Consolas"/>
-                <w:color w:val="212121"/>
-                <w:sz w:val="16"/>
-              </w:rPr>
-              <w:t>/</w:t>
-            </w:r>
-            <w:proofErr w:type="spellStart"/>
-            <w:r>
-              <w:rPr>
-                <w:rFonts w:ascii="Consolas" w:eastAsia="Consolas" w:hAnsi="Consolas" w:cs="Consolas"/>
-                <w:color w:val="212121"/>
-                <w:sz w:val="16"/>
-              </w:rPr>
-              <w:t>sqflite.dart</w:t>
-            </w:r>
-            <w:proofErr w:type="spellEnd"/>
-            <w:r>
-              <w:rPr>
-                <w:rFonts w:ascii="Consolas" w:eastAsia="Consolas" w:hAnsi="Consolas" w:cs="Consolas"/>
-                <w:color w:val="212121"/>
-                <w:sz w:val="16"/>
-              </w:rPr>
-              <w:t xml:space="preserve">'; </w:t>
+              <w:lastRenderedPageBreak/>
+              <w:t xml:space="preserve">import 'package:path/path.dart'; import 'package:sqflite/sqflite.dart'; </w:t>
             </w:r>
           </w:p>
           <w:p>
@@ -1793,25 +1286,7 @@
                 <w:color w:val="212121"/>
                 <w:sz w:val="16"/>
               </w:rPr>
-              <w:t xml:space="preserve">  static Database? _</w:t>
-            </w:r>
-            <w:proofErr w:type="spellStart"/>
-            <w:r>
-              <w:rPr>
-                <w:rFonts w:ascii="Consolas" w:eastAsia="Consolas" w:hAnsi="Consolas" w:cs="Consolas"/>
-                <w:color w:val="212121"/>
-                <w:sz w:val="16"/>
-              </w:rPr>
-              <w:t>db</w:t>
-            </w:r>
-            <w:proofErr w:type="spellEnd"/>
-            <w:r>
-              <w:rPr>
-                <w:rFonts w:ascii="Consolas" w:eastAsia="Consolas" w:hAnsi="Consolas" w:cs="Consolas"/>
-                <w:color w:val="212121"/>
-                <w:sz w:val="16"/>
-              </w:rPr>
-              <w:t xml:space="preserve">; </w:t>
+              <w:t xml:space="preserve">  static Database? _db; </w:t>
             </w:r>
           </w:p>
           <w:p>
@@ -1841,43 +1316,7 @@
                 <w:color w:val="212121"/>
                 <w:sz w:val="16"/>
               </w:rPr>
-              <w:t xml:space="preserve">  static Future&lt;Database&gt; get database async {     if (_</w:t>
-            </w:r>
-            <w:proofErr w:type="spellStart"/>
-            <w:r>
-              <w:rPr>
-                <w:rFonts w:ascii="Consolas" w:eastAsia="Consolas" w:hAnsi="Consolas" w:cs="Consolas"/>
-                <w:color w:val="212121"/>
-                <w:sz w:val="16"/>
-              </w:rPr>
-              <w:t>db</w:t>
-            </w:r>
-            <w:proofErr w:type="spellEnd"/>
-            <w:r>
-              <w:rPr>
-                <w:rFonts w:ascii="Consolas" w:eastAsia="Consolas" w:hAnsi="Consolas" w:cs="Consolas"/>
-                <w:color w:val="212121"/>
-                <w:sz w:val="16"/>
-              </w:rPr>
-              <w:t xml:space="preserve"> != null) return _</w:t>
-            </w:r>
-            <w:proofErr w:type="spellStart"/>
-            <w:r>
-              <w:rPr>
-                <w:rFonts w:ascii="Consolas" w:eastAsia="Consolas" w:hAnsi="Consolas" w:cs="Consolas"/>
-                <w:color w:val="212121"/>
-                <w:sz w:val="16"/>
-              </w:rPr>
-              <w:t>db</w:t>
-            </w:r>
-            <w:proofErr w:type="spellEnd"/>
-            <w:r>
-              <w:rPr>
-                <w:rFonts w:ascii="Consolas" w:eastAsia="Consolas" w:hAnsi="Consolas" w:cs="Consolas"/>
-                <w:color w:val="212121"/>
-                <w:sz w:val="16"/>
-              </w:rPr>
-              <w:t xml:space="preserve">!; </w:t>
+              <w:t xml:space="preserve">  static Future&lt;Database&gt; get database async {     if (_db != null) return _db!; </w:t>
             </w:r>
           </w:p>
           <w:p>
@@ -1892,61 +1331,7 @@
                 <w:color w:val="212121"/>
                 <w:sz w:val="16"/>
               </w:rPr>
-              <w:t xml:space="preserve">    final </w:t>
-            </w:r>
-            <w:proofErr w:type="spellStart"/>
-            <w:r>
-              <w:rPr>
-                <w:rFonts w:ascii="Consolas" w:eastAsia="Consolas" w:hAnsi="Consolas" w:cs="Consolas"/>
-                <w:color w:val="212121"/>
-                <w:sz w:val="16"/>
-              </w:rPr>
-              <w:t>ruta</w:t>
-            </w:r>
-            <w:proofErr w:type="spellEnd"/>
-            <w:r>
-              <w:rPr>
-                <w:rFonts w:ascii="Consolas" w:eastAsia="Consolas" w:hAnsi="Consolas" w:cs="Consolas"/>
-                <w:color w:val="212121"/>
-                <w:sz w:val="16"/>
-              </w:rPr>
-              <w:t xml:space="preserve"> = join(await </w:t>
-            </w:r>
-            <w:proofErr w:type="spellStart"/>
-            <w:r>
-              <w:rPr>
-                <w:rFonts w:ascii="Consolas" w:eastAsia="Consolas" w:hAnsi="Consolas" w:cs="Consolas"/>
-                <w:color w:val="212121"/>
-                <w:sz w:val="16"/>
-              </w:rPr>
-              <w:t>getDatabasesPath</w:t>
-            </w:r>
-            <w:proofErr w:type="spellEnd"/>
-            <w:r>
-              <w:rPr>
-                <w:rFonts w:ascii="Consolas" w:eastAsia="Consolas" w:hAnsi="Consolas" w:cs="Consolas"/>
-                <w:color w:val="212121"/>
-                <w:sz w:val="16"/>
-              </w:rPr>
-              <w:t>(), '</w:t>
-            </w:r>
-            <w:proofErr w:type="spellStart"/>
-            <w:r>
-              <w:rPr>
-                <w:rFonts w:ascii="Consolas" w:eastAsia="Consolas" w:hAnsi="Consolas" w:cs="Consolas"/>
-                <w:color w:val="212121"/>
-                <w:sz w:val="16"/>
-              </w:rPr>
-              <w:t>notas.db</w:t>
-            </w:r>
-            <w:proofErr w:type="spellEnd"/>
-            <w:r>
-              <w:rPr>
-                <w:rFonts w:ascii="Consolas" w:eastAsia="Consolas" w:hAnsi="Consolas" w:cs="Consolas"/>
-                <w:color w:val="212121"/>
-                <w:sz w:val="16"/>
-              </w:rPr>
-              <w:t xml:space="preserve">'); </w:t>
+              <w:t xml:space="preserve">    final ruta = join(await getDatabasesPath(), 'notas.db'); </w:t>
             </w:r>
           </w:p>
           <w:p>
@@ -1961,61 +1346,7 @@
                 <w:color w:val="212121"/>
                 <w:sz w:val="16"/>
               </w:rPr>
-              <w:t xml:space="preserve">    _</w:t>
-            </w:r>
-            <w:proofErr w:type="spellStart"/>
-            <w:r>
-              <w:rPr>
-                <w:rFonts w:ascii="Consolas" w:eastAsia="Consolas" w:hAnsi="Consolas" w:cs="Consolas"/>
-                <w:color w:val="212121"/>
-                <w:sz w:val="16"/>
-              </w:rPr>
-              <w:t>db</w:t>
-            </w:r>
-            <w:proofErr w:type="spellEnd"/>
-            <w:r>
-              <w:rPr>
-                <w:rFonts w:ascii="Consolas" w:eastAsia="Consolas" w:hAnsi="Consolas" w:cs="Consolas"/>
-                <w:color w:val="212121"/>
-                <w:sz w:val="16"/>
-              </w:rPr>
-              <w:t xml:space="preserve"> = await </w:t>
-            </w:r>
-            <w:proofErr w:type="spellStart"/>
-            <w:r>
-              <w:rPr>
-                <w:rFonts w:ascii="Consolas" w:eastAsia="Consolas" w:hAnsi="Consolas" w:cs="Consolas"/>
-                <w:color w:val="212121"/>
-                <w:sz w:val="16"/>
-              </w:rPr>
-              <w:t>openDatabase</w:t>
-            </w:r>
-            <w:proofErr w:type="spellEnd"/>
-            <w:r>
-              <w:rPr>
-                <w:rFonts w:ascii="Consolas" w:eastAsia="Consolas" w:hAnsi="Consolas" w:cs="Consolas"/>
-                <w:color w:val="212121"/>
-                <w:sz w:val="16"/>
-              </w:rPr>
-              <w:t xml:space="preserve">(       </w:t>
-            </w:r>
-            <w:proofErr w:type="spellStart"/>
-            <w:r>
-              <w:rPr>
-                <w:rFonts w:ascii="Consolas" w:eastAsia="Consolas" w:hAnsi="Consolas" w:cs="Consolas"/>
-                <w:color w:val="212121"/>
-                <w:sz w:val="16"/>
-              </w:rPr>
-              <w:t>ruta</w:t>
-            </w:r>
-            <w:proofErr w:type="spellEnd"/>
-            <w:r>
-              <w:rPr>
-                <w:rFonts w:ascii="Consolas" w:eastAsia="Consolas" w:hAnsi="Consolas" w:cs="Consolas"/>
-                <w:color w:val="212121"/>
-                <w:sz w:val="16"/>
-              </w:rPr>
-              <w:t xml:space="preserve">,       version: 1, </w:t>
+              <w:t xml:space="preserve">    _db = await openDatabase(       ruta,       version: 1, </w:t>
             </w:r>
           </w:p>
           <w:p>
@@ -2030,61 +1361,7 @@
                 <w:color w:val="212121"/>
                 <w:sz w:val="16"/>
               </w:rPr>
-              <w:t xml:space="preserve">      </w:t>
-            </w:r>
-            <w:proofErr w:type="spellStart"/>
-            <w:r>
-              <w:rPr>
-                <w:rFonts w:ascii="Consolas" w:eastAsia="Consolas" w:hAnsi="Consolas" w:cs="Consolas"/>
-                <w:color w:val="212121"/>
-                <w:sz w:val="16"/>
-              </w:rPr>
-              <w:t>onCreate</w:t>
-            </w:r>
-            <w:proofErr w:type="spellEnd"/>
-            <w:r>
-              <w:rPr>
-                <w:rFonts w:ascii="Consolas" w:eastAsia="Consolas" w:hAnsi="Consolas" w:cs="Consolas"/>
-                <w:color w:val="212121"/>
-                <w:sz w:val="16"/>
-              </w:rPr>
-              <w:t>: (</w:t>
-            </w:r>
-            <w:proofErr w:type="spellStart"/>
-            <w:r>
-              <w:rPr>
-                <w:rFonts w:ascii="Consolas" w:eastAsia="Consolas" w:hAnsi="Consolas" w:cs="Consolas"/>
-                <w:color w:val="212121"/>
-                <w:sz w:val="16"/>
-              </w:rPr>
-              <w:t>db</w:t>
-            </w:r>
-            <w:proofErr w:type="spellEnd"/>
-            <w:r>
-              <w:rPr>
-                <w:rFonts w:ascii="Consolas" w:eastAsia="Consolas" w:hAnsi="Consolas" w:cs="Consolas"/>
-                <w:color w:val="212121"/>
-                <w:sz w:val="16"/>
-              </w:rPr>
-              <w:t xml:space="preserve">, version) =&gt; </w:t>
-            </w:r>
-            <w:proofErr w:type="spellStart"/>
-            <w:r>
-              <w:rPr>
-                <w:rFonts w:ascii="Consolas" w:eastAsia="Consolas" w:hAnsi="Consolas" w:cs="Consolas"/>
-                <w:color w:val="212121"/>
-                <w:sz w:val="16"/>
-              </w:rPr>
-              <w:t>db.execute</w:t>
-            </w:r>
-            <w:proofErr w:type="spellEnd"/>
-            <w:r>
-              <w:rPr>
-                <w:rFonts w:ascii="Consolas" w:eastAsia="Consolas" w:hAnsi="Consolas" w:cs="Consolas"/>
-                <w:color w:val="212121"/>
-                <w:sz w:val="16"/>
-              </w:rPr>
-              <w:t xml:space="preserve">( </w:t>
+              <w:t xml:space="preserve">      onCreate: (db, version) =&gt; db.execute( </w:t>
             </w:r>
           </w:p>
           <w:p>
@@ -2099,61 +1376,7 @@
                 <w:color w:val="212121"/>
                 <w:sz w:val="16"/>
               </w:rPr>
-              <w:t xml:space="preserve">        'CREATE TABLE </w:t>
-            </w:r>
-            <w:proofErr w:type="spellStart"/>
-            <w:r>
-              <w:rPr>
-                <w:rFonts w:ascii="Consolas" w:eastAsia="Consolas" w:hAnsi="Consolas" w:cs="Consolas"/>
-                <w:color w:val="212121"/>
-                <w:sz w:val="16"/>
-              </w:rPr>
-              <w:t>notas</w:t>
-            </w:r>
-            <w:proofErr w:type="spellEnd"/>
-            <w:r>
-              <w:rPr>
-                <w:rFonts w:ascii="Consolas" w:eastAsia="Consolas" w:hAnsi="Consolas" w:cs="Consolas"/>
-                <w:color w:val="212121"/>
-                <w:sz w:val="16"/>
-              </w:rPr>
-              <w:t xml:space="preserve">(id INTEGER PRIMARY KEY AUTOINCREMENT, </w:t>
-            </w:r>
-            <w:proofErr w:type="spellStart"/>
-            <w:r>
-              <w:rPr>
-                <w:rFonts w:ascii="Consolas" w:eastAsia="Consolas" w:hAnsi="Consolas" w:cs="Consolas"/>
-                <w:color w:val="212121"/>
-                <w:sz w:val="16"/>
-              </w:rPr>
-              <w:t>titulo</w:t>
-            </w:r>
-            <w:proofErr w:type="spellEnd"/>
-            <w:r>
-              <w:rPr>
-                <w:rFonts w:ascii="Consolas" w:eastAsia="Consolas" w:hAnsi="Consolas" w:cs="Consolas"/>
-                <w:color w:val="212121"/>
-                <w:sz w:val="16"/>
-              </w:rPr>
-              <w:t xml:space="preserve"> TEXT, </w:t>
-            </w:r>
-            <w:proofErr w:type="spellStart"/>
-            <w:r>
-              <w:rPr>
-                <w:rFonts w:ascii="Consolas" w:eastAsia="Consolas" w:hAnsi="Consolas" w:cs="Consolas"/>
-                <w:color w:val="212121"/>
-                <w:sz w:val="16"/>
-              </w:rPr>
-              <w:t>contenido</w:t>
-            </w:r>
-            <w:proofErr w:type="spellEnd"/>
-            <w:r>
-              <w:rPr>
-                <w:rFonts w:ascii="Consolas" w:eastAsia="Consolas" w:hAnsi="Consolas" w:cs="Consolas"/>
-                <w:color w:val="212121"/>
-                <w:sz w:val="16"/>
-              </w:rPr>
-              <w:t xml:space="preserve"> </w:t>
+              <w:t xml:space="preserve">        'CREATE TABLE notas(id INTEGER PRIMARY KEY AUTOINCREMENT, titulo TEXT, contenido </w:t>
             </w:r>
           </w:p>
           <w:p>
@@ -2198,25 +1421,7 @@
                 <w:color w:val="212121"/>
                 <w:sz w:val="16"/>
               </w:rPr>
-              <w:t xml:space="preserve">    return _</w:t>
-            </w:r>
-            <w:proofErr w:type="spellStart"/>
-            <w:r>
-              <w:rPr>
-                <w:rFonts w:ascii="Consolas" w:eastAsia="Consolas" w:hAnsi="Consolas" w:cs="Consolas"/>
-                <w:color w:val="212121"/>
-                <w:sz w:val="16"/>
-              </w:rPr>
-              <w:t>db</w:t>
-            </w:r>
-            <w:proofErr w:type="spellEnd"/>
-            <w:r>
-              <w:rPr>
-                <w:rFonts w:ascii="Consolas" w:eastAsia="Consolas" w:hAnsi="Consolas" w:cs="Consolas"/>
-                <w:color w:val="212121"/>
-                <w:sz w:val="16"/>
-              </w:rPr>
-              <w:t xml:space="preserve">!; </w:t>
+              <w:t xml:space="preserve">    return _db!; </w:t>
             </w:r>
           </w:p>
           <w:p>
@@ -2246,79 +1451,7 @@
                 <w:color w:val="212121"/>
                 <w:sz w:val="16"/>
               </w:rPr>
-              <w:t xml:space="preserve">  static Future&lt;int&gt; </w:t>
-            </w:r>
-            <w:proofErr w:type="spellStart"/>
-            <w:r>
-              <w:rPr>
-                <w:rFonts w:ascii="Consolas" w:eastAsia="Consolas" w:hAnsi="Consolas" w:cs="Consolas"/>
-                <w:color w:val="212121"/>
-                <w:sz w:val="16"/>
-              </w:rPr>
-              <w:t>insertar</w:t>
-            </w:r>
-            <w:proofErr w:type="spellEnd"/>
-            <w:r>
-              <w:rPr>
-                <w:rFonts w:ascii="Consolas" w:eastAsia="Consolas" w:hAnsi="Consolas" w:cs="Consolas"/>
-                <w:color w:val="212121"/>
-                <w:sz w:val="16"/>
-              </w:rPr>
-              <w:t xml:space="preserve">(String </w:t>
-            </w:r>
-            <w:proofErr w:type="spellStart"/>
-            <w:r>
-              <w:rPr>
-                <w:rFonts w:ascii="Consolas" w:eastAsia="Consolas" w:hAnsi="Consolas" w:cs="Consolas"/>
-                <w:color w:val="212121"/>
-                <w:sz w:val="16"/>
-              </w:rPr>
-              <w:t>titulo</w:t>
-            </w:r>
-            <w:proofErr w:type="spellEnd"/>
-            <w:r>
-              <w:rPr>
-                <w:rFonts w:ascii="Consolas" w:eastAsia="Consolas" w:hAnsi="Consolas" w:cs="Consolas"/>
-                <w:color w:val="212121"/>
-                <w:sz w:val="16"/>
-              </w:rPr>
-              <w:t xml:space="preserve">, String </w:t>
-            </w:r>
-            <w:proofErr w:type="spellStart"/>
-            <w:r>
-              <w:rPr>
-                <w:rFonts w:ascii="Consolas" w:eastAsia="Consolas" w:hAnsi="Consolas" w:cs="Consolas"/>
-                <w:color w:val="212121"/>
-                <w:sz w:val="16"/>
-              </w:rPr>
-              <w:t>contenido</w:t>
-            </w:r>
-            <w:proofErr w:type="spellEnd"/>
-            <w:r>
-              <w:rPr>
-                <w:rFonts w:ascii="Consolas" w:eastAsia="Consolas" w:hAnsi="Consolas" w:cs="Consolas"/>
-                <w:color w:val="212121"/>
-                <w:sz w:val="16"/>
-              </w:rPr>
-              <w:t xml:space="preserve">) async {     final </w:t>
-            </w:r>
-            <w:proofErr w:type="spellStart"/>
-            <w:r>
-              <w:rPr>
-                <w:rFonts w:ascii="Consolas" w:eastAsia="Consolas" w:hAnsi="Consolas" w:cs="Consolas"/>
-                <w:color w:val="212121"/>
-                <w:sz w:val="16"/>
-              </w:rPr>
-              <w:t>db</w:t>
-            </w:r>
-            <w:proofErr w:type="spellEnd"/>
-            <w:r>
-              <w:rPr>
-                <w:rFonts w:ascii="Consolas" w:eastAsia="Consolas" w:hAnsi="Consolas" w:cs="Consolas"/>
-                <w:color w:val="212121"/>
-                <w:sz w:val="16"/>
-              </w:rPr>
-              <w:t xml:space="preserve"> = await database; </w:t>
+              <w:t xml:space="preserve">  static Future&lt;int&gt; insertar(String titulo, String contenido) async {     final db = await database; </w:t>
             </w:r>
           </w:p>
           <w:p>
@@ -2338,7 +1471,6 @@
               </w:rPr>
               <w:t xml:space="preserve">    </w:t>
             </w:r>
-            <w:proofErr w:type="spellStart"/>
             <w:r>
               <w:rPr>
                 <w:rFonts w:ascii="Consolas" w:eastAsia="Consolas" w:hAnsi="Consolas" w:cs="Consolas"/>
@@ -2346,77 +1478,7 @@
                 <w:sz w:val="16"/>
                 <w:lang w:val="es-MX"/>
               </w:rPr>
-              <w:t>return</w:t>
-            </w:r>
-            <w:proofErr w:type="spellEnd"/>
-            <w:r>
-              <w:rPr>
-                <w:rFonts w:ascii="Consolas" w:eastAsia="Consolas" w:hAnsi="Consolas" w:cs="Consolas"/>
-                <w:color w:val="212121"/>
-                <w:sz w:val="16"/>
-                <w:lang w:val="es-MX"/>
-              </w:rPr>
-              <w:t xml:space="preserve"> </w:t>
-            </w:r>
-            <w:proofErr w:type="spellStart"/>
-            <w:r>
-              <w:rPr>
-                <w:rFonts w:ascii="Consolas" w:eastAsia="Consolas" w:hAnsi="Consolas" w:cs="Consolas"/>
-                <w:color w:val="212121"/>
-                <w:sz w:val="16"/>
-                <w:lang w:val="es-MX"/>
-              </w:rPr>
-              <w:t>db.insert</w:t>
-            </w:r>
-            <w:proofErr w:type="spellEnd"/>
-            <w:r>
-              <w:rPr>
-                <w:rFonts w:ascii="Consolas" w:eastAsia="Consolas" w:hAnsi="Consolas" w:cs="Consolas"/>
-                <w:color w:val="212121"/>
-                <w:sz w:val="16"/>
-                <w:lang w:val="es-MX"/>
-              </w:rPr>
-              <w:t>('notas', {'</w:t>
-            </w:r>
-            <w:proofErr w:type="spellStart"/>
-            <w:r>
-              <w:rPr>
-                <w:rFonts w:ascii="Consolas" w:eastAsia="Consolas" w:hAnsi="Consolas" w:cs="Consolas"/>
-                <w:color w:val="212121"/>
-                <w:sz w:val="16"/>
-                <w:lang w:val="es-MX"/>
-              </w:rPr>
-              <w:t>titulo':titulo</w:t>
-            </w:r>
-            <w:proofErr w:type="spellEnd"/>
-            <w:r>
-              <w:rPr>
-                <w:rFonts w:ascii="Consolas" w:eastAsia="Consolas" w:hAnsi="Consolas" w:cs="Consolas"/>
-                <w:color w:val="212121"/>
-                <w:sz w:val="16"/>
-                <w:lang w:val="es-MX"/>
-              </w:rPr>
-              <w:t>, '</w:t>
-            </w:r>
-            <w:proofErr w:type="spellStart"/>
-            <w:r>
-              <w:rPr>
-                <w:rFonts w:ascii="Consolas" w:eastAsia="Consolas" w:hAnsi="Consolas" w:cs="Consolas"/>
-                <w:color w:val="212121"/>
-                <w:sz w:val="16"/>
-                <w:lang w:val="es-MX"/>
-              </w:rPr>
-              <w:t>contenido':contenido</w:t>
-            </w:r>
-            <w:proofErr w:type="spellEnd"/>
-            <w:r>
-              <w:rPr>
-                <w:rFonts w:ascii="Consolas" w:eastAsia="Consolas" w:hAnsi="Consolas" w:cs="Consolas"/>
-                <w:color w:val="212121"/>
-                <w:sz w:val="16"/>
-                <w:lang w:val="es-MX"/>
-              </w:rPr>
-              <w:t xml:space="preserve">});   }  </w:t>
+              <w:t xml:space="preserve">return db.insert('notas', {'titulo':titulo, 'contenido':contenido});   }  </w:t>
             </w:r>
           </w:p>
           <w:p>
@@ -2440,61 +1502,7 @@
                 <w:color w:val="212121"/>
                 <w:sz w:val="16"/>
               </w:rPr>
-              <w:t>static Future&lt;List&lt;Map&lt;</w:t>
-            </w:r>
-            <w:proofErr w:type="spellStart"/>
-            <w:r>
-              <w:rPr>
-                <w:rFonts w:ascii="Consolas" w:eastAsia="Consolas" w:hAnsi="Consolas" w:cs="Consolas"/>
-                <w:color w:val="212121"/>
-                <w:sz w:val="16"/>
-              </w:rPr>
-              <w:t>String,dynamic</w:t>
-            </w:r>
-            <w:proofErr w:type="spellEnd"/>
-            <w:r>
-              <w:rPr>
-                <w:rFonts w:ascii="Consolas" w:eastAsia="Consolas" w:hAnsi="Consolas" w:cs="Consolas"/>
-                <w:color w:val="212121"/>
-                <w:sz w:val="16"/>
-              </w:rPr>
-              <w:t xml:space="preserve">&gt;&gt;&gt; </w:t>
-            </w:r>
-            <w:proofErr w:type="spellStart"/>
-            <w:r>
-              <w:rPr>
-                <w:rFonts w:ascii="Consolas" w:eastAsia="Consolas" w:hAnsi="Consolas" w:cs="Consolas"/>
-                <w:color w:val="212121"/>
-                <w:sz w:val="16"/>
-              </w:rPr>
-              <w:t>listar</w:t>
-            </w:r>
-            <w:proofErr w:type="spellEnd"/>
-            <w:r>
-              <w:rPr>
-                <w:rFonts w:ascii="Consolas" w:eastAsia="Consolas" w:hAnsi="Consolas" w:cs="Consolas"/>
-                <w:color w:val="212121"/>
-                <w:sz w:val="16"/>
-              </w:rPr>
-              <w:t xml:space="preserve">() async {     final </w:t>
-            </w:r>
-            <w:proofErr w:type="spellStart"/>
-            <w:r>
-              <w:rPr>
-                <w:rFonts w:ascii="Consolas" w:eastAsia="Consolas" w:hAnsi="Consolas" w:cs="Consolas"/>
-                <w:color w:val="212121"/>
-                <w:sz w:val="16"/>
-              </w:rPr>
-              <w:t>db</w:t>
-            </w:r>
-            <w:proofErr w:type="spellEnd"/>
-            <w:r>
-              <w:rPr>
-                <w:rFonts w:ascii="Consolas" w:eastAsia="Consolas" w:hAnsi="Consolas" w:cs="Consolas"/>
-                <w:color w:val="212121"/>
-                <w:sz w:val="16"/>
-              </w:rPr>
-              <w:t xml:space="preserve"> = await database; </w:t>
+              <w:t xml:space="preserve">static Future&lt;List&lt;Map&lt;String,dynamic&gt;&gt;&gt; listar() async {     final db = await database; </w:t>
             </w:r>
           </w:p>
           <w:p>
@@ -2509,61 +1517,7 @@
                 <w:color w:val="212121"/>
                 <w:sz w:val="16"/>
               </w:rPr>
-              <w:t xml:space="preserve">    return </w:t>
-            </w:r>
-            <w:proofErr w:type="spellStart"/>
-            <w:r>
-              <w:rPr>
-                <w:rFonts w:ascii="Consolas" w:eastAsia="Consolas" w:hAnsi="Consolas" w:cs="Consolas"/>
-                <w:color w:val="212121"/>
-                <w:sz w:val="16"/>
-              </w:rPr>
-              <w:t>db.query</w:t>
-            </w:r>
-            <w:proofErr w:type="spellEnd"/>
-            <w:r>
-              <w:rPr>
-                <w:rFonts w:ascii="Consolas" w:eastAsia="Consolas" w:hAnsi="Consolas" w:cs="Consolas"/>
-                <w:color w:val="212121"/>
-                <w:sz w:val="16"/>
-              </w:rPr>
-              <w:t>('</w:t>
-            </w:r>
-            <w:proofErr w:type="spellStart"/>
-            <w:r>
-              <w:rPr>
-                <w:rFonts w:ascii="Consolas" w:eastAsia="Consolas" w:hAnsi="Consolas" w:cs="Consolas"/>
-                <w:color w:val="212121"/>
-                <w:sz w:val="16"/>
-              </w:rPr>
-              <w:t>notas</w:t>
-            </w:r>
-            <w:proofErr w:type="spellEnd"/>
-            <w:r>
-              <w:rPr>
-                <w:rFonts w:ascii="Consolas" w:eastAsia="Consolas" w:hAnsi="Consolas" w:cs="Consolas"/>
-                <w:color w:val="212121"/>
-                <w:sz w:val="16"/>
-              </w:rPr>
-              <w:t xml:space="preserve">', </w:t>
-            </w:r>
-            <w:proofErr w:type="spellStart"/>
-            <w:r>
-              <w:rPr>
-                <w:rFonts w:ascii="Consolas" w:eastAsia="Consolas" w:hAnsi="Consolas" w:cs="Consolas"/>
-                <w:color w:val="212121"/>
-                <w:sz w:val="16"/>
-              </w:rPr>
-              <w:t>orderBy</w:t>
-            </w:r>
-            <w:proofErr w:type="spellEnd"/>
-            <w:r>
-              <w:rPr>
-                <w:rFonts w:ascii="Consolas" w:eastAsia="Consolas" w:hAnsi="Consolas" w:cs="Consolas"/>
-                <w:color w:val="212121"/>
-                <w:sz w:val="16"/>
-              </w:rPr>
-              <w:t xml:space="preserve">:'id DESC'); </w:t>
+              <w:t xml:space="preserve">    return db.query('notas', orderBy:'id DESC'); </w:t>
             </w:r>
           </w:p>
           <w:p>
@@ -2578,115 +1532,7 @@
                 <w:color w:val="212121"/>
                 <w:sz w:val="16"/>
               </w:rPr>
-              <w:t xml:space="preserve">  }    static Future&lt;int&gt; </w:t>
-            </w:r>
-            <w:proofErr w:type="spellStart"/>
-            <w:r>
-              <w:rPr>
-                <w:rFonts w:ascii="Consolas" w:eastAsia="Consolas" w:hAnsi="Consolas" w:cs="Consolas"/>
-                <w:color w:val="212121"/>
-                <w:sz w:val="16"/>
-              </w:rPr>
-              <w:t>actualizar</w:t>
-            </w:r>
-            <w:proofErr w:type="spellEnd"/>
-            <w:r>
-              <w:rPr>
-                <w:rFonts w:ascii="Consolas" w:eastAsia="Consolas" w:hAnsi="Consolas" w:cs="Consolas"/>
-                <w:color w:val="212121"/>
-                <w:sz w:val="16"/>
-              </w:rPr>
-              <w:t xml:space="preserve">(int id, String </w:t>
-            </w:r>
-            <w:proofErr w:type="spellStart"/>
-            <w:r>
-              <w:rPr>
-                <w:rFonts w:ascii="Consolas" w:eastAsia="Consolas" w:hAnsi="Consolas" w:cs="Consolas"/>
-                <w:color w:val="212121"/>
-                <w:sz w:val="16"/>
-              </w:rPr>
-              <w:t>titulo</w:t>
-            </w:r>
-            <w:proofErr w:type="spellEnd"/>
-            <w:r>
-              <w:rPr>
-                <w:rFonts w:ascii="Consolas" w:eastAsia="Consolas" w:hAnsi="Consolas" w:cs="Consolas"/>
-                <w:color w:val="212121"/>
-                <w:sz w:val="16"/>
-              </w:rPr>
-              <w:t xml:space="preserve">, String </w:t>
-            </w:r>
-            <w:proofErr w:type="spellStart"/>
-            <w:r>
-              <w:rPr>
-                <w:rFonts w:ascii="Consolas" w:eastAsia="Consolas" w:hAnsi="Consolas" w:cs="Consolas"/>
-                <w:color w:val="212121"/>
-                <w:sz w:val="16"/>
-              </w:rPr>
-              <w:t>contenido</w:t>
-            </w:r>
-            <w:proofErr w:type="spellEnd"/>
-            <w:r>
-              <w:rPr>
-                <w:rFonts w:ascii="Consolas" w:eastAsia="Consolas" w:hAnsi="Consolas" w:cs="Consolas"/>
-                <w:color w:val="212121"/>
-                <w:sz w:val="16"/>
-              </w:rPr>
-              <w:t xml:space="preserve">) async {     final </w:t>
-            </w:r>
-            <w:proofErr w:type="spellStart"/>
-            <w:r>
-              <w:rPr>
-                <w:rFonts w:ascii="Consolas" w:eastAsia="Consolas" w:hAnsi="Consolas" w:cs="Consolas"/>
-                <w:color w:val="212121"/>
-                <w:sz w:val="16"/>
-              </w:rPr>
-              <w:t>db</w:t>
-            </w:r>
-            <w:proofErr w:type="spellEnd"/>
-            <w:r>
-              <w:rPr>
-                <w:rFonts w:ascii="Consolas" w:eastAsia="Consolas" w:hAnsi="Consolas" w:cs="Consolas"/>
-                <w:color w:val="212121"/>
-                <w:sz w:val="16"/>
-              </w:rPr>
-              <w:t xml:space="preserve"> = await database;     return </w:t>
-            </w:r>
-            <w:proofErr w:type="spellStart"/>
-            <w:r>
-              <w:rPr>
-                <w:rFonts w:ascii="Consolas" w:eastAsia="Consolas" w:hAnsi="Consolas" w:cs="Consolas"/>
-                <w:color w:val="212121"/>
-                <w:sz w:val="16"/>
-              </w:rPr>
-              <w:t>db.update</w:t>
-            </w:r>
-            <w:proofErr w:type="spellEnd"/>
-            <w:r>
-              <w:rPr>
-                <w:rFonts w:ascii="Consolas" w:eastAsia="Consolas" w:hAnsi="Consolas" w:cs="Consolas"/>
-                <w:color w:val="212121"/>
-                <w:sz w:val="16"/>
-              </w:rPr>
-              <w:t>('</w:t>
-            </w:r>
-            <w:proofErr w:type="spellStart"/>
-            <w:r>
-              <w:rPr>
-                <w:rFonts w:ascii="Consolas" w:eastAsia="Consolas" w:hAnsi="Consolas" w:cs="Consolas"/>
-                <w:color w:val="212121"/>
-                <w:sz w:val="16"/>
-              </w:rPr>
-              <w:t>notas</w:t>
-            </w:r>
-            <w:proofErr w:type="spellEnd"/>
-            <w:r>
-              <w:rPr>
-                <w:rFonts w:ascii="Consolas" w:eastAsia="Consolas" w:hAnsi="Consolas" w:cs="Consolas"/>
-                <w:color w:val="212121"/>
-                <w:sz w:val="16"/>
-              </w:rPr>
-              <w:t xml:space="preserve">', </w:t>
+              <w:t xml:space="preserve">  }    static Future&lt;int&gt; actualizar(int id, String titulo, String contenido) async {     final db = await database;     return db.update('notas', </w:t>
             </w:r>
           </w:p>
           <w:p>
@@ -2701,133 +1547,7 @@
                 <w:color w:val="212121"/>
                 <w:sz w:val="16"/>
               </w:rPr>
-              <w:t xml:space="preserve">      {'</w:t>
-            </w:r>
-            <w:proofErr w:type="spellStart"/>
-            <w:r>
-              <w:rPr>
-                <w:rFonts w:ascii="Consolas" w:eastAsia="Consolas" w:hAnsi="Consolas" w:cs="Consolas"/>
-                <w:color w:val="212121"/>
-                <w:sz w:val="16"/>
-              </w:rPr>
-              <w:t>titulo</w:t>
-            </w:r>
-            <w:proofErr w:type="spellEnd"/>
-            <w:r>
-              <w:rPr>
-                <w:rFonts w:ascii="Consolas" w:eastAsia="Consolas" w:hAnsi="Consolas" w:cs="Consolas"/>
-                <w:color w:val="212121"/>
-                <w:sz w:val="16"/>
-              </w:rPr>
-              <w:t>':</w:t>
-            </w:r>
-            <w:proofErr w:type="spellStart"/>
-            <w:r>
-              <w:rPr>
-                <w:rFonts w:ascii="Consolas" w:eastAsia="Consolas" w:hAnsi="Consolas" w:cs="Consolas"/>
-                <w:color w:val="212121"/>
-                <w:sz w:val="16"/>
-              </w:rPr>
-              <w:t>titulo</w:t>
-            </w:r>
-            <w:proofErr w:type="spellEnd"/>
-            <w:r>
-              <w:rPr>
-                <w:rFonts w:ascii="Consolas" w:eastAsia="Consolas" w:hAnsi="Consolas" w:cs="Consolas"/>
-                <w:color w:val="212121"/>
-                <w:sz w:val="16"/>
-              </w:rPr>
-              <w:t>,'</w:t>
-            </w:r>
-            <w:proofErr w:type="spellStart"/>
-            <w:r>
-              <w:rPr>
-                <w:rFonts w:ascii="Consolas" w:eastAsia="Consolas" w:hAnsi="Consolas" w:cs="Consolas"/>
-                <w:color w:val="212121"/>
-                <w:sz w:val="16"/>
-              </w:rPr>
-              <w:t>contenido</w:t>
-            </w:r>
-            <w:proofErr w:type="spellEnd"/>
-            <w:r>
-              <w:rPr>
-                <w:rFonts w:ascii="Consolas" w:eastAsia="Consolas" w:hAnsi="Consolas" w:cs="Consolas"/>
-                <w:color w:val="212121"/>
-                <w:sz w:val="16"/>
-              </w:rPr>
-              <w:t>':</w:t>
-            </w:r>
-            <w:proofErr w:type="spellStart"/>
-            <w:r>
-              <w:rPr>
-                <w:rFonts w:ascii="Consolas" w:eastAsia="Consolas" w:hAnsi="Consolas" w:cs="Consolas"/>
-                <w:color w:val="212121"/>
-                <w:sz w:val="16"/>
-              </w:rPr>
-              <w:t>contenido</w:t>
-            </w:r>
-            <w:proofErr w:type="spellEnd"/>
-            <w:r>
-              <w:rPr>
-                <w:rFonts w:ascii="Consolas" w:eastAsia="Consolas" w:hAnsi="Consolas" w:cs="Consolas"/>
-                <w:color w:val="212121"/>
-                <w:sz w:val="16"/>
-              </w:rPr>
-              <w:t xml:space="preserve">},       </w:t>
-            </w:r>
-            <w:proofErr w:type="spellStart"/>
-            <w:r>
-              <w:rPr>
-                <w:rFonts w:ascii="Consolas" w:eastAsia="Consolas" w:hAnsi="Consolas" w:cs="Consolas"/>
-                <w:color w:val="212121"/>
-                <w:sz w:val="16"/>
-              </w:rPr>
-              <w:t>where:'id</w:t>
-            </w:r>
-            <w:proofErr w:type="spellEnd"/>
-            <w:r>
-              <w:rPr>
-                <w:rFonts w:ascii="Consolas" w:eastAsia="Consolas" w:hAnsi="Consolas" w:cs="Consolas"/>
-                <w:color w:val="212121"/>
-                <w:sz w:val="16"/>
-              </w:rPr>
-              <w:t xml:space="preserve">=?', </w:t>
-            </w:r>
-            <w:proofErr w:type="spellStart"/>
-            <w:r>
-              <w:rPr>
-                <w:rFonts w:ascii="Consolas" w:eastAsia="Consolas" w:hAnsi="Consolas" w:cs="Consolas"/>
-                <w:color w:val="212121"/>
-                <w:sz w:val="16"/>
-              </w:rPr>
-              <w:t>whereArgs</w:t>
-            </w:r>
-            <w:proofErr w:type="spellEnd"/>
-            <w:r>
-              <w:rPr>
-                <w:rFonts w:ascii="Consolas" w:eastAsia="Consolas" w:hAnsi="Consolas" w:cs="Consolas"/>
-                <w:color w:val="212121"/>
-                <w:sz w:val="16"/>
-              </w:rPr>
-              <w:t xml:space="preserve">:[id]);   }    static Future&lt;int&gt; eliminar(int id) async {     final </w:t>
-            </w:r>
-            <w:proofErr w:type="spellStart"/>
-            <w:r>
-              <w:rPr>
-                <w:rFonts w:ascii="Consolas" w:eastAsia="Consolas" w:hAnsi="Consolas" w:cs="Consolas"/>
-                <w:color w:val="212121"/>
-                <w:sz w:val="16"/>
-              </w:rPr>
-              <w:t>db</w:t>
-            </w:r>
-            <w:proofErr w:type="spellEnd"/>
-            <w:r>
-              <w:rPr>
-                <w:rFonts w:ascii="Consolas" w:eastAsia="Consolas" w:hAnsi="Consolas" w:cs="Consolas"/>
-                <w:color w:val="212121"/>
-                <w:sz w:val="16"/>
-              </w:rPr>
-              <w:t xml:space="preserve"> = await database; </w:t>
+              <w:t xml:space="preserve">      {'titulo':titulo,'contenido':contenido},       where:'id=?', whereArgs:[id]);   }    static Future&lt;int&gt; eliminar(int id) async {     final db = await database; </w:t>
             </w:r>
           </w:p>
           <w:p>
@@ -2842,79 +1562,7 @@
                 <w:color w:val="212121"/>
                 <w:sz w:val="16"/>
               </w:rPr>
-              <w:t xml:space="preserve">    return </w:t>
-            </w:r>
-            <w:proofErr w:type="spellStart"/>
-            <w:r>
-              <w:rPr>
-                <w:rFonts w:ascii="Consolas" w:eastAsia="Consolas" w:hAnsi="Consolas" w:cs="Consolas"/>
-                <w:color w:val="212121"/>
-                <w:sz w:val="16"/>
-              </w:rPr>
-              <w:t>db.delete</w:t>
-            </w:r>
-            <w:proofErr w:type="spellEnd"/>
-            <w:r>
-              <w:rPr>
-                <w:rFonts w:ascii="Consolas" w:eastAsia="Consolas" w:hAnsi="Consolas" w:cs="Consolas"/>
-                <w:color w:val="212121"/>
-                <w:sz w:val="16"/>
-              </w:rPr>
-              <w:t>('</w:t>
-            </w:r>
-            <w:proofErr w:type="spellStart"/>
-            <w:r>
-              <w:rPr>
-                <w:rFonts w:ascii="Consolas" w:eastAsia="Consolas" w:hAnsi="Consolas" w:cs="Consolas"/>
-                <w:color w:val="212121"/>
-                <w:sz w:val="16"/>
-              </w:rPr>
-              <w:t>notas</w:t>
-            </w:r>
-            <w:proofErr w:type="spellEnd"/>
-            <w:r>
-              <w:rPr>
-                <w:rFonts w:ascii="Consolas" w:eastAsia="Consolas" w:hAnsi="Consolas" w:cs="Consolas"/>
-                <w:color w:val="212121"/>
-                <w:sz w:val="16"/>
-              </w:rPr>
-              <w:t xml:space="preserve">', </w:t>
-            </w:r>
-            <w:proofErr w:type="spellStart"/>
-            <w:r>
-              <w:rPr>
-                <w:rFonts w:ascii="Consolas" w:eastAsia="Consolas" w:hAnsi="Consolas" w:cs="Consolas"/>
-                <w:color w:val="212121"/>
-                <w:sz w:val="16"/>
-              </w:rPr>
-              <w:t>where:'id</w:t>
-            </w:r>
-            <w:proofErr w:type="spellEnd"/>
-            <w:r>
-              <w:rPr>
-                <w:rFonts w:ascii="Consolas" w:eastAsia="Consolas" w:hAnsi="Consolas" w:cs="Consolas"/>
-                <w:color w:val="212121"/>
-                <w:sz w:val="16"/>
-              </w:rPr>
-              <w:t xml:space="preserve">=?', </w:t>
-            </w:r>
-            <w:proofErr w:type="spellStart"/>
-            <w:r>
-              <w:rPr>
-                <w:rFonts w:ascii="Consolas" w:eastAsia="Consolas" w:hAnsi="Consolas" w:cs="Consolas"/>
-                <w:color w:val="212121"/>
-                <w:sz w:val="16"/>
-              </w:rPr>
-              <w:t>whereArgs</w:t>
-            </w:r>
-            <w:proofErr w:type="spellEnd"/>
-            <w:r>
-              <w:rPr>
-                <w:rFonts w:ascii="Consolas" w:eastAsia="Consolas" w:hAnsi="Consolas" w:cs="Consolas"/>
-                <w:color w:val="212121"/>
-                <w:sz w:val="16"/>
-              </w:rPr>
-              <w:t xml:space="preserve">:[id]);   } </w:t>
+              <w:t xml:space="preserve">    return db.delete('notas', where:'id=?', whereArgs:[id]);   } </w:t>
             </w:r>
           </w:p>
           <w:p>
@@ -2947,33 +1595,11 @@
           <w:b/>
         </w:rPr>
       </w:pPr>
-      <w:proofErr w:type="spellStart"/>
-      <w:r>
-        <w:rPr>
-          <w:b/>
-        </w:rPr>
-        <w:t>Actividad</w:t>
-      </w:r>
-      <w:proofErr w:type="spellEnd"/>
-      <w:r>
-        <w:rPr>
-          <w:b/>
-        </w:rPr>
-        <w:t xml:space="preserve"> </w:t>
-      </w:r>
-      <w:proofErr w:type="spellStart"/>
-      <w:r>
-        <w:rPr>
-          <w:b/>
-        </w:rPr>
-        <w:t>Guiada</w:t>
-      </w:r>
-      <w:proofErr w:type="spellEnd"/>
-      <w:r>
-        <w:rPr>
-          <w:b/>
-        </w:rPr>
-        <w:t xml:space="preserve"> </w:t>
+      <w:r>
+        <w:rPr>
+          <w:b/>
+        </w:rPr>
+        <w:t xml:space="preserve">Actividad Guiada </w:t>
       </w:r>
     </w:p>
     <w:p>
@@ -2991,21 +1617,7 @@
         <w:rPr>
           <w:lang w:val="es-MX"/>
         </w:rPr>
-        <w:t xml:space="preserve">Construye una pantalla con dos </w:t>
-      </w:r>
-      <w:proofErr w:type="spellStart"/>
-      <w:r>
-        <w:rPr>
-          <w:lang w:val="es-MX"/>
-        </w:rPr>
-        <w:t>TextField</w:t>
-      </w:r>
-      <w:proofErr w:type="spellEnd"/>
-      <w:r>
-        <w:rPr>
-          <w:lang w:val="es-MX"/>
-        </w:rPr>
-        <w:t xml:space="preserve"> y botones Guardar/Actualizar. </w:t>
+        <w:t xml:space="preserve">Construye una pantalla con dos TextField y botones Guardar/Actualizar. </w:t>
       </w:r>
     </w:p>
     <w:p>
@@ -3023,35 +1635,7 @@
         <w:rPr>
           <w:lang w:val="es-MX"/>
         </w:rPr>
-        <w:t xml:space="preserve">Muestra </w:t>
-      </w:r>
-      <w:proofErr w:type="spellStart"/>
-      <w:r>
-        <w:rPr>
-          <w:lang w:val="es-MX"/>
-        </w:rPr>
-        <w:t>DB.listar</w:t>
-      </w:r>
-      <w:proofErr w:type="spellEnd"/>
-      <w:r>
-        <w:rPr>
-          <w:lang w:val="es-MX"/>
-        </w:rPr>
-        <w:t xml:space="preserve">() en </w:t>
-      </w:r>
-      <w:proofErr w:type="spellStart"/>
-      <w:r>
-        <w:rPr>
-          <w:lang w:val="es-MX"/>
-        </w:rPr>
-        <w:t>ListView</w:t>
-      </w:r>
-      <w:proofErr w:type="spellEnd"/>
-      <w:r>
-        <w:rPr>
-          <w:lang w:val="es-MX"/>
-        </w:rPr>
-        <w:t xml:space="preserve">. </w:t>
+        <w:t xml:space="preserve">Muestra DB.listar() en ListView. </w:t>
       </w:r>
     </w:p>
     <w:p>
@@ -3105,21 +1689,7 @@
         <w:rPr>
           <w:lang w:val="es-MX"/>
         </w:rPr>
-        <w:t xml:space="preserve">Guarda con </w:t>
-      </w:r>
-      <w:proofErr w:type="spellStart"/>
-      <w:r>
-        <w:rPr>
-          <w:lang w:val="es-MX"/>
-        </w:rPr>
-        <w:t>SharedPreferences</w:t>
-      </w:r>
-      <w:proofErr w:type="spellEnd"/>
-      <w:r>
-        <w:rPr>
-          <w:lang w:val="es-MX"/>
-        </w:rPr>
-        <w:t xml:space="preserve"> el nombre del usuario y muéstralo al iniciar. </w:t>
+        <w:t xml:space="preserve">Guarda con SharedPreferences el nombre del usuario y muéstralo al iniciar. </w:t>
       </w:r>
     </w:p>
     <w:p>
@@ -3156,21 +1726,7 @@
         <w:rPr>
           <w:lang w:val="es-MX"/>
         </w:rPr>
-        <w:t xml:space="preserve">Diseña una bandera </w:t>
-      </w:r>
-      <w:proofErr w:type="spellStart"/>
-      <w:r>
-        <w:rPr>
-          <w:lang w:val="es-MX"/>
-        </w:rPr>
-        <w:t>pendiente_sincronizar</w:t>
-      </w:r>
-      <w:proofErr w:type="spellEnd"/>
-      <w:r>
-        <w:rPr>
-          <w:lang w:val="es-MX"/>
-        </w:rPr>
-        <w:t xml:space="preserve"> para discutir cómo identificar cambios locales aún no enviados a un servidor. </w:t>
+        <w:t xml:space="preserve">Diseña una bandera pendiente_sincronizar para discutir cómo identificar cambios locales aún no enviados a un servidor. </w:t>
       </w:r>
     </w:p>
     <w:p>
@@ -3233,15 +1789,7 @@
         <w:ind w:right="0"/>
       </w:pPr>
       <w:r>
-        <w:t xml:space="preserve">El CRUD local </w:t>
-      </w:r>
-      <w:proofErr w:type="spellStart"/>
-      <w:r>
-        <w:t>funciona</w:t>
-      </w:r>
-      <w:proofErr w:type="spellEnd"/>
-      <w:r>
-        <w:t xml:space="preserve"> </w:t>
+        <w:t xml:space="preserve">El CRUD local funciona </w:t>
       </w:r>
     </w:p>
     <w:p>
@@ -3299,23 +1847,8 @@
           <w:b/>
           <w:lang w:val="es-MX"/>
         </w:rPr>
-        <w:t xml:space="preserve">Entrega en </w:t>
-      </w:r>
-      <w:proofErr w:type="spellStart"/>
-      <w:r>
-        <w:rPr>
-          <w:b/>
-          <w:lang w:val="es-MX"/>
-        </w:rPr>
-        <w:t>Github</w:t>
-      </w:r>
-      <w:proofErr w:type="spellEnd"/>
-      <w:r>
-        <w:rPr>
-          <w:b/>
-          <w:lang w:val="es-MX"/>
-        </w:rPr>
-        <w:t xml:space="preserve"> </w:t>
+        <w:lastRenderedPageBreak/>
+        <w:t xml:space="preserve">Entrega en Github </w:t>
       </w:r>
     </w:p>
     <w:p>
@@ -3330,49 +1863,7 @@
         <w:rPr>
           <w:lang w:val="es-MX"/>
         </w:rPr>
-        <w:t xml:space="preserve">La práctica 6 debe publicarse en la rama practica-06-persistencia. Antes de editar, el equipo debe partir de </w:t>
-      </w:r>
-      <w:proofErr w:type="spellStart"/>
-      <w:r>
-        <w:rPr>
-          <w:lang w:val="es-MX"/>
-        </w:rPr>
-        <w:t>develop</w:t>
-      </w:r>
-      <w:proofErr w:type="spellEnd"/>
-      <w:r>
-        <w:rPr>
-          <w:lang w:val="es-MX"/>
-        </w:rPr>
-        <w:t xml:space="preserve"> actualizado. No deben subirse .</w:t>
-      </w:r>
-      <w:proofErr w:type="spellStart"/>
-      <w:r>
-        <w:rPr>
-          <w:lang w:val="es-MX"/>
-        </w:rPr>
-        <w:t>dart_tool</w:t>
-      </w:r>
-      <w:proofErr w:type="spellEnd"/>
-      <w:r>
-        <w:rPr>
-          <w:lang w:val="es-MX"/>
-        </w:rPr>
-        <w:t xml:space="preserve">, </w:t>
-      </w:r>
-      <w:proofErr w:type="spellStart"/>
-      <w:r>
-        <w:rPr>
-          <w:lang w:val="es-MX"/>
-        </w:rPr>
-        <w:t>build</w:t>
-      </w:r>
-      <w:proofErr w:type="spellEnd"/>
-      <w:r>
-        <w:rPr>
-          <w:lang w:val="es-MX"/>
-        </w:rPr>
-        <w:t xml:space="preserve">, credenciales, llaves ni archivos generados. </w:t>
+        <w:t xml:space="preserve">La práctica 6 debe publicarse en la rama practica-06-persistencia. Antes de editar, el equipo debe partir de develop actualizado. No deben subirse .dart_tool, build, credenciales, llaves ni archivos generados. </w:t>
       </w:r>
     </w:p>
     <w:tbl>
@@ -3432,61 +1923,7 @@
                 <w:color w:val="212121"/>
                 <w:sz w:val="16"/>
               </w:rPr>
-              <w:t xml:space="preserve">git checkout -b practica-06-persistencia # </w:t>
-            </w:r>
-            <w:proofErr w:type="spellStart"/>
-            <w:r>
-              <w:rPr>
-                <w:rFonts w:ascii="Consolas" w:eastAsia="Consolas" w:hAnsi="Consolas" w:cs="Consolas"/>
-                <w:color w:val="212121"/>
-                <w:sz w:val="16"/>
-              </w:rPr>
-              <w:t>desarrollar</w:t>
-            </w:r>
-            <w:proofErr w:type="spellEnd"/>
-            <w:r>
-              <w:rPr>
-                <w:rFonts w:ascii="Consolas" w:eastAsia="Consolas" w:hAnsi="Consolas" w:cs="Consolas"/>
-                <w:color w:val="212121"/>
-                <w:sz w:val="16"/>
-              </w:rPr>
-              <w:t xml:space="preserve"> y </w:t>
-            </w:r>
-            <w:proofErr w:type="spellStart"/>
-            <w:r>
-              <w:rPr>
-                <w:rFonts w:ascii="Consolas" w:eastAsia="Consolas" w:hAnsi="Consolas" w:cs="Consolas"/>
-                <w:color w:val="212121"/>
-                <w:sz w:val="16"/>
-              </w:rPr>
-              <w:t>comprobar</w:t>
-            </w:r>
-            <w:proofErr w:type="spellEnd"/>
-            <w:r>
-              <w:rPr>
-                <w:rFonts w:ascii="Consolas" w:eastAsia="Consolas" w:hAnsi="Consolas" w:cs="Consolas"/>
-                <w:color w:val="212121"/>
-                <w:sz w:val="16"/>
-              </w:rPr>
-              <w:t xml:space="preserve"> la </w:t>
-            </w:r>
-            <w:proofErr w:type="spellStart"/>
-            <w:r>
-              <w:rPr>
-                <w:rFonts w:ascii="Consolas" w:eastAsia="Consolas" w:hAnsi="Consolas" w:cs="Consolas"/>
-                <w:color w:val="212121"/>
-                <w:sz w:val="16"/>
-              </w:rPr>
-              <w:t>práctica</w:t>
-            </w:r>
-            <w:proofErr w:type="spellEnd"/>
-            <w:r>
-              <w:rPr>
-                <w:rFonts w:ascii="Consolas" w:eastAsia="Consolas" w:hAnsi="Consolas" w:cs="Consolas"/>
-                <w:color w:val="212121"/>
-                <w:sz w:val="16"/>
-              </w:rPr>
-              <w:t xml:space="preserve"> dart format . flutter analyze flutter test git add . </w:t>
+              <w:t xml:space="preserve">git checkout -b practica-06-persistencia # desarrollar y comprobar la práctica dart format . flutter analyze flutter test git add . </w:t>
             </w:r>
           </w:p>
           <w:p>
@@ -3519,49 +1956,7 @@
         <w:rPr>
           <w:lang w:val="es-MX"/>
         </w:rPr>
-        <w:t xml:space="preserve">Después del push, crear una </w:t>
-      </w:r>
-      <w:proofErr w:type="spellStart"/>
-      <w:r>
-        <w:rPr>
-          <w:lang w:val="es-MX"/>
-        </w:rPr>
-        <w:t>pull</w:t>
-      </w:r>
-      <w:proofErr w:type="spellEnd"/>
-      <w:r>
-        <w:rPr>
-          <w:lang w:val="es-MX"/>
-        </w:rPr>
-        <w:t xml:space="preserve"> </w:t>
-      </w:r>
-      <w:proofErr w:type="spellStart"/>
-      <w:r>
-        <w:rPr>
-          <w:lang w:val="es-MX"/>
-        </w:rPr>
-        <w:t>request</w:t>
-      </w:r>
-      <w:proofErr w:type="spellEnd"/>
-      <w:r>
-        <w:rPr>
-          <w:lang w:val="es-MX"/>
-        </w:rPr>
-        <w:t xml:space="preserve"> hacia </w:t>
-      </w:r>
-      <w:proofErr w:type="spellStart"/>
-      <w:r>
-        <w:rPr>
-          <w:lang w:val="es-MX"/>
-        </w:rPr>
-        <w:t>develop</w:t>
-      </w:r>
-      <w:proofErr w:type="spellEnd"/>
-      <w:r>
-        <w:rPr>
-          <w:lang w:val="es-MX"/>
-        </w:rPr>
-        <w:t xml:space="preserve">. Incluir en la descripción: propósito, funciones agregadas, pasos para ejecutar, pruebas realizadas, capturas y problemas pendientes. </w:t>
+        <w:t xml:space="preserve">Después del push, crear una pull request hacia develop. Incluir en la descripción: propósito, funciones agregadas, pasos para ejecutar, pruebas realizadas, capturas y problemas pendientes. </w:t>
       </w:r>
     </w:p>
     <w:tbl>
@@ -3601,34 +1996,14 @@
               <w:ind w:right="0" w:firstLine="0"/>
               <w:jc w:val="center"/>
             </w:pPr>
-            <w:proofErr w:type="spellStart"/>
             <w:r>
               <w:rPr>
                 <w:b/>
                 <w:color w:val="FFFFFF"/>
                 <w:sz w:val="17"/>
               </w:rPr>
-              <w:t>Evidencia</w:t>
+              <w:t>Evidencia de entrega</w:t>
             </w:r>
-            <w:proofErr w:type="spellEnd"/>
-            <w:r>
-              <w:rPr>
-                <w:b/>
-                <w:color w:val="FFFFFF"/>
-                <w:sz w:val="17"/>
-              </w:rPr>
-              <w:t xml:space="preserve"> de </w:t>
-            </w:r>
-            <w:proofErr w:type="spellStart"/>
-            <w:r>
-              <w:rPr>
-                <w:b/>
-                <w:color w:val="FFFFFF"/>
-                <w:sz w:val="17"/>
-              </w:rPr>
-              <w:t>entrega</w:t>
-            </w:r>
-            <w:proofErr w:type="spellEnd"/>
             <w:r>
               <w:rPr>
                 <w:rFonts w:ascii="Calibri" w:eastAsia="Calibri" w:hAnsi="Calibri" w:cs="Calibri"/>
@@ -3655,7 +2030,6 @@
               <w:ind w:left="0" w:right="0" w:firstLine="0"/>
               <w:jc w:val="left"/>
             </w:pPr>
-            <w:proofErr w:type="spellStart"/>
             <w:r>
               <w:rPr>
                 <w:b/>
@@ -3664,7 +2038,6 @@
               </w:rPr>
               <w:t>Requisito</w:t>
             </w:r>
-            <w:proofErr w:type="spellEnd"/>
             <w:r>
               <w:rPr>
                 <w:rFonts w:ascii="Calibri" w:eastAsia="Calibri" w:hAnsi="Calibri" w:cs="Calibri"/>
@@ -3700,16 +2073,8 @@
               <w:rPr>
                 <w:sz w:val="17"/>
               </w:rPr>
-              <w:t xml:space="preserve">Código </w:t>
+              <w:t>Código fuente</w:t>
             </w:r>
-            <w:proofErr w:type="spellStart"/>
-            <w:r>
-              <w:rPr>
-                <w:sz w:val="17"/>
-              </w:rPr>
-              <w:t>fuente</w:t>
-            </w:r>
-            <w:proofErr w:type="spellEnd"/>
             <w:r>
               <w:rPr>
                 <w:rFonts w:ascii="Calibri" w:eastAsia="Calibri" w:hAnsi="Calibri" w:cs="Calibri"/>
@@ -3856,21 +2221,7 @@
               <w:rPr>
                 <w:sz w:val="17"/>
               </w:rPr>
-              <w:t>docs/</w:t>
-            </w:r>
-            <w:proofErr w:type="spellStart"/>
-            <w:r>
-              <w:rPr>
-                <w:sz w:val="17"/>
-              </w:rPr>
-              <w:t>evidencias</w:t>
-            </w:r>
-            <w:proofErr w:type="spellEnd"/>
-            <w:r>
-              <w:rPr>
-                <w:sz w:val="17"/>
-              </w:rPr>
-              <w:t>/practica-06/</w:t>
+              <w:t>docs/evidencias/practica-06/</w:t>
             </w:r>
             <w:r>
               <w:rPr>
@@ -3940,14 +2291,12 @@
               <w:ind w:left="11" w:right="0" w:firstLine="0"/>
               <w:jc w:val="center"/>
             </w:pPr>
-            <w:proofErr w:type="spellStart"/>
             <w:r>
               <w:rPr>
                 <w:sz w:val="17"/>
               </w:rPr>
               <w:t>Pruebas</w:t>
             </w:r>
-            <w:proofErr w:type="spellEnd"/>
             <w:r>
               <w:rPr>
                 <w:rFonts w:ascii="Calibri" w:eastAsia="Calibri" w:hAnsi="Calibri" w:cs="Calibri"/>
@@ -3982,55 +2331,7 @@
                 <w:sz w:val="17"/>
                 <w:lang w:val="es-MX"/>
               </w:rPr>
-              <w:t xml:space="preserve">Resultado de </w:t>
-            </w:r>
-            <w:proofErr w:type="spellStart"/>
-            <w:r>
-              <w:rPr>
-                <w:sz w:val="17"/>
-                <w:lang w:val="es-MX"/>
-              </w:rPr>
-              <w:t>flutter</w:t>
-            </w:r>
-            <w:proofErr w:type="spellEnd"/>
-            <w:r>
-              <w:rPr>
-                <w:sz w:val="17"/>
-                <w:lang w:val="es-MX"/>
-              </w:rPr>
-              <w:t xml:space="preserve"> </w:t>
-            </w:r>
-            <w:proofErr w:type="spellStart"/>
-            <w:r>
-              <w:rPr>
-                <w:sz w:val="17"/>
-                <w:lang w:val="es-MX"/>
-              </w:rPr>
-              <w:t>analyze</w:t>
-            </w:r>
-            <w:proofErr w:type="spellEnd"/>
-            <w:r>
-              <w:rPr>
-                <w:sz w:val="17"/>
-                <w:lang w:val="es-MX"/>
-              </w:rPr>
-              <w:t xml:space="preserve">, </w:t>
-            </w:r>
-            <w:proofErr w:type="spellStart"/>
-            <w:r>
-              <w:rPr>
-                <w:sz w:val="17"/>
-                <w:lang w:val="es-MX"/>
-              </w:rPr>
-              <w:t>flutter</w:t>
-            </w:r>
-            <w:proofErr w:type="spellEnd"/>
-            <w:r>
-              <w:rPr>
-                <w:sz w:val="17"/>
-                <w:lang w:val="es-MX"/>
-              </w:rPr>
-              <w:t xml:space="preserve"> test y casos manuales</w:t>
+              <w:t>Resultado de flutter analyze, flutter test y casos manuales</w:t>
             </w:r>
             <w:r>
               <w:rPr>
@@ -4064,34 +2365,14 @@
               <w:ind w:right="0" w:firstLine="0"/>
               <w:jc w:val="center"/>
             </w:pPr>
-            <w:proofErr w:type="spellStart"/>
             <w:r>
               <w:rPr>
                 <w:b/>
                 <w:color w:val="FFFFFF"/>
                 <w:sz w:val="17"/>
               </w:rPr>
-              <w:t>Evidencia</w:t>
+              <w:t>Evidencia de entrega</w:t>
             </w:r>
-            <w:proofErr w:type="spellEnd"/>
-            <w:r>
-              <w:rPr>
-                <w:b/>
-                <w:color w:val="FFFFFF"/>
-                <w:sz w:val="17"/>
-              </w:rPr>
-              <w:t xml:space="preserve"> de </w:t>
-            </w:r>
-            <w:proofErr w:type="spellStart"/>
-            <w:r>
-              <w:rPr>
-                <w:b/>
-                <w:color w:val="FFFFFF"/>
-                <w:sz w:val="17"/>
-              </w:rPr>
-              <w:t>entrega</w:t>
-            </w:r>
-            <w:proofErr w:type="spellEnd"/>
             <w:r>
               <w:rPr>
                 <w:rFonts w:ascii="Calibri" w:eastAsia="Calibri" w:hAnsi="Calibri" w:cs="Calibri"/>
@@ -4118,7 +2399,6 @@
               <w:ind w:left="0" w:right="0" w:firstLine="0"/>
               <w:jc w:val="left"/>
             </w:pPr>
-            <w:proofErr w:type="spellStart"/>
             <w:r>
               <w:rPr>
                 <w:b/>
@@ -4127,7 +2407,6 @@
               </w:rPr>
               <w:t>Requisito</w:t>
             </w:r>
-            <w:proofErr w:type="spellEnd"/>
             <w:r>
               <w:rPr>
                 <w:rFonts w:ascii="Calibri" w:eastAsia="Calibri" w:hAnsi="Calibri" w:cs="Calibri"/>
@@ -4200,21 +2479,7 @@
               <w:rPr>
                 <w:sz w:val="17"/>
               </w:rPr>
-              <w:t xml:space="preserve">URL de pull request </w:t>
-            </w:r>
-            <w:proofErr w:type="spellStart"/>
-            <w:r>
-              <w:rPr>
-                <w:sz w:val="17"/>
-              </w:rPr>
-              <w:t>y</w:t>
-            </w:r>
-            <w:proofErr w:type="spellEnd"/>
-            <w:r>
-              <w:rPr>
-                <w:sz w:val="17"/>
-              </w:rPr>
-              <w:t xml:space="preserve"> URL del commit final</w:t>
+              <w:t>URL de pull request y URL del commit final</w:t>
             </w:r>
             <w:r>
               <w:rPr>
@@ -4253,21 +2518,7 @@
         <w:rPr>
           <w:lang w:val="es-MX"/>
         </w:rPr>
-        <w:t xml:space="preserve">Condición de entrega: si el enlace no permite acceder a la versión solicitada o el código no corresponde al </w:t>
-      </w:r>
-      <w:proofErr w:type="spellStart"/>
-      <w:r>
-        <w:rPr>
-          <w:lang w:val="es-MX"/>
-        </w:rPr>
-        <w:t>commit</w:t>
-      </w:r>
-      <w:proofErr w:type="spellEnd"/>
-      <w:r>
-        <w:rPr>
-          <w:lang w:val="es-MX"/>
-        </w:rPr>
-        <w:t xml:space="preserve"> indicado, la práctica queda sin evidencia verificable hasta que se corrija dentro del plazo autorizado. </w:t>
+        <w:t xml:space="preserve">Condición de entrega: si el enlace no permite acceder a la versión solicitada o el código no corresponde al commit indicado, la práctica queda sin evidencia verificable hasta que se corrija dentro del plazo autorizado. </w:t>
       </w:r>
     </w:p>
     <w:p>
@@ -4288,6 +2539,7 @@
           <w:b/>
           <w:lang w:val="es-MX"/>
         </w:rPr>
+        <w:lastRenderedPageBreak/>
         <w:t xml:space="preserve">- EVALUACIÓN Y RESULTADOS </w:t>
       </w:r>
     </w:p>
@@ -4328,35 +2580,7 @@
         <w:rPr>
           <w:bCs/>
         </w:rPr>
-        <w:t xml:space="preserve">flutter pub add </w:t>
-      </w:r>
-      <w:proofErr w:type="spellStart"/>
-      <w:r>
-        <w:rPr>
-          <w:bCs/>
-        </w:rPr>
-        <w:t>shared_preferences</w:t>
-      </w:r>
-      <w:proofErr w:type="spellEnd"/>
-      <w:r>
-        <w:rPr>
-          <w:bCs/>
-        </w:rPr>
-        <w:t xml:space="preserve"> </w:t>
-      </w:r>
-      <w:proofErr w:type="spellStart"/>
-      <w:r>
-        <w:rPr>
-          <w:bCs/>
-        </w:rPr>
-        <w:t>sqflite</w:t>
-      </w:r>
-      <w:proofErr w:type="spellEnd"/>
-      <w:r>
-        <w:rPr>
-          <w:bCs/>
-        </w:rPr>
-        <w:t xml:space="preserve"> path</w:t>
+        <w:t>flutter pub add shared_preferences sqflite path</w:t>
       </w:r>
     </w:p>
     <w:p>
@@ -4375,16 +2599,8 @@
         <w:rPr>
           <w:bCs/>
         </w:rPr>
-        <w:t xml:space="preserve">flutter pub add </w:t>
-      </w:r>
-      <w:proofErr w:type="spellStart"/>
-      <w:r>
-        <w:rPr>
-          <w:bCs/>
-        </w:rPr>
-        <w:t>sqflite_common_ffi</w:t>
-      </w:r>
-      <w:proofErr w:type="spellEnd"/>
+        <w:t>flutter pub add sqflite_common_ffi</w:t>
+      </w:r>
     </w:p>
     <w:p>
       <w:pPr>
@@ -4402,16 +2618,8 @@
         <w:rPr>
           <w:bCs/>
         </w:rPr>
-        <w:t xml:space="preserve">flutter pub add </w:t>
-      </w:r>
-      <w:proofErr w:type="spellStart"/>
-      <w:r>
-        <w:rPr>
-          <w:bCs/>
-        </w:rPr>
-        <w:t>sqflite_common_ffi_web</w:t>
-      </w:r>
-      <w:proofErr w:type="spellEnd"/>
+        <w:t>flutter pub add sqflite_common_ffi_web</w:t>
+      </w:r>
     </w:p>
     <w:p>
       <w:pPr>
@@ -4431,23 +2639,7 @@
           <w:bCs/>
           <w:lang w:val="es-MX"/>
         </w:rPr>
-        <w:t xml:space="preserve">Debido a que la aplicación se ejecutó en Chrome, también se configuró el soporte de SQLite para </w:t>
-      </w:r>
-      <w:proofErr w:type="spellStart"/>
-      <w:r>
-        <w:rPr>
-          <w:bCs/>
-          <w:lang w:val="es-MX"/>
-        </w:rPr>
-        <w:t>Flutter</w:t>
-      </w:r>
-      <w:proofErr w:type="spellEnd"/>
-      <w:r>
-        <w:rPr>
-          <w:bCs/>
-          <w:lang w:val="es-MX"/>
-        </w:rPr>
-        <w:t xml:space="preserve"> Web.</w:t>
+        <w:t>Debido a que la aplicación se ejecutó en Chrome, también se configuró el soporte de SQLite para Flutter Web.</w:t>
       </w:r>
     </w:p>
     <w:p>
@@ -4507,21 +2699,12 @@
           <w:lang w:val="es-MX"/>
         </w:rPr>
       </w:pPr>
-      <w:proofErr w:type="spellStart"/>
-      <w:r>
-        <w:rPr>
-          <w:bCs/>
-          <w:lang w:val="es-MX"/>
-        </w:rPr>
-        <w:t>lib</w:t>
-      </w:r>
-      <w:proofErr w:type="spellEnd"/>
-      <w:r>
-        <w:rPr>
-          <w:bCs/>
-          <w:lang w:val="es-MX"/>
-        </w:rPr>
-        <w:t>/</w:t>
+      <w:r>
+        <w:rPr>
+          <w:bCs/>
+          <w:lang w:val="es-MX"/>
+        </w:rPr>
+        <w:t>lib/</w:t>
       </w:r>
     </w:p>
     <w:p>
@@ -4542,23 +2725,7 @@
           <w:bCs/>
           <w:lang w:val="es-MX"/>
         </w:rPr>
-        <w:t xml:space="preserve">├── </w:t>
-      </w:r>
-      <w:proofErr w:type="spellStart"/>
-      <w:r>
-        <w:rPr>
-          <w:bCs/>
-          <w:lang w:val="es-MX"/>
-        </w:rPr>
-        <w:t>database</w:t>
-      </w:r>
-      <w:proofErr w:type="spellEnd"/>
-      <w:r>
-        <w:rPr>
-          <w:bCs/>
-          <w:lang w:val="es-MX"/>
-        </w:rPr>
-        <w:t>/</w:t>
+        <w:t>├── database/</w:t>
       </w:r>
     </w:p>
     <w:p>
@@ -4579,17 +2746,8 @@
           <w:bCs/>
           <w:lang w:val="es-MX"/>
         </w:rPr>
-        <w:t xml:space="preserve">│   └── </w:t>
-      </w:r>
-      <w:proofErr w:type="spellStart"/>
-      <w:r>
-        <w:rPr>
-          <w:bCs/>
-          <w:lang w:val="es-MX"/>
-        </w:rPr>
-        <w:t>db.dart</w:t>
-      </w:r>
-      <w:proofErr w:type="spellEnd"/>
+        <w:t>│   └── db.dart</w:t>
+      </w:r>
     </w:p>
     <w:p>
       <w:pPr>
@@ -4609,23 +2767,7 @@
           <w:bCs/>
           <w:lang w:val="es-MX"/>
         </w:rPr>
-        <w:t xml:space="preserve">├── </w:t>
-      </w:r>
-      <w:proofErr w:type="spellStart"/>
-      <w:r>
-        <w:rPr>
-          <w:bCs/>
-          <w:lang w:val="es-MX"/>
-        </w:rPr>
-        <w:t>services</w:t>
-      </w:r>
-      <w:proofErr w:type="spellEnd"/>
-      <w:r>
-        <w:rPr>
-          <w:bCs/>
-          <w:lang w:val="es-MX"/>
-        </w:rPr>
-        <w:t>/</w:t>
+        <w:t>├── services/</w:t>
       </w:r>
     </w:p>
     <w:p>
@@ -4646,17 +2788,8 @@
           <w:bCs/>
           <w:lang w:val="es-MX"/>
         </w:rPr>
-        <w:t xml:space="preserve">│   └── </w:t>
-      </w:r>
-      <w:proofErr w:type="spellStart"/>
-      <w:r>
-        <w:rPr>
-          <w:bCs/>
-          <w:lang w:val="es-MX"/>
-        </w:rPr>
-        <w:t>preferencias_service.dart</w:t>
-      </w:r>
-      <w:proofErr w:type="spellEnd"/>
+        <w:t>│   └── preferencias_service.dart</w:t>
+      </w:r>
     </w:p>
     <w:p>
       <w:pPr>
@@ -4697,17 +2830,8 @@
           <w:bCs/>
           <w:lang w:val="es-MX"/>
         </w:rPr>
-        <w:t xml:space="preserve">│   └── </w:t>
-      </w:r>
-      <w:proofErr w:type="spellStart"/>
-      <w:r>
-        <w:rPr>
-          <w:bCs/>
-          <w:lang w:val="es-MX"/>
-        </w:rPr>
-        <w:t>notas_page.dart</w:t>
-      </w:r>
-      <w:proofErr w:type="spellEnd"/>
+        <w:t>│   └── notas_page.dart</w:t>
+      </w:r>
     </w:p>
     <w:p>
       <w:pPr>
@@ -4727,17 +2851,8 @@
           <w:bCs/>
           <w:lang w:val="es-MX"/>
         </w:rPr>
-        <w:t xml:space="preserve">└── </w:t>
-      </w:r>
-      <w:proofErr w:type="spellStart"/>
-      <w:r>
-        <w:rPr>
-          <w:bCs/>
-          <w:lang w:val="es-MX"/>
-        </w:rPr>
-        <w:t>main.dart</w:t>
-      </w:r>
-      <w:proofErr w:type="spellEnd"/>
+        <w:t>└── main.dart</w:t>
+      </w:r>
     </w:p>
     <w:p>
       <w:pPr>
@@ -4780,71 +2895,7 @@
           <w:bCs/>
           <w:lang w:val="es-MX"/>
         </w:rPr>
-        <w:t xml:space="preserve">En el archivo </w:t>
-      </w:r>
-      <w:proofErr w:type="spellStart"/>
-      <w:r>
-        <w:rPr>
-          <w:bCs/>
-          <w:lang w:val="es-MX"/>
-        </w:rPr>
-        <w:t>lib</w:t>
-      </w:r>
-      <w:proofErr w:type="spellEnd"/>
-      <w:r>
-        <w:rPr>
-          <w:bCs/>
-          <w:lang w:val="es-MX"/>
-        </w:rPr>
-        <w:t>/</w:t>
-      </w:r>
-      <w:proofErr w:type="spellStart"/>
-      <w:r>
-        <w:rPr>
-          <w:bCs/>
-          <w:lang w:val="es-MX"/>
-        </w:rPr>
-        <w:t>database</w:t>
-      </w:r>
-      <w:proofErr w:type="spellEnd"/>
-      <w:r>
-        <w:rPr>
-          <w:bCs/>
-          <w:lang w:val="es-MX"/>
-        </w:rPr>
-        <w:t>/</w:t>
-      </w:r>
-      <w:proofErr w:type="spellStart"/>
-      <w:r>
-        <w:rPr>
-          <w:bCs/>
-          <w:lang w:val="es-MX"/>
-        </w:rPr>
-        <w:t>db.dart</w:t>
-      </w:r>
-      <w:proofErr w:type="spellEnd"/>
-      <w:r>
-        <w:rPr>
-          <w:bCs/>
-          <w:lang w:val="es-MX"/>
-        </w:rPr>
-        <w:t xml:space="preserve"> se creó la clase DB, encargada de administrar la base de datos local denominada </w:t>
-      </w:r>
-      <w:proofErr w:type="spellStart"/>
-      <w:r>
-        <w:rPr>
-          <w:bCs/>
-          <w:lang w:val="es-MX"/>
-        </w:rPr>
-        <w:t>notas.db</w:t>
-      </w:r>
-      <w:proofErr w:type="spellEnd"/>
-      <w:r>
-        <w:rPr>
-          <w:bCs/>
-          <w:lang w:val="es-MX"/>
-        </w:rPr>
-        <w:t>.</w:t>
+        <w:t>En el archivo lib/database/db.dart se creó la clase DB, encargada de administrar la base de datos local denominada notas.db.</w:t>
       </w:r>
     </w:p>
     <w:p>
@@ -4890,23 +2941,7 @@
           <w:bCs/>
           <w:lang w:val="es-MX"/>
         </w:rPr>
-        <w:t xml:space="preserve">id: identificador único y </w:t>
-      </w:r>
-      <w:proofErr w:type="spellStart"/>
-      <w:r>
-        <w:rPr>
-          <w:bCs/>
-          <w:lang w:val="es-MX"/>
-        </w:rPr>
-        <w:t>autoincremental</w:t>
-      </w:r>
-      <w:proofErr w:type="spellEnd"/>
-      <w:r>
-        <w:rPr>
-          <w:bCs/>
-          <w:lang w:val="es-MX"/>
-        </w:rPr>
-        <w:t>.</w:t>
+        <w:t>id: identificador único y autoincremental.</w:t>
       </w:r>
     </w:p>
     <w:p>
@@ -4926,21 +2961,12 @@
           <w:lang w:val="es-MX"/>
         </w:rPr>
       </w:pPr>
-      <w:proofErr w:type="spellStart"/>
-      <w:r>
-        <w:rPr>
-          <w:bCs/>
-          <w:lang w:val="es-MX"/>
-        </w:rPr>
-        <w:t>titulo</w:t>
-      </w:r>
-      <w:proofErr w:type="spellEnd"/>
-      <w:r>
-        <w:rPr>
-          <w:bCs/>
-          <w:lang w:val="es-MX"/>
-        </w:rPr>
-        <w:t>: título de la nota.</w:t>
+      <w:r>
+        <w:rPr>
+          <w:bCs/>
+          <w:lang w:val="es-MX"/>
+        </w:rPr>
+        <w:t>titulo: título de la nota.</w:t>
       </w:r>
     </w:p>
     <w:p>
@@ -5009,18 +3035,8 @@
           <w:bCs/>
           <w:lang w:val="es-MX"/>
         </w:rPr>
-        <w:t xml:space="preserve">Implementación de </w:t>
-      </w:r>
-      <w:proofErr w:type="spellStart"/>
-      <w:r>
-        <w:rPr>
-          <w:b/>
-          <w:bCs/>
-          <w:lang w:val="es-MX"/>
-        </w:rPr>
-        <w:t>SharedPreferences</w:t>
-      </w:r>
-      <w:proofErr w:type="spellEnd"/>
+        <w:t>Implementación de SharedPreferences</w:t>
+      </w:r>
     </w:p>
     <w:p>
       <w:pPr>
@@ -5040,71 +3056,7 @@
           <w:bCs/>
           <w:lang w:val="es-MX"/>
         </w:rPr>
-        <w:t xml:space="preserve">En el archivo </w:t>
-      </w:r>
-      <w:proofErr w:type="spellStart"/>
-      <w:r>
-        <w:rPr>
-          <w:bCs/>
-          <w:lang w:val="es-MX"/>
-        </w:rPr>
-        <w:t>lib</w:t>
-      </w:r>
-      <w:proofErr w:type="spellEnd"/>
-      <w:r>
-        <w:rPr>
-          <w:bCs/>
-          <w:lang w:val="es-MX"/>
-        </w:rPr>
-        <w:t>/</w:t>
-      </w:r>
-      <w:proofErr w:type="spellStart"/>
-      <w:r>
-        <w:rPr>
-          <w:bCs/>
-          <w:lang w:val="es-MX"/>
-        </w:rPr>
-        <w:t>services</w:t>
-      </w:r>
-      <w:proofErr w:type="spellEnd"/>
-      <w:r>
-        <w:rPr>
-          <w:bCs/>
-          <w:lang w:val="es-MX"/>
-        </w:rPr>
-        <w:t>/</w:t>
-      </w:r>
-      <w:proofErr w:type="spellStart"/>
-      <w:r>
-        <w:rPr>
-          <w:bCs/>
-          <w:lang w:val="es-MX"/>
-        </w:rPr>
-        <w:t>preferencias_service.dart</w:t>
-      </w:r>
-      <w:proofErr w:type="spellEnd"/>
-      <w:r>
-        <w:rPr>
-          <w:bCs/>
-          <w:lang w:val="es-MX"/>
-        </w:rPr>
-        <w:t xml:space="preserve"> se creó la clase </w:t>
-      </w:r>
-      <w:proofErr w:type="spellStart"/>
-      <w:r>
-        <w:rPr>
-          <w:bCs/>
-          <w:lang w:val="es-MX"/>
-        </w:rPr>
-        <w:t>PreferenciasService</w:t>
-      </w:r>
-      <w:proofErr w:type="spellEnd"/>
-      <w:r>
-        <w:rPr>
-          <w:bCs/>
-          <w:lang w:val="es-MX"/>
-        </w:rPr>
-        <w:t>.</w:t>
+        <w:t>En el archivo lib/services/preferencias_service.dart se creó la clase PreferenciasService.</w:t>
       </w:r>
     </w:p>
     <w:p>
@@ -5125,39 +3077,7 @@
           <w:bCs/>
           <w:lang w:val="es-MX"/>
         </w:rPr>
-        <w:t xml:space="preserve">Se implementaron dos métodos: </w:t>
-      </w:r>
-      <w:proofErr w:type="spellStart"/>
-      <w:r>
-        <w:rPr>
-          <w:bCs/>
-          <w:lang w:val="es-MX"/>
-        </w:rPr>
-        <w:t>guardarNombre</w:t>
-      </w:r>
-      <w:proofErr w:type="spellEnd"/>
-      <w:r>
-        <w:rPr>
-          <w:bCs/>
-          <w:lang w:val="es-MX"/>
-        </w:rPr>
-        <w:t xml:space="preserve">() para almacenar el nombre del usuario y </w:t>
-      </w:r>
-      <w:proofErr w:type="spellStart"/>
-      <w:r>
-        <w:rPr>
-          <w:bCs/>
-          <w:lang w:val="es-MX"/>
-        </w:rPr>
-        <w:t>leerNombre</w:t>
-      </w:r>
-      <w:proofErr w:type="spellEnd"/>
-      <w:r>
-        <w:rPr>
-          <w:bCs/>
-          <w:lang w:val="es-MX"/>
-        </w:rPr>
-        <w:t>() para recuperar el dato cuando se inicia nuevamente la aplicación.</w:t>
+        <w:t>Se implementaron dos métodos: guardarNombre() para almacenar el nombre del usuario y leerNombre() para recuperar el dato cuando se inicia nuevamente la aplicación.</w:t>
       </w:r>
     </w:p>
     <w:p>
@@ -5178,6 +3098,7 @@
           <w:bCs/>
           <w:lang w:val="es-MX"/>
         </w:rPr>
+        <w:lastRenderedPageBreak/>
         <w:t>De esta manera, la preferencia del usuario permanece guardada aunque se cierre el navegador.</w:t>
       </w:r>
     </w:p>
@@ -5222,39 +3143,7 @@
           <w:bCs/>
           <w:lang w:val="es-MX"/>
         </w:rPr>
-        <w:t xml:space="preserve">En el archivo </w:t>
-      </w:r>
-      <w:proofErr w:type="spellStart"/>
-      <w:r>
-        <w:rPr>
-          <w:bCs/>
-          <w:lang w:val="es-MX"/>
-        </w:rPr>
-        <w:t>lib</w:t>
-      </w:r>
-      <w:proofErr w:type="spellEnd"/>
-      <w:r>
-        <w:rPr>
-          <w:bCs/>
-          <w:lang w:val="es-MX"/>
-        </w:rPr>
-        <w:t>/practica_06/</w:t>
-      </w:r>
-      <w:proofErr w:type="spellStart"/>
-      <w:r>
-        <w:rPr>
-          <w:bCs/>
-          <w:lang w:val="es-MX"/>
-        </w:rPr>
-        <w:t>notas_page.dart</w:t>
-      </w:r>
-      <w:proofErr w:type="spellEnd"/>
-      <w:r>
-        <w:rPr>
-          <w:bCs/>
-          <w:lang w:val="es-MX"/>
-        </w:rPr>
-        <w:t xml:space="preserve"> se desarrolló una pantalla para administrar las notas.</w:t>
+        <w:t>En el archivo lib/practica_06/notas_page.dart se desarrolló una pantalla para administrar las notas.</w:t>
       </w:r>
     </w:p>
     <w:p>
@@ -5273,35 +3162,7 @@
         <w:rPr>
           <w:bCs/>
         </w:rPr>
-        <w:t xml:space="preserve">La </w:t>
-      </w:r>
-      <w:proofErr w:type="spellStart"/>
-      <w:r>
-        <w:rPr>
-          <w:bCs/>
-        </w:rPr>
-        <w:t>interfaz</w:t>
-      </w:r>
-      <w:proofErr w:type="spellEnd"/>
-      <w:r>
-        <w:rPr>
-          <w:bCs/>
-        </w:rPr>
-        <w:t xml:space="preserve"> </w:t>
-      </w:r>
-      <w:proofErr w:type="spellStart"/>
-      <w:r>
-        <w:rPr>
-          <w:bCs/>
-        </w:rPr>
-        <w:t>permite</w:t>
-      </w:r>
-      <w:proofErr w:type="spellEnd"/>
-      <w:r>
-        <w:rPr>
-          <w:bCs/>
-        </w:rPr>
-        <w:t>:</w:t>
+        <w:t>La interfaz permite:</w:t>
       </w:r>
     </w:p>
     <w:p>
@@ -5345,47 +3206,11 @@
           <w:bCs/>
         </w:rPr>
       </w:pPr>
-      <w:proofErr w:type="spellStart"/>
-      <w:r>
-        <w:rPr>
-          <w:bCs/>
-        </w:rPr>
-        <w:t>Consultar</w:t>
-      </w:r>
-      <w:proofErr w:type="spellEnd"/>
-      <w:r>
-        <w:rPr>
-          <w:bCs/>
-        </w:rPr>
-        <w:t xml:space="preserve"> las </w:t>
-      </w:r>
-      <w:proofErr w:type="spellStart"/>
-      <w:r>
-        <w:rPr>
-          <w:bCs/>
-        </w:rPr>
-        <w:t>notas</w:t>
-      </w:r>
-      <w:proofErr w:type="spellEnd"/>
-      <w:r>
-        <w:rPr>
-          <w:bCs/>
-        </w:rPr>
-        <w:t xml:space="preserve"> </w:t>
-      </w:r>
-      <w:proofErr w:type="spellStart"/>
-      <w:r>
-        <w:rPr>
-          <w:bCs/>
-        </w:rPr>
-        <w:t>almacenadas</w:t>
-      </w:r>
-      <w:proofErr w:type="spellEnd"/>
-      <w:r>
-        <w:rPr>
-          <w:bCs/>
-        </w:rPr>
-        <w:t>.</w:t>
+      <w:r>
+        <w:rPr>
+          <w:bCs/>
+        </w:rPr>
+        <w:t>Consultar las notas almacenadas.</w:t>
       </w:r>
     </w:p>
     <w:p>
@@ -5429,47 +3254,11 @@
           <w:bCs/>
         </w:rPr>
       </w:pPr>
-      <w:proofErr w:type="spellStart"/>
-      <w:r>
-        <w:rPr>
-          <w:bCs/>
-        </w:rPr>
-        <w:t>Actualizar</w:t>
-      </w:r>
-      <w:proofErr w:type="spellEnd"/>
-      <w:r>
-        <w:rPr>
-          <w:bCs/>
-        </w:rPr>
-        <w:t xml:space="preserve"> </w:t>
-      </w:r>
-      <w:proofErr w:type="spellStart"/>
-      <w:r>
-        <w:rPr>
-          <w:bCs/>
-        </w:rPr>
-        <w:t>registros</w:t>
-      </w:r>
-      <w:proofErr w:type="spellEnd"/>
-      <w:r>
-        <w:rPr>
-          <w:bCs/>
-        </w:rPr>
-        <w:t xml:space="preserve"> </w:t>
-      </w:r>
-      <w:proofErr w:type="spellStart"/>
-      <w:r>
-        <w:rPr>
-          <w:bCs/>
-        </w:rPr>
-        <w:t>existentes</w:t>
-      </w:r>
-      <w:proofErr w:type="spellEnd"/>
-      <w:r>
-        <w:rPr>
-          <w:bCs/>
-        </w:rPr>
-        <w:t>.</w:t>
+      <w:r>
+        <w:rPr>
+          <w:bCs/>
+        </w:rPr>
+        <w:t>Actualizar registros existentes.</w:t>
       </w:r>
     </w:p>
     <w:p>
@@ -5567,25 +3356,7 @@
           <w:bCs/>
           <w:lang w:val="es-MX"/>
         </w:rPr>
-        <w:t xml:space="preserve">Configuración para </w:t>
-      </w:r>
-      <w:proofErr w:type="spellStart"/>
-      <w:r>
-        <w:rPr>
-          <w:b/>
-          <w:bCs/>
-          <w:lang w:val="es-MX"/>
-        </w:rPr>
-        <w:t>Flutter</w:t>
-      </w:r>
-      <w:proofErr w:type="spellEnd"/>
-      <w:r>
-        <w:rPr>
-          <w:b/>
-          <w:bCs/>
-          <w:lang w:val="es-MX"/>
-        </w:rPr>
-        <w:t xml:space="preserve"> Web</w:t>
+        <w:t>Configuración para Flutter Web</w:t>
       </w:r>
     </w:p>
     <w:p>
@@ -5606,23 +3377,7 @@
           <w:bCs/>
           <w:lang w:val="es-MX"/>
         </w:rPr>
-        <w:t xml:space="preserve">Para ejecutar la aplicación en Chrome se configuró SQLite mediante </w:t>
-      </w:r>
-      <w:proofErr w:type="spellStart"/>
-      <w:r>
-        <w:rPr>
-          <w:bCs/>
-          <w:lang w:val="es-MX"/>
-        </w:rPr>
-        <w:t>sqflite_common_ffi_web</w:t>
-      </w:r>
-      <w:proofErr w:type="spellEnd"/>
-      <w:r>
-        <w:rPr>
-          <w:bCs/>
-          <w:lang w:val="es-MX"/>
-        </w:rPr>
-        <w:t>.</w:t>
+        <w:t>Para ejecutar la aplicación en Chrome se configuró SQLite mediante sqflite_common_ffi_web.</w:t>
       </w:r>
     </w:p>
     <w:p>
@@ -5928,25 +3683,7 @@
           <w:bCs/>
           <w:lang w:val="es-MX"/>
         </w:rPr>
-        <w:t xml:space="preserve">Resultados de las comprobaciones de </w:t>
-      </w:r>
-      <w:proofErr w:type="spellStart"/>
-      <w:r>
-        <w:rPr>
-          <w:b/>
-          <w:bCs/>
-          <w:lang w:val="es-MX"/>
-        </w:rPr>
-        <w:t>Flutter</w:t>
-      </w:r>
-      <w:proofErr w:type="spellEnd"/>
-      <w:r>
-        <w:rPr>
-          <w:b/>
-          <w:bCs/>
-          <w:lang w:val="es-MX"/>
-        </w:rPr>
-        <w:t>:</w:t>
+        <w:t>Resultados de las comprobaciones de Flutter:</w:t>
       </w:r>
     </w:p>
     <w:p>
@@ -5966,37 +3703,12 @@
           <w:lang w:val="es-MX"/>
         </w:rPr>
       </w:pPr>
-      <w:proofErr w:type="spellStart"/>
-      <w:r>
-        <w:rPr>
-          <w:bCs/>
-          <w:lang w:val="es-MX"/>
-        </w:rPr>
-        <w:t>dart</w:t>
-      </w:r>
-      <w:proofErr w:type="spellEnd"/>
-      <w:r>
-        <w:rPr>
-          <w:bCs/>
-          <w:lang w:val="es-MX"/>
-        </w:rPr>
-        <w:t xml:space="preserve"> </w:t>
-      </w:r>
-      <w:proofErr w:type="spellStart"/>
-      <w:r>
-        <w:rPr>
-          <w:bCs/>
-          <w:lang w:val="es-MX"/>
-        </w:rPr>
-        <w:t>format</w:t>
-      </w:r>
-      <w:proofErr w:type="spellEnd"/>
-      <w:r>
-        <w:rPr>
-          <w:bCs/>
-          <w:lang w:val="es-MX"/>
-        </w:rPr>
-        <w:t>:</w:t>
+      <w:r>
+        <w:rPr>
+          <w:bCs/>
+          <w:lang w:val="es-MX"/>
+        </w:rPr>
+        <w:t>dart format:</w:t>
       </w:r>
     </w:p>
     <w:p>
@@ -6015,8 +3727,10 @@
       <w:r>
         <w:rPr>
           <w:bCs/>
-          <w:lang w:val="es-MX"/>
-        </w:rPr>
+          <w:noProof/>
+          <w:lang w:val="es-MX"/>
+        </w:rPr>
+        <w:lastRenderedPageBreak/>
         <w:drawing>
           <wp:inline distT="0" distB="0" distL="0" distR="0" wp14:anchorId="4ACE5437" wp14:editId="1BC4506B">
             <wp:extent cx="5943600" cy="805180"/>
@@ -6071,31 +3785,13 @@
           <w:lang w:val="es-MX"/>
         </w:rPr>
       </w:pPr>
-      <w:proofErr w:type="spellStart"/>
-      <w:r>
-        <w:rPr>
-          <w:bCs/>
-          <w:lang w:val="es-MX"/>
-        </w:rPr>
-        <w:t>flutter</w:t>
-      </w:r>
-      <w:proofErr w:type="spellEnd"/>
-      <w:r>
-        <w:rPr>
-          <w:bCs/>
-          <w:lang w:val="es-MX"/>
-        </w:rPr>
-        <w:t xml:space="preserve"> </w:t>
-      </w:r>
-      <w:proofErr w:type="spellStart"/>
-      <w:r>
-        <w:rPr>
-          <w:bCs/>
-          <w:lang w:val="es-MX"/>
-        </w:rPr>
-        <w:t>analyze</w:t>
-      </w:r>
-      <w:proofErr w:type="spellEnd"/>
+      <w:r>
+        <w:rPr>
+          <w:bCs/>
+          <w:lang w:val="es-MX"/>
+        </w:rPr>
+        <w:t>flutter analyze</w:t>
+      </w:r>
     </w:p>
     <w:p>
       <w:pPr>
@@ -6113,6 +3809,7 @@
       <w:r>
         <w:rPr>
           <w:bCs/>
+          <w:noProof/>
           <w:lang w:val="es-MX"/>
         </w:rPr>
         <w:drawing>
@@ -6190,6 +3887,7 @@
       <w:r>
         <w:rPr>
           <w:bCs/>
+          <w:noProof/>
         </w:rPr>
         <w:drawing>
           <wp:inline distT="0" distB="0" distL="0" distR="0" wp14:anchorId="7F8D7010" wp14:editId="701112F1">
@@ -6268,6 +3966,7 @@
       <w:r>
         <w:rPr>
           <w:rFonts w:ascii="Arial" w:hAnsi="Arial" w:cs="Arial"/>
+          <w:noProof/>
           <w:sz w:val="20"/>
           <w:szCs w:val="20"/>
           <w:lang w:val="es-MX"/>
@@ -6320,6 +4019,10 @@
         </w:rPr>
       </w:pPr>
       <w:r>
+        <w:rPr>
+          <w:noProof/>
+        </w:rPr>
+        <w:lastRenderedPageBreak/>
         <w:drawing>
           <wp:inline distT="0" distB="0" distL="0" distR="0" wp14:anchorId="71D99746" wp14:editId="7F4F9CF6">
             <wp:extent cx="5943600" cy="3152140"/>
@@ -6368,6 +4071,9 @@
         </w:rPr>
       </w:pPr>
       <w:r>
+        <w:rPr>
+          <w:noProof/>
+        </w:rPr>
         <w:drawing>
           <wp:inline distT="0" distB="0" distL="0" distR="0" wp14:anchorId="1AD1F3C6" wp14:editId="16D59325">
             <wp:extent cx="5943600" cy="1697355"/>
@@ -6416,6 +4122,9 @@
         </w:rPr>
       </w:pPr>
       <w:r>
+        <w:rPr>
+          <w:noProof/>
+        </w:rPr>
         <w:drawing>
           <wp:inline distT="0" distB="0" distL="0" distR="0" wp14:anchorId="2F771AEC" wp14:editId="5B0B8F75">
             <wp:extent cx="5943600" cy="2160270"/>
@@ -6480,83 +4189,29 @@
           <w:lang w:val="es-MX"/>
         </w:rPr>
       </w:pPr>
-      <w:proofErr w:type="spellStart"/>
-      <w:r>
-        <w:rPr>
-          <w:lang w:val="es-MX"/>
-        </w:rPr>
-        <w:t>Cerre</w:t>
-      </w:r>
-      <w:proofErr w:type="spellEnd"/>
-      <w:r>
-        <w:rPr>
-          <w:lang w:val="es-MX"/>
-        </w:rPr>
-        <w:t xml:space="preserve"> </w:t>
-      </w:r>
-      <w:proofErr w:type="spellStart"/>
-      <w:r>
-        <w:rPr>
-          <w:lang w:val="es-MX"/>
-        </w:rPr>
-        <w:t>chrome</w:t>
-      </w:r>
-      <w:proofErr w:type="spellEnd"/>
-      <w:r>
-        <w:rPr>
-          <w:lang w:val="es-MX"/>
-        </w:rPr>
-        <w:t xml:space="preserve"> y </w:t>
-      </w:r>
-      <w:proofErr w:type="spellStart"/>
-      <w:r>
-        <w:rPr>
-          <w:lang w:val="es-MX"/>
-        </w:rPr>
-        <w:t>volvi</w:t>
-      </w:r>
-      <w:proofErr w:type="spellEnd"/>
-      <w:r>
-        <w:rPr>
-          <w:lang w:val="es-MX"/>
-        </w:rPr>
-        <w:t xml:space="preserve"> a ini</w:t>
-      </w:r>
-      <w:r>
-        <w:rPr>
-          <w:lang w:val="es-MX"/>
-        </w:rPr>
-        <w:t>ciarlo</w:t>
-      </w:r>
-      <w:r>
-        <w:rPr>
-          <w:lang w:val="es-MX"/>
-        </w:rPr>
-        <w:t xml:space="preserve"> y se </w:t>
-      </w:r>
-      <w:proofErr w:type="spellStart"/>
-      <w:r>
-        <w:rPr>
-          <w:lang w:val="es-MX"/>
-        </w:rPr>
-        <w:t>guardo</w:t>
-      </w:r>
-      <w:proofErr w:type="spellEnd"/>
-      <w:r>
-        <w:rPr>
-          <w:lang w:val="es-MX"/>
-        </w:rPr>
-        <w:t xml:space="preserve"> la nota.</w:t>
-      </w:r>
-    </w:p>
-    <w:p>
-      <w:pPr>
-        <w:rPr>
-          <w:lang w:val="es-MX"/>
-        </w:rPr>
-      </w:pPr>
-      <w:r>
-        <w:rPr>
+      <w:r>
+        <w:rPr>
+          <w:lang w:val="es-MX"/>
+        </w:rPr>
+        <w:lastRenderedPageBreak/>
+        <w:t>Cerre chrome y volvi a ini</w:t>
+      </w:r>
+      <w:r>
+        <w:rPr>
+          <w:lang w:val="es-MX"/>
+        </w:rPr>
+        <w:t>ciarlo y se guardo la nota.</w:t>
+      </w:r>
+    </w:p>
+    <w:p>
+      <w:pPr>
+        <w:rPr>
+          <w:lang w:val="es-MX"/>
+        </w:rPr>
+      </w:pPr>
+      <w:r>
+        <w:rPr>
+          <w:noProof/>
           <w:lang w:val="es-MX"/>
         </w:rPr>
         <w:drawing>
@@ -6617,6 +4272,7 @@
       </w:pPr>
       <w:r>
         <w:rPr>
+          <w:noProof/>
           <w:lang w:val="es-MX"/>
         </w:rPr>
         <w:drawing>
@@ -6681,6 +4337,7 @@
       </w:pPr>
       <w:r>
         <w:rPr>
+          <w:noProof/>
           <w:lang w:val="es-MX"/>
         </w:rPr>
         <w:drawing>
@@ -6741,8 +4398,10 @@
       </w:pPr>
       <w:r>
         <w:rPr>
-          <w:lang w:val="es-MX"/>
-        </w:rPr>
+          <w:noProof/>
+          <w:lang w:val="es-MX"/>
+        </w:rPr>
+        <w:lastRenderedPageBreak/>
         <w:drawing>
           <wp:inline distT="0" distB="0" distL="0" distR="0" wp14:anchorId="53BBDBFB" wp14:editId="68F2FD2E">
             <wp:extent cx="5943600" cy="1587500"/>
@@ -6788,6 +4447,7 @@
       </w:pPr>
       <w:r>
         <w:rPr>
+          <w:noProof/>
           <w:lang w:val="es-MX"/>
         </w:rPr>
         <w:drawing>
@@ -6852,6 +4512,7 @@
       </w:pPr>
       <w:r>
         <w:rPr>
+          <w:noProof/>
           <w:lang w:val="es-MX"/>
         </w:rPr>
         <w:drawing>
@@ -6901,21 +4562,7 @@
         <w:rPr>
           <w:lang w:val="es-MX"/>
         </w:rPr>
-        <w:t xml:space="preserve">Se guardo de forma correcta y no sale la nota q se </w:t>
-      </w:r>
-      <w:proofErr w:type="spellStart"/>
-      <w:r>
-        <w:rPr>
-          <w:lang w:val="es-MX"/>
-        </w:rPr>
-        <w:t>borro</w:t>
-      </w:r>
-      <w:proofErr w:type="spellEnd"/>
-      <w:r>
-        <w:rPr>
-          <w:lang w:val="es-MX"/>
-        </w:rPr>
-        <w:t xml:space="preserve"> al estar offline</w:t>
+        <w:t>Se guardo de forma correcta y no sale la nota q se borro al estar offline</w:t>
       </w:r>
     </w:p>
     <w:p>
@@ -6933,6 +4580,7 @@
       </w:pPr>
       <w:r>
         <w:rPr>
+          <w:noProof/>
           <w:lang w:val="es-MX"/>
         </w:rPr>
         <w:drawing>
@@ -6989,6 +4637,7 @@
           <w:lang w:val="es-MX"/>
           <w14:ligatures w14:val="none"/>
         </w:rPr>
+        <w:lastRenderedPageBreak/>
         <w:t>Conclusión</w:t>
       </w:r>
     </w:p>
@@ -7009,19 +4658,19 @@
           <w:szCs w:val="20"/>
           <w:lang w:val="es-MX"/>
         </w:rPr>
-        <w:t xml:space="preserve">Con el desarrollo de esta práctica se comprendió la importancia de la persistencia local en las aplicaciones móviles. Mediante SQLite se implementó el almacenamiento de registros y las operaciones necesarias para administrarlos, mientras que </w:t>
-      </w:r>
-      <w:proofErr w:type="spellStart"/>
-      <w:r>
+        <w:t>Con el desarrollo de esta práctica se comprendió la importancia de la persistencia local en las aplicaciones móviles. Mediante SQLite se implementó el almacenamiento de registros y las operaciones necesarias para administrarlos, mientras que SharedPreferences permitió conservar una preferencia del usuario.</w:t>
+      </w:r>
+    </w:p>
+    <w:p>
+      <w:pPr>
+        <w:pStyle w:val="NormalWeb"/>
         <w:rPr>
           <w:rFonts w:ascii="Arial" w:hAnsi="Arial" w:cs="Arial"/>
           <w:sz w:val="20"/>
           <w:szCs w:val="20"/>
           <w:lang w:val="es-MX"/>
         </w:rPr>
-        <w:t>SharedPreferences</w:t>
-      </w:r>
-      <w:proofErr w:type="spellEnd"/>
+      </w:pPr>
       <w:r>
         <w:rPr>
           <w:rFonts w:ascii="Arial" w:hAnsi="Arial" w:cs="Arial"/>
@@ -7029,7 +4678,7 @@
           <w:szCs w:val="20"/>
           <w:lang w:val="es-MX"/>
         </w:rPr>
-        <w:t xml:space="preserve"> permitió conservar una preferencia del usuario.</w:t>
+        <w:t>Asimismo, las pruebas realizadas permitieron comprobar que la información almacenada permanece disponible después de cerrar y volver a iniciar la aplicación, y que las operaciones locales pueden realizarse sin conexión a Internet.</w:t>
       </w:r>
     </w:p>
     <w:p>
@@ -7049,7 +4698,7 @@
           <w:szCs w:val="20"/>
           <w:lang w:val="es-MX"/>
         </w:rPr>
-        <w:t>Asimismo, las pruebas realizadas permitieron comprobar que la información almacenada permanece disponible después de cerrar y volver a iniciar la aplicación, y que las operaciones locales pueden realizarse sin conexión a Internet.</w:t>
+        <w:t>Finalmente, se reforzó el conocimiento sobre el manejo de bases de datos, almacenamiento de preferencias y organización del código en proyectos desarrollados con Flutter.</w:t>
       </w:r>
     </w:p>
     <w:p>
@@ -7058,39 +4707,82 @@
         <w:rPr>
           <w:rFonts w:ascii="Arial" w:hAnsi="Arial" w:cs="Arial"/>
           <w:sz w:val="20"/>
-          <w:szCs w:val="20"/>
-          <w:lang w:val="es-MX"/>
-        </w:rPr>
-      </w:pPr>
+          <w:szCs w:val="16"/>
+        </w:rPr>
+      </w:pPr>
+      <w:r>
+        <w:rPr>
+          <w:rFonts w:ascii="Arial" w:hAnsi="Arial" w:cs="Arial"/>
+          <w:b/>
+          <w:bCs/>
+          <w:sz w:val="20"/>
+          <w:szCs w:val="16"/>
+        </w:rPr>
+        <w:t>Enlace del commit:</w:t>
+      </w:r>
       <w:r>
         <w:rPr>
           <w:rFonts w:ascii="Arial" w:hAnsi="Arial" w:cs="Arial"/>
           <w:sz w:val="20"/>
-          <w:szCs w:val="20"/>
-          <w:lang w:val="es-MX"/>
-        </w:rPr>
-        <w:t xml:space="preserve">Finalmente, se reforzó el conocimiento sobre el manejo de bases de datos, almacenamiento de preferencias y organización del código en proyectos desarrollados con </w:t>
-      </w:r>
-      <w:proofErr w:type="spellStart"/>
-      <w:r>
+          <w:szCs w:val="16"/>
+        </w:rPr>
+        <w:t xml:space="preserve"> </w:t>
+      </w:r>
+      <w:hyperlink r:id="rId21" w:history="1">
+        <w:r>
+          <w:rPr>
+            <w:rStyle w:val="Hipervnculo"/>
+            <w:rFonts w:ascii="Arial" w:hAnsi="Arial" w:cs="Arial"/>
+            <w:sz w:val="20"/>
+            <w:szCs w:val="16"/>
+          </w:rPr>
+          <w:t>https://github.com/Keb-Manuel/gestion_eventos_staff_movil/commit/fe6a1ef</w:t>
+        </w:r>
+      </w:hyperlink>
+    </w:p>
+    <w:p>
+      <w:pPr>
+        <w:pStyle w:val="NormalWeb"/>
         <w:rPr>
           <w:rFonts w:ascii="Arial" w:hAnsi="Arial" w:cs="Arial"/>
+          <w:b/>
+          <w:bCs/>
           <w:sz w:val="20"/>
-          <w:szCs w:val="20"/>
-          <w:lang w:val="es-MX"/>
-        </w:rPr>
-        <w:t>Flutter</w:t>
-      </w:r>
-      <w:proofErr w:type="spellEnd"/>
+          <w:szCs w:val="12"/>
+          <w:lang w:val="es-MX"/>
+        </w:rPr>
+      </w:pPr>
       <w:r>
         <w:rPr>
           <w:rFonts w:ascii="Arial" w:hAnsi="Arial" w:cs="Arial"/>
+          <w:b/>
+          <w:bCs/>
           <w:sz w:val="20"/>
-          <w:szCs w:val="20"/>
-          <w:lang w:val="es-MX"/>
-        </w:rPr>
-        <w:t>.</w:t>
-      </w:r>
+          <w:szCs w:val="12"/>
+          <w:lang w:val="es-MX"/>
+        </w:rPr>
+        <w:t>Enlace del Pull Request:</w:t>
+      </w:r>
+      <w:r>
+        <w:rPr>
+          <w:lang w:val="es-MX"/>
+        </w:rPr>
+        <w:t xml:space="preserve"> </w:t>
+      </w:r>
+      <w:hyperlink r:id="rId22" w:history="1">
+        <w:r>
+          <w:rPr>
+            <w:rStyle w:val="Hipervnculo"/>
+            <w:rFonts w:ascii="Arial" w:hAnsi="Arial" w:cs="Arial"/>
+            <w:b/>
+            <w:bCs/>
+            <w:sz w:val="20"/>
+            <w:szCs w:val="12"/>
+            <w:lang w:val="es-MX"/>
+          </w:rPr>
+          <w:t>https://github.com/Keb-Manuel/gestion_eventos_staff_movil/pull/11</w:t>
+        </w:r>
+      </w:hyperlink>
     </w:p>
     <w:p>
       <w:pPr>
@@ -7129,21 +4821,7 @@
         <w:rPr>
           <w:lang w:val="es-MX"/>
         </w:rPr>
-        <w:t xml:space="preserve">Desarrolla un gestor offline de tareas con SQLite: crear, consultar, editar, eliminar y marcar completada. Usa </w:t>
-      </w:r>
-      <w:proofErr w:type="spellStart"/>
-      <w:r>
-        <w:rPr>
-          <w:lang w:val="es-MX"/>
-        </w:rPr>
-        <w:t>SharedPreferences</w:t>
-      </w:r>
-      <w:proofErr w:type="spellEnd"/>
-      <w:r>
-        <w:rPr>
-          <w:lang w:val="es-MX"/>
-        </w:rPr>
-        <w:t xml:space="preserve"> para recordar una preferencia de interfaz (por ejemplo, filtro seleccionado o nombre). La aplicación debe funcionar sin Internet. </w:t>
+        <w:t xml:space="preserve">Desarrolla un gestor offline de tareas con SQLite: crear, consultar, editar, eliminar y marcar completada. Usa SharedPreferences para recordar una preferencia de interfaz (por ejemplo, filtro seleccionado o nombre). La aplicación debe funcionar sin Internet. </w:t>
       </w:r>
     </w:p>
     <w:p>
@@ -7158,21 +4836,7 @@
         <w:rPr>
           <w:lang w:val="es-MX"/>
         </w:rPr>
-        <w:t xml:space="preserve">El resultado debe incluir el ejemplo guiado funcionando, el avance del proyecto integrador, las evidencias solicitadas y los enlaces verificables de GitHub. La rúbrica se aplica sobre el </w:t>
-      </w:r>
-      <w:proofErr w:type="spellStart"/>
-      <w:r>
-        <w:rPr>
-          <w:lang w:val="es-MX"/>
-        </w:rPr>
-        <w:t>commit</w:t>
-      </w:r>
-      <w:proofErr w:type="spellEnd"/>
-      <w:r>
-        <w:rPr>
-          <w:lang w:val="es-MX"/>
-        </w:rPr>
-        <w:t xml:space="preserve"> final declarado por el equipo. </w:t>
+        <w:t xml:space="preserve">El resultado debe incluir el ejemplo guiado funcionando, el avance del proyecto integrador, las evidencias solicitadas y los enlaces verificables de GitHub. La rúbrica se aplica sobre el commit final declarado por el equipo. </w:t>
       </w:r>
     </w:p>
     <w:tbl>
@@ -7213,7 +4877,6 @@
               <w:ind w:left="0" w:right="47" w:firstLine="0"/>
               <w:jc w:val="center"/>
             </w:pPr>
-            <w:proofErr w:type="spellStart"/>
             <w:r>
               <w:rPr>
                 <w:b/>
@@ -7222,7 +4885,6 @@
               </w:rPr>
               <w:t>Criterio</w:t>
             </w:r>
-            <w:proofErr w:type="spellEnd"/>
             <w:r>
               <w:rPr>
                 <w:rFonts w:ascii="Calibri" w:eastAsia="Calibri" w:hAnsi="Calibri" w:cs="Calibri"/>
@@ -7249,7 +4911,6 @@
               <w:ind w:left="0" w:right="0" w:firstLine="0"/>
               <w:jc w:val="left"/>
             </w:pPr>
-            <w:proofErr w:type="spellStart"/>
             <w:r>
               <w:rPr>
                 <w:b/>
@@ -7258,7 +4919,6 @@
               </w:rPr>
               <w:t>Descripción</w:t>
             </w:r>
-            <w:proofErr w:type="spellEnd"/>
             <w:r>
               <w:rPr>
                 <w:rFonts w:ascii="Calibri" w:eastAsia="Calibri" w:hAnsi="Calibri" w:cs="Calibri"/>
@@ -7430,14 +5090,12 @@
               <w:ind w:left="0" w:right="46" w:firstLine="0"/>
               <w:jc w:val="center"/>
             </w:pPr>
-            <w:proofErr w:type="spellStart"/>
             <w:r>
               <w:rPr>
                 <w:sz w:val="17"/>
               </w:rPr>
               <w:t>SharedPreferences</w:t>
             </w:r>
-            <w:proofErr w:type="spellEnd"/>
             <w:r>
               <w:rPr>
                 <w:rFonts w:ascii="Calibri" w:eastAsia="Calibri" w:hAnsi="Calibri" w:cs="Calibri"/>
@@ -7464,28 +5122,12 @@
               <w:ind w:left="0" w:right="0" w:firstLine="0"/>
               <w:jc w:val="left"/>
             </w:pPr>
-            <w:proofErr w:type="spellStart"/>
             <w:r>
               <w:rPr>
                 <w:sz w:val="17"/>
               </w:rPr>
-              <w:t>Preferencia</w:t>
+              <w:t>Preferencia persistente</w:t>
             </w:r>
-            <w:proofErr w:type="spellEnd"/>
-            <w:r>
-              <w:rPr>
-                <w:sz w:val="17"/>
-              </w:rPr>
-              <w:t xml:space="preserve"> </w:t>
-            </w:r>
-            <w:proofErr w:type="spellStart"/>
-            <w:r>
-              <w:rPr>
-                <w:sz w:val="17"/>
-              </w:rPr>
-              <w:t>persistente</w:t>
-            </w:r>
-            <w:proofErr w:type="spellEnd"/>
             <w:r>
               <w:rPr>
                 <w:rFonts w:ascii="Calibri" w:eastAsia="Calibri" w:hAnsi="Calibri" w:cs="Calibri"/>
@@ -7581,28 +5223,12 @@
               <w:ind w:left="0" w:right="0" w:firstLine="0"/>
               <w:jc w:val="left"/>
             </w:pPr>
-            <w:proofErr w:type="spellStart"/>
             <w:r>
               <w:rPr>
                 <w:sz w:val="17"/>
               </w:rPr>
-              <w:t>Operación</w:t>
+              <w:t>Operación local demostrada</w:t>
             </w:r>
-            <w:proofErr w:type="spellEnd"/>
-            <w:r>
-              <w:rPr>
-                <w:sz w:val="17"/>
-              </w:rPr>
-              <w:t xml:space="preserve"> local </w:t>
-            </w:r>
-            <w:proofErr w:type="spellStart"/>
-            <w:r>
-              <w:rPr>
-                <w:sz w:val="17"/>
-              </w:rPr>
-              <w:t>demostrada</w:t>
-            </w:r>
-            <w:proofErr w:type="spellEnd"/>
             <w:r>
               <w:rPr>
                 <w:rFonts w:ascii="Calibri" w:eastAsia="Calibri" w:hAnsi="Calibri" w:cs="Calibri"/>
@@ -7670,16 +5296,8 @@
               <w:rPr>
                 <w:sz w:val="17"/>
               </w:rPr>
-              <w:t>UI/</w:t>
+              <w:t>UI/validación</w:t>
             </w:r>
-            <w:proofErr w:type="spellStart"/>
-            <w:r>
-              <w:rPr>
-                <w:sz w:val="17"/>
-              </w:rPr>
-              <w:t>validación</w:t>
-            </w:r>
-            <w:proofErr w:type="spellEnd"/>
             <w:r>
               <w:rPr>
                 <w:rFonts w:ascii="Calibri" w:eastAsia="Calibri" w:hAnsi="Calibri" w:cs="Calibri"/>
@@ -7706,28 +5324,12 @@
               <w:ind w:left="0" w:right="0" w:firstLine="0"/>
               <w:jc w:val="left"/>
             </w:pPr>
-            <w:proofErr w:type="spellStart"/>
             <w:r>
               <w:rPr>
                 <w:sz w:val="17"/>
               </w:rPr>
-              <w:t>Interfaz</w:t>
+              <w:t>Interfaz y reglas</w:t>
             </w:r>
-            <w:proofErr w:type="spellEnd"/>
-            <w:r>
-              <w:rPr>
-                <w:sz w:val="17"/>
-              </w:rPr>
-              <w:t xml:space="preserve"> y </w:t>
-            </w:r>
-            <w:proofErr w:type="spellStart"/>
-            <w:r>
-              <w:rPr>
-                <w:sz w:val="17"/>
-              </w:rPr>
-              <w:t>reglas</w:t>
-            </w:r>
-            <w:proofErr w:type="spellEnd"/>
             <w:r>
               <w:rPr>
                 <w:rFonts w:ascii="Calibri" w:eastAsia="Calibri" w:hAnsi="Calibri" w:cs="Calibri"/>
@@ -7795,21 +5397,7 @@
               <w:rPr>
                 <w:sz w:val="17"/>
               </w:rPr>
-              <w:t>Código/</w:t>
-            </w:r>
-            <w:proofErr w:type="spellStart"/>
-            <w:r>
-              <w:rPr>
-                <w:sz w:val="17"/>
-              </w:rPr>
-              <w:t>evidencias</w:t>
-            </w:r>
-            <w:proofErr w:type="spellEnd"/>
-            <w:r>
-              <w:rPr>
-                <w:sz w:val="17"/>
-              </w:rPr>
-              <w:t xml:space="preserve"> y GitHub</w:t>
+              <w:t>Código/evidencias y GitHub</w:t>
             </w:r>
             <w:r>
               <w:rPr>
@@ -7845,55 +5433,7 @@
                 <w:sz w:val="17"/>
                 <w:lang w:val="es-MX"/>
               </w:rPr>
-              <w:t xml:space="preserve">Organización y pruebas. Incluye README, evidencias, </w:t>
-            </w:r>
-            <w:proofErr w:type="spellStart"/>
-            <w:r>
-              <w:rPr>
-                <w:sz w:val="17"/>
-                <w:lang w:val="es-MX"/>
-              </w:rPr>
-              <w:t>pull</w:t>
-            </w:r>
-            <w:proofErr w:type="spellEnd"/>
-            <w:r>
-              <w:rPr>
-                <w:sz w:val="17"/>
-                <w:lang w:val="es-MX"/>
-              </w:rPr>
-              <w:t xml:space="preserve"> </w:t>
-            </w:r>
-            <w:proofErr w:type="spellStart"/>
-            <w:r>
-              <w:rPr>
-                <w:sz w:val="17"/>
-                <w:lang w:val="es-MX"/>
-              </w:rPr>
-              <w:t>request</w:t>
-            </w:r>
-            <w:proofErr w:type="spellEnd"/>
-            <w:r>
-              <w:rPr>
-                <w:sz w:val="17"/>
-                <w:lang w:val="es-MX"/>
-              </w:rPr>
-              <w:t xml:space="preserve"> y </w:t>
-            </w:r>
-            <w:proofErr w:type="spellStart"/>
-            <w:r>
-              <w:rPr>
-                <w:sz w:val="17"/>
-                <w:lang w:val="es-MX"/>
-              </w:rPr>
-              <w:t>commit</w:t>
-            </w:r>
-            <w:proofErr w:type="spellEnd"/>
-            <w:r>
-              <w:rPr>
-                <w:sz w:val="17"/>
-                <w:lang w:val="es-MX"/>
-              </w:rPr>
-              <w:t xml:space="preserve"> final verificables.</w:t>
+              <w:t>Organización y pruebas. Incluye README, evidencias, pull request y commit final verificables.</w:t>
             </w:r>
             <w:r>
               <w:rPr>
@@ -7964,9 +5504,1274 @@
           <w:b/>
         </w:rPr>
       </w:pPr>
-      <w:r>
-        <w:rPr>
-          <w:b/>
+    </w:p>
+    <w:p>
+      <w:pPr>
+        <w:spacing w:after="229"/>
+        <w:ind w:left="-5" w:right="0"/>
+        <w:rPr>
+          <w:b/>
+          <w:bCs/>
+          <w:lang w:val="es-MX"/>
+        </w:rPr>
+      </w:pPr>
+    </w:p>
+    <w:p>
+      <w:pPr>
+        <w:spacing w:after="229"/>
+        <w:ind w:left="-5" w:right="0"/>
+        <w:rPr>
+          <w:b/>
+          <w:bCs/>
+          <w:lang w:val="es-MX"/>
+        </w:rPr>
+      </w:pPr>
+    </w:p>
+    <w:p>
+      <w:pPr>
+        <w:spacing w:after="229"/>
+        <w:ind w:left="-5" w:right="0"/>
+        <w:rPr>
+          <w:b/>
+          <w:bCs/>
+          <w:lang w:val="es-MX"/>
+        </w:rPr>
+      </w:pPr>
+    </w:p>
+    <w:p>
+      <w:pPr>
+        <w:spacing w:after="229"/>
+        <w:ind w:left="-5" w:right="0"/>
+        <w:rPr>
+          <w:b/>
+          <w:bCs/>
+          <w:lang w:val="es-MX"/>
+        </w:rPr>
+      </w:pPr>
+    </w:p>
+    <w:p>
+      <w:pPr>
+        <w:spacing w:after="229"/>
+        <w:ind w:left="-5" w:right="0"/>
+        <w:rPr>
+          <w:b/>
+          <w:bCs/>
+          <w:lang w:val="es-MX"/>
+        </w:rPr>
+      </w:pPr>
+      <w:r>
+        <w:rPr>
+          <w:b/>
+          <w:bCs/>
+          <w:lang w:val="es-MX"/>
+        </w:rPr>
+        <w:lastRenderedPageBreak/>
+        <w:t>Resultados y comprobaciones</w:t>
+      </w:r>
+    </w:p>
+    <w:p>
+      <w:pPr>
+        <w:spacing w:after="229"/>
+        <w:ind w:left="-5" w:right="0"/>
+        <w:rPr>
+          <w:b/>
+          <w:bCs/>
+          <w:lang w:val="es-MX"/>
+        </w:rPr>
+      </w:pPr>
+      <w:r>
+        <w:rPr>
+          <w:b/>
+          <w:bCs/>
+          <w:noProof/>
+          <w:lang w:val="es-MX"/>
+        </w:rPr>
+        <w:drawing>
+          <wp:inline distT="0" distB="0" distL="0" distR="0" wp14:anchorId="57FA17B2" wp14:editId="306BFC2E">
+            <wp:extent cx="5410669" cy="2019475"/>
+            <wp:effectExtent l="0" t="0" r="0" b="0"/>
+            <wp:docPr id="34350874" name="Imagen 1"/>
+            <wp:cNvGraphicFramePr>
+              <a:graphicFrameLocks xmlns:a="http://schemas.openxmlformats.org/drawingml/2006/main" noChangeAspect="1"/>
+            </wp:cNvGraphicFramePr>
+            <a:graphic xmlns:a="http://schemas.openxmlformats.org/drawingml/2006/main">
+              <a:graphicData uri="http://schemas.openxmlformats.org/drawingml/2006/picture">
+                <pic:pic xmlns:pic="http://schemas.openxmlformats.org/drawingml/2006/picture">
+                  <pic:nvPicPr>
+                    <pic:cNvPr id="34350874" name=""/>
+                    <pic:cNvPicPr/>
+                  </pic:nvPicPr>
+                  <pic:blipFill>
+                    <a:blip r:embed="rId23"/>
+                    <a:stretch>
+                      <a:fillRect/>
+                    </a:stretch>
+                  </pic:blipFill>
+                  <pic:spPr>
+                    <a:xfrm>
+                      <a:off x="0" y="0"/>
+                      <a:ext cx="5410669" cy="2019475"/>
+                    </a:xfrm>
+                    <a:prstGeom prst="rect">
+                      <a:avLst/>
+                    </a:prstGeom>
+                  </pic:spPr>
+                </pic:pic>
+              </a:graphicData>
+            </a:graphic>
+          </wp:inline>
+        </w:drawing>
+      </w:r>
+    </w:p>
+    <w:p>
+      <w:pPr>
+        <w:spacing w:after="229"/>
+        <w:ind w:left="-5" w:right="0"/>
+        <w:rPr>
+          <w:b/>
+          <w:bCs/>
+          <w:lang w:val="es-MX"/>
+        </w:rPr>
+      </w:pPr>
+      <w:r>
+        <w:rPr>
+          <w:b/>
+          <w:bCs/>
+          <w:lang w:val="es-MX"/>
+        </w:rPr>
+        <w:t>Evidencias</w:t>
+      </w:r>
+    </w:p>
+    <w:p>
+      <w:pPr>
+        <w:spacing w:after="229"/>
+        <w:ind w:left="-5" w:right="0"/>
+        <w:rPr>
+          <w:b/>
+          <w:bCs/>
+          <w:lang w:val="es-MX"/>
+        </w:rPr>
+      </w:pPr>
+      <w:r>
+        <w:rPr>
+          <w:b/>
+          <w:bCs/>
+          <w:lang w:val="es-MX"/>
+        </w:rPr>
+        <w:t>Crear tres tareas diferentes</w:t>
+      </w:r>
+    </w:p>
+    <w:p>
+      <w:pPr>
+        <w:keepNext/>
+        <w:keepLines/>
+        <w:spacing w:after="215" w:line="259" w:lineRule="auto"/>
+        <w:ind w:left="0" w:right="0" w:firstLine="0"/>
+        <w:jc w:val="left"/>
+        <w:outlineLvl w:val="2"/>
+        <w:rPr>
+          <w:b/>
+          <w:lang w:val="es-MX"/>
+        </w:rPr>
+      </w:pPr>
+      <w:r>
+        <w:rPr>
+          <w:b/>
+          <w:lang w:val="es-MX"/>
+        </w:rPr>
+        <w:lastRenderedPageBreak/>
+        <w:drawing>
+          <wp:inline distT="0" distB="0" distL="0" distR="0" wp14:anchorId="538D3987" wp14:editId="0CD87D1F">
+            <wp:extent cx="5943600" cy="2281555"/>
+            <wp:effectExtent l="0" t="0" r="0" b="4445"/>
+            <wp:docPr id="338622228" name="Imagen 1"/>
+            <wp:cNvGraphicFramePr>
+              <a:graphicFrameLocks xmlns:a="http://schemas.openxmlformats.org/drawingml/2006/main" noChangeAspect="1"/>
+            </wp:cNvGraphicFramePr>
+            <a:graphic xmlns:a="http://schemas.openxmlformats.org/drawingml/2006/main">
+              <a:graphicData uri="http://schemas.openxmlformats.org/drawingml/2006/picture">
+                <pic:pic xmlns:pic="http://schemas.openxmlformats.org/drawingml/2006/picture">
+                  <pic:nvPicPr>
+                    <pic:cNvPr id="338622228" name=""/>
+                    <pic:cNvPicPr/>
+                  </pic:nvPicPr>
+                  <pic:blipFill>
+                    <a:blip r:embed="rId24"/>
+                    <a:stretch>
+                      <a:fillRect/>
+                    </a:stretch>
+                  </pic:blipFill>
+                  <pic:spPr>
+                    <a:xfrm>
+                      <a:off x="0" y="0"/>
+                      <a:ext cx="5943600" cy="2281555"/>
+                    </a:xfrm>
+                    <a:prstGeom prst="rect">
+                      <a:avLst/>
+                    </a:prstGeom>
+                  </pic:spPr>
+                </pic:pic>
+              </a:graphicData>
+            </a:graphic>
+          </wp:inline>
+        </w:drawing>
+      </w:r>
+    </w:p>
+    <w:p>
+      <w:pPr>
+        <w:keepNext/>
+        <w:keepLines/>
+        <w:spacing w:after="215" w:line="259" w:lineRule="auto"/>
+        <w:ind w:left="0" w:right="0" w:firstLine="0"/>
+        <w:jc w:val="left"/>
+        <w:outlineLvl w:val="2"/>
+        <w:rPr>
+          <w:b/>
+          <w:lang w:val="es-MX"/>
+        </w:rPr>
+      </w:pPr>
+      <w:r>
+        <w:rPr>
+          <w:b/>
+          <w:lang w:val="es-MX"/>
+        </w:rPr>
+        <w:t>Editar una tarea.</w:t>
+      </w:r>
+    </w:p>
+    <w:p>
+      <w:pPr>
+        <w:keepNext/>
+        <w:keepLines/>
+        <w:spacing w:after="215" w:line="259" w:lineRule="auto"/>
+        <w:ind w:left="0" w:right="0" w:firstLine="0"/>
+        <w:jc w:val="left"/>
+        <w:outlineLvl w:val="2"/>
+        <w:rPr>
+          <w:b/>
+          <w:lang w:val="es-MX"/>
+        </w:rPr>
+      </w:pPr>
+      <w:r>
+        <w:rPr>
+          <w:b/>
+          <w:lang w:val="es-MX"/>
+        </w:rPr>
+        <w:drawing>
+          <wp:inline distT="0" distB="0" distL="0" distR="0" wp14:anchorId="26F9757F" wp14:editId="5F6DFBD6">
+            <wp:extent cx="5943600" cy="732790"/>
+            <wp:effectExtent l="0" t="0" r="0" b="0"/>
+            <wp:docPr id="1005505575" name="Imagen 1"/>
+            <wp:cNvGraphicFramePr>
+              <a:graphicFrameLocks xmlns:a="http://schemas.openxmlformats.org/drawingml/2006/main" noChangeAspect="1"/>
+            </wp:cNvGraphicFramePr>
+            <a:graphic xmlns:a="http://schemas.openxmlformats.org/drawingml/2006/main">
+              <a:graphicData uri="http://schemas.openxmlformats.org/drawingml/2006/picture">
+                <pic:pic xmlns:pic="http://schemas.openxmlformats.org/drawingml/2006/picture">
+                  <pic:nvPicPr>
+                    <pic:cNvPr id="1005505575" name=""/>
+                    <pic:cNvPicPr/>
+                  </pic:nvPicPr>
+                  <pic:blipFill>
+                    <a:blip r:embed="rId25"/>
+                    <a:stretch>
+                      <a:fillRect/>
+                    </a:stretch>
+                  </pic:blipFill>
+                  <pic:spPr>
+                    <a:xfrm>
+                      <a:off x="0" y="0"/>
+                      <a:ext cx="5943600" cy="732790"/>
+                    </a:xfrm>
+                    <a:prstGeom prst="rect">
+                      <a:avLst/>
+                    </a:prstGeom>
+                  </pic:spPr>
+                </pic:pic>
+              </a:graphicData>
+            </a:graphic>
+          </wp:inline>
+        </w:drawing>
+      </w:r>
+    </w:p>
+    <w:p>
+      <w:pPr>
+        <w:keepNext/>
+        <w:keepLines/>
+        <w:spacing w:after="215" w:line="259" w:lineRule="auto"/>
+        <w:ind w:left="0" w:right="0" w:firstLine="0"/>
+        <w:jc w:val="left"/>
+        <w:outlineLvl w:val="2"/>
+        <w:rPr>
+          <w:b/>
+          <w:lang w:val="es-MX"/>
+        </w:rPr>
+      </w:pPr>
+      <w:r>
+        <w:rPr>
+          <w:b/>
+          <w:lang w:val="es-MX"/>
+        </w:rPr>
+        <w:t>Eliminar una tarea.</w:t>
+      </w:r>
+    </w:p>
+    <w:p>
+      <w:pPr>
+        <w:keepNext/>
+        <w:keepLines/>
+        <w:spacing w:after="215" w:line="259" w:lineRule="auto"/>
+        <w:ind w:left="0" w:right="0" w:firstLine="0"/>
+        <w:jc w:val="left"/>
+        <w:outlineLvl w:val="2"/>
+        <w:rPr>
+          <w:b/>
+          <w:lang w:val="es-MX"/>
+        </w:rPr>
+      </w:pPr>
+      <w:r>
+        <w:rPr>
+          <w:b/>
+          <w:lang w:val="es-MX"/>
+        </w:rPr>
+        <w:drawing>
+          <wp:inline distT="0" distB="0" distL="0" distR="0" wp14:anchorId="6798C45B" wp14:editId="0C6CF075">
+            <wp:extent cx="5943600" cy="2281555"/>
+            <wp:effectExtent l="0" t="0" r="0" b="4445"/>
+            <wp:docPr id="967502473" name="Imagen 1"/>
+            <wp:cNvGraphicFramePr>
+              <a:graphicFrameLocks xmlns:a="http://schemas.openxmlformats.org/drawingml/2006/main" noChangeAspect="1"/>
+            </wp:cNvGraphicFramePr>
+            <a:graphic xmlns:a="http://schemas.openxmlformats.org/drawingml/2006/main">
+              <a:graphicData uri="http://schemas.openxmlformats.org/drawingml/2006/picture">
+                <pic:pic xmlns:pic="http://schemas.openxmlformats.org/drawingml/2006/picture">
+                  <pic:nvPicPr>
+                    <pic:cNvPr id="967502473" name=""/>
+                    <pic:cNvPicPr/>
+                  </pic:nvPicPr>
+                  <pic:blipFill>
+                    <a:blip r:embed="rId26"/>
+                    <a:stretch>
+                      <a:fillRect/>
+                    </a:stretch>
+                  </pic:blipFill>
+                  <pic:spPr>
+                    <a:xfrm>
+                      <a:off x="0" y="0"/>
+                      <a:ext cx="5943600" cy="2281555"/>
+                    </a:xfrm>
+                    <a:prstGeom prst="rect">
+                      <a:avLst/>
+                    </a:prstGeom>
+                  </pic:spPr>
+                </pic:pic>
+              </a:graphicData>
+            </a:graphic>
+          </wp:inline>
+        </w:drawing>
+      </w:r>
+    </w:p>
+    <w:p>
+      <w:pPr>
+        <w:keepNext/>
+        <w:keepLines/>
+        <w:spacing w:after="215" w:line="259" w:lineRule="auto"/>
+        <w:ind w:left="0" w:right="0" w:firstLine="0"/>
+        <w:jc w:val="left"/>
+        <w:outlineLvl w:val="2"/>
+        <w:rPr>
+          <w:b/>
+          <w:lang w:val="es-MX"/>
+        </w:rPr>
+      </w:pPr>
+      <w:r>
+        <w:rPr>
+          <w:b/>
+          <w:lang w:val="es-MX"/>
+        </w:rPr>
+        <w:drawing>
+          <wp:inline distT="0" distB="0" distL="0" distR="0" wp14:anchorId="2C4CF3F3" wp14:editId="18BD02EA">
+            <wp:extent cx="5943600" cy="1494155"/>
+            <wp:effectExtent l="0" t="0" r="0" b="0"/>
+            <wp:docPr id="8724507" name="Imagen 1"/>
+            <wp:cNvGraphicFramePr>
+              <a:graphicFrameLocks xmlns:a="http://schemas.openxmlformats.org/drawingml/2006/main" noChangeAspect="1"/>
+            </wp:cNvGraphicFramePr>
+            <a:graphic xmlns:a="http://schemas.openxmlformats.org/drawingml/2006/main">
+              <a:graphicData uri="http://schemas.openxmlformats.org/drawingml/2006/picture">
+                <pic:pic xmlns:pic="http://schemas.openxmlformats.org/drawingml/2006/picture">
+                  <pic:nvPicPr>
+                    <pic:cNvPr id="8724507" name=""/>
+                    <pic:cNvPicPr/>
+                  </pic:nvPicPr>
+                  <pic:blipFill>
+                    <a:blip r:embed="rId27"/>
+                    <a:stretch>
+                      <a:fillRect/>
+                    </a:stretch>
+                  </pic:blipFill>
+                  <pic:spPr>
+                    <a:xfrm>
+                      <a:off x="0" y="0"/>
+                      <a:ext cx="5943600" cy="1494155"/>
+                    </a:xfrm>
+                    <a:prstGeom prst="rect">
+                      <a:avLst/>
+                    </a:prstGeom>
+                  </pic:spPr>
+                </pic:pic>
+              </a:graphicData>
+            </a:graphic>
+          </wp:inline>
+        </w:drawing>
+      </w:r>
+    </w:p>
+    <w:p>
+      <w:pPr>
+        <w:keepNext/>
+        <w:keepLines/>
+        <w:spacing w:after="215" w:line="259" w:lineRule="auto"/>
+        <w:ind w:left="0" w:right="0" w:firstLine="0"/>
+        <w:jc w:val="left"/>
+        <w:outlineLvl w:val="2"/>
+        <w:rPr>
+          <w:b/>
+          <w:lang w:val="es-MX"/>
+        </w:rPr>
+      </w:pPr>
+    </w:p>
+    <w:p>
+      <w:pPr>
+        <w:keepNext/>
+        <w:keepLines/>
+        <w:spacing w:after="215" w:line="259" w:lineRule="auto"/>
+        <w:ind w:left="0" w:right="0" w:firstLine="0"/>
+        <w:jc w:val="left"/>
+        <w:outlineLvl w:val="2"/>
+        <w:rPr>
+          <w:b/>
+          <w:lang w:val="es-MX"/>
+        </w:rPr>
+      </w:pPr>
+      <w:r>
+        <w:rPr>
+          <w:b/>
+          <w:lang w:val="es-MX"/>
+        </w:rPr>
+        <w:lastRenderedPageBreak/>
+        <w:t>Marcar una tarea como completada.</w:t>
+      </w:r>
+    </w:p>
+    <w:p>
+      <w:pPr>
+        <w:keepNext/>
+        <w:keepLines/>
+        <w:spacing w:after="215" w:line="259" w:lineRule="auto"/>
+        <w:ind w:left="0" w:right="0" w:firstLine="0"/>
+        <w:jc w:val="left"/>
+        <w:outlineLvl w:val="2"/>
+        <w:rPr>
+          <w:b/>
+          <w:lang w:val="es-MX"/>
+        </w:rPr>
+      </w:pPr>
+      <w:r>
+        <w:rPr>
+          <w:b/>
+          <w:lang w:val="es-MX"/>
+        </w:rPr>
+        <w:drawing>
+          <wp:inline distT="0" distB="0" distL="0" distR="0" wp14:anchorId="15A3466C" wp14:editId="1C62CE8F">
+            <wp:extent cx="5943600" cy="1494155"/>
+            <wp:effectExtent l="0" t="0" r="0" b="0"/>
+            <wp:docPr id="931131900" name="Imagen 1"/>
+            <wp:cNvGraphicFramePr>
+              <a:graphicFrameLocks xmlns:a="http://schemas.openxmlformats.org/drawingml/2006/main" noChangeAspect="1"/>
+            </wp:cNvGraphicFramePr>
+            <a:graphic xmlns:a="http://schemas.openxmlformats.org/drawingml/2006/main">
+              <a:graphicData uri="http://schemas.openxmlformats.org/drawingml/2006/picture">
+                <pic:pic xmlns:pic="http://schemas.openxmlformats.org/drawingml/2006/picture">
+                  <pic:nvPicPr>
+                    <pic:cNvPr id="931131900" name=""/>
+                    <pic:cNvPicPr/>
+                  </pic:nvPicPr>
+                  <pic:blipFill>
+                    <a:blip r:embed="rId28"/>
+                    <a:stretch>
+                      <a:fillRect/>
+                    </a:stretch>
+                  </pic:blipFill>
+                  <pic:spPr>
+                    <a:xfrm>
+                      <a:off x="0" y="0"/>
+                      <a:ext cx="5943600" cy="1494155"/>
+                    </a:xfrm>
+                    <a:prstGeom prst="rect">
+                      <a:avLst/>
+                    </a:prstGeom>
+                  </pic:spPr>
+                </pic:pic>
+              </a:graphicData>
+            </a:graphic>
+          </wp:inline>
+        </w:drawing>
+      </w:r>
+    </w:p>
+    <w:p>
+      <w:pPr>
+        <w:keepNext/>
+        <w:keepLines/>
+        <w:spacing w:after="215" w:line="259" w:lineRule="auto"/>
+        <w:ind w:left="0" w:right="0" w:firstLine="0"/>
+        <w:jc w:val="left"/>
+        <w:outlineLvl w:val="2"/>
+        <w:rPr>
+          <w:b/>
+          <w:lang w:val="es-MX"/>
+        </w:rPr>
+      </w:pPr>
+      <w:r>
+        <w:rPr>
+          <w:b/>
+          <w:lang w:val="es-MX"/>
+        </w:rPr>
+        <w:t>Filtrar todas, pendientes y completadas.</w:t>
+      </w:r>
+    </w:p>
+    <w:p>
+      <w:pPr>
+        <w:keepNext/>
+        <w:keepLines/>
+        <w:spacing w:after="215" w:line="259" w:lineRule="auto"/>
+        <w:ind w:left="0" w:right="0" w:firstLine="0"/>
+        <w:jc w:val="left"/>
+        <w:outlineLvl w:val="2"/>
+        <w:rPr>
+          <w:b/>
+          <w:lang w:val="es-MX"/>
+        </w:rPr>
+      </w:pPr>
+      <w:r>
+        <w:rPr>
+          <w:b/>
+          <w:lang w:val="es-MX"/>
+        </w:rPr>
+        <w:drawing>
+          <wp:inline distT="0" distB="0" distL="0" distR="0" wp14:anchorId="72483497" wp14:editId="57168163">
+            <wp:extent cx="3520745" cy="1874682"/>
+            <wp:effectExtent l="0" t="0" r="3810" b="0"/>
+            <wp:docPr id="863763251" name="Imagen 1"/>
+            <wp:cNvGraphicFramePr>
+              <a:graphicFrameLocks xmlns:a="http://schemas.openxmlformats.org/drawingml/2006/main" noChangeAspect="1"/>
+            </wp:cNvGraphicFramePr>
+            <a:graphic xmlns:a="http://schemas.openxmlformats.org/drawingml/2006/main">
+              <a:graphicData uri="http://schemas.openxmlformats.org/drawingml/2006/picture">
+                <pic:pic xmlns:pic="http://schemas.openxmlformats.org/drawingml/2006/picture">
+                  <pic:nvPicPr>
+                    <pic:cNvPr id="863763251" name=""/>
+                    <pic:cNvPicPr/>
+                  </pic:nvPicPr>
+                  <pic:blipFill>
+                    <a:blip r:embed="rId29"/>
+                    <a:stretch>
+                      <a:fillRect/>
+                    </a:stretch>
+                  </pic:blipFill>
+                  <pic:spPr>
+                    <a:xfrm>
+                      <a:off x="0" y="0"/>
+                      <a:ext cx="3520745" cy="1874682"/>
+                    </a:xfrm>
+                    <a:prstGeom prst="rect">
+                      <a:avLst/>
+                    </a:prstGeom>
+                  </pic:spPr>
+                </pic:pic>
+              </a:graphicData>
+            </a:graphic>
+          </wp:inline>
+        </w:drawing>
+      </w:r>
+    </w:p>
+    <w:p>
+      <w:pPr>
+        <w:keepNext/>
+        <w:keepLines/>
+        <w:spacing w:after="215" w:line="259" w:lineRule="auto"/>
+        <w:ind w:left="0" w:right="0" w:firstLine="0"/>
+        <w:jc w:val="left"/>
+        <w:outlineLvl w:val="2"/>
+        <w:rPr>
+          <w:b/>
+          <w:lang w:val="es-MX"/>
+        </w:rPr>
+      </w:pPr>
+      <w:r>
+        <w:rPr>
+          <w:b/>
+          <w:lang w:val="es-MX"/>
+        </w:rPr>
+        <w:drawing>
+          <wp:inline distT="0" distB="0" distL="0" distR="0" wp14:anchorId="4F6593EC" wp14:editId="6A68338D">
+            <wp:extent cx="3457912" cy="1752600"/>
+            <wp:effectExtent l="0" t="0" r="9525" b="0"/>
+            <wp:docPr id="1401226128" name="Imagen 1"/>
+            <wp:cNvGraphicFramePr>
+              <a:graphicFrameLocks xmlns:a="http://schemas.openxmlformats.org/drawingml/2006/main" noChangeAspect="1"/>
+            </wp:cNvGraphicFramePr>
+            <a:graphic xmlns:a="http://schemas.openxmlformats.org/drawingml/2006/main">
+              <a:graphicData uri="http://schemas.openxmlformats.org/drawingml/2006/picture">
+                <pic:pic xmlns:pic="http://schemas.openxmlformats.org/drawingml/2006/picture">
+                  <pic:nvPicPr>
+                    <pic:cNvPr id="1401226128" name=""/>
+                    <pic:cNvPicPr/>
+                  </pic:nvPicPr>
+                  <pic:blipFill>
+                    <a:blip r:embed="rId30"/>
+                    <a:stretch>
+                      <a:fillRect/>
+                    </a:stretch>
+                  </pic:blipFill>
+                  <pic:spPr>
+                    <a:xfrm>
+                      <a:off x="0" y="0"/>
+                      <a:ext cx="3462872" cy="1755114"/>
+                    </a:xfrm>
+                    <a:prstGeom prst="rect">
+                      <a:avLst/>
+                    </a:prstGeom>
+                  </pic:spPr>
+                </pic:pic>
+              </a:graphicData>
+            </a:graphic>
+          </wp:inline>
+        </w:drawing>
+      </w:r>
+    </w:p>
+    <w:p>
+      <w:pPr>
+        <w:keepNext/>
+        <w:keepLines/>
+        <w:spacing w:after="215" w:line="259" w:lineRule="auto"/>
+        <w:ind w:left="0" w:right="0" w:firstLine="0"/>
+        <w:jc w:val="left"/>
+        <w:outlineLvl w:val="2"/>
+        <w:rPr>
+          <w:b/>
+          <w:lang w:val="es-MX"/>
+        </w:rPr>
+      </w:pPr>
+      <w:r>
+        <w:rPr>
+          <w:b/>
+          <w:lang w:val="es-MX"/>
+        </w:rPr>
+        <w:drawing>
+          <wp:inline distT="0" distB="0" distL="0" distR="0" wp14:anchorId="2D390D42" wp14:editId="10EFA0AB">
+            <wp:extent cx="5367394" cy="1295400"/>
+            <wp:effectExtent l="0" t="0" r="5080" b="0"/>
+            <wp:docPr id="1079058211" name="Imagen 1"/>
+            <wp:cNvGraphicFramePr>
+              <a:graphicFrameLocks xmlns:a="http://schemas.openxmlformats.org/drawingml/2006/main" noChangeAspect="1"/>
+            </wp:cNvGraphicFramePr>
+            <a:graphic xmlns:a="http://schemas.openxmlformats.org/drawingml/2006/main">
+              <a:graphicData uri="http://schemas.openxmlformats.org/drawingml/2006/picture">
+                <pic:pic xmlns:pic="http://schemas.openxmlformats.org/drawingml/2006/picture">
+                  <pic:nvPicPr>
+                    <pic:cNvPr id="1079058211" name=""/>
+                    <pic:cNvPicPr/>
+                  </pic:nvPicPr>
+                  <pic:blipFill>
+                    <a:blip r:embed="rId31"/>
+                    <a:stretch>
+                      <a:fillRect/>
+                    </a:stretch>
+                  </pic:blipFill>
+                  <pic:spPr>
+                    <a:xfrm>
+                      <a:off x="0" y="0"/>
+                      <a:ext cx="5377794" cy="1297910"/>
+                    </a:xfrm>
+                    <a:prstGeom prst="rect">
+                      <a:avLst/>
+                    </a:prstGeom>
+                  </pic:spPr>
+                </pic:pic>
+              </a:graphicData>
+            </a:graphic>
+          </wp:inline>
+        </w:drawing>
+      </w:r>
+    </w:p>
+    <w:p>
+      <w:pPr>
+        <w:keepNext/>
+        <w:keepLines/>
+        <w:spacing w:after="215" w:line="259" w:lineRule="auto"/>
+        <w:ind w:left="0" w:right="0" w:firstLine="0"/>
+        <w:jc w:val="left"/>
+        <w:outlineLvl w:val="2"/>
+        <w:rPr>
+          <w:b/>
+          <w:lang w:val="es-MX"/>
+        </w:rPr>
+      </w:pPr>
+      <w:r>
+        <w:rPr>
+          <w:b/>
+          <w:lang w:val="es-MX"/>
+        </w:rPr>
+        <w:t>Cerrar y abrir nuevamente la aplicación.</w:t>
+      </w:r>
+    </w:p>
+    <w:p>
+      <w:pPr>
+        <w:keepNext/>
+        <w:keepLines/>
+        <w:spacing w:after="215" w:line="259" w:lineRule="auto"/>
+        <w:ind w:left="0" w:right="0" w:firstLine="0"/>
+        <w:jc w:val="left"/>
+        <w:outlineLvl w:val="2"/>
+        <w:rPr>
+          <w:b/>
+          <w:lang w:val="es-MX"/>
+        </w:rPr>
+      </w:pPr>
+      <w:r>
+        <w:rPr>
+          <w:b/>
+          <w:lang w:val="es-MX"/>
+        </w:rPr>
+        <w:lastRenderedPageBreak/>
+        <w:drawing>
+          <wp:inline distT="0" distB="0" distL="0" distR="0" wp14:anchorId="3B226F9A" wp14:editId="1D9793AB">
+            <wp:extent cx="5943600" cy="1622425"/>
+            <wp:effectExtent l="0" t="0" r="0" b="0"/>
+            <wp:docPr id="219452607" name="Imagen 1"/>
+            <wp:cNvGraphicFramePr>
+              <a:graphicFrameLocks xmlns:a="http://schemas.openxmlformats.org/drawingml/2006/main" noChangeAspect="1"/>
+            </wp:cNvGraphicFramePr>
+            <a:graphic xmlns:a="http://schemas.openxmlformats.org/drawingml/2006/main">
+              <a:graphicData uri="http://schemas.openxmlformats.org/drawingml/2006/picture">
+                <pic:pic xmlns:pic="http://schemas.openxmlformats.org/drawingml/2006/picture">
+                  <pic:nvPicPr>
+                    <pic:cNvPr id="219452607" name=""/>
+                    <pic:cNvPicPr/>
+                  </pic:nvPicPr>
+                  <pic:blipFill>
+                    <a:blip r:embed="rId32"/>
+                    <a:stretch>
+                      <a:fillRect/>
+                    </a:stretch>
+                  </pic:blipFill>
+                  <pic:spPr>
+                    <a:xfrm>
+                      <a:off x="0" y="0"/>
+                      <a:ext cx="5943600" cy="1622425"/>
+                    </a:xfrm>
+                    <a:prstGeom prst="rect">
+                      <a:avLst/>
+                    </a:prstGeom>
+                  </pic:spPr>
+                </pic:pic>
+              </a:graphicData>
+            </a:graphic>
+          </wp:inline>
+        </w:drawing>
+      </w:r>
+    </w:p>
+    <w:p>
+      <w:pPr>
+        <w:keepNext/>
+        <w:keepLines/>
+        <w:spacing w:after="215" w:line="259" w:lineRule="auto"/>
+        <w:ind w:left="0" w:right="0" w:firstLine="0"/>
+        <w:jc w:val="left"/>
+        <w:outlineLvl w:val="2"/>
+        <w:rPr>
+          <w:b/>
+          <w:lang w:val="es-MX"/>
+        </w:rPr>
+      </w:pPr>
+      <w:r>
+        <w:rPr>
+          <w:b/>
+          <w:lang w:val="es-MX"/>
+        </w:rPr>
+        <w:t>Probar las operaciones sin conexión a Internet.</w:t>
+      </w:r>
+    </w:p>
+    <w:p>
+      <w:pPr>
+        <w:keepNext/>
+        <w:keepLines/>
+        <w:spacing w:after="215" w:line="259" w:lineRule="auto"/>
+        <w:ind w:left="0" w:right="0" w:firstLine="0"/>
+        <w:jc w:val="left"/>
+        <w:outlineLvl w:val="2"/>
+        <w:rPr>
+          <w:b/>
+          <w:lang w:val="es-MX"/>
+        </w:rPr>
+      </w:pPr>
+      <w:r>
+        <w:rPr>
+          <w:b/>
+          <w:lang w:val="es-MX"/>
+        </w:rPr>
+        <w:drawing>
+          <wp:inline distT="0" distB="0" distL="0" distR="0" wp14:anchorId="1A0265BC" wp14:editId="5F484B91">
+            <wp:extent cx="5943600" cy="2470785"/>
+            <wp:effectExtent l="0" t="0" r="0" b="5715"/>
+            <wp:docPr id="1542733397" name="Imagen 1"/>
+            <wp:cNvGraphicFramePr>
+              <a:graphicFrameLocks xmlns:a="http://schemas.openxmlformats.org/drawingml/2006/main" noChangeAspect="1"/>
+            </wp:cNvGraphicFramePr>
+            <a:graphic xmlns:a="http://schemas.openxmlformats.org/drawingml/2006/main">
+              <a:graphicData uri="http://schemas.openxmlformats.org/drawingml/2006/picture">
+                <pic:pic xmlns:pic="http://schemas.openxmlformats.org/drawingml/2006/picture">
+                  <pic:nvPicPr>
+                    <pic:cNvPr id="1542733397" name=""/>
+                    <pic:cNvPicPr/>
+                  </pic:nvPicPr>
+                  <pic:blipFill>
+                    <a:blip r:embed="rId33"/>
+                    <a:stretch>
+                      <a:fillRect/>
+                    </a:stretch>
+                  </pic:blipFill>
+                  <pic:spPr>
+                    <a:xfrm>
+                      <a:off x="0" y="0"/>
+                      <a:ext cx="5943600" cy="2470785"/>
+                    </a:xfrm>
+                    <a:prstGeom prst="rect">
+                      <a:avLst/>
+                    </a:prstGeom>
+                  </pic:spPr>
+                </pic:pic>
+              </a:graphicData>
+            </a:graphic>
+          </wp:inline>
+        </w:drawing>
+      </w:r>
+    </w:p>
+    <w:p>
+      <w:pPr>
+        <w:keepNext/>
+        <w:keepLines/>
+        <w:spacing w:after="215" w:line="259" w:lineRule="auto"/>
+        <w:ind w:left="0" w:right="0" w:firstLine="0"/>
+        <w:jc w:val="left"/>
+        <w:outlineLvl w:val="2"/>
+        <w:rPr>
+          <w:b/>
+          <w:lang w:val="es-MX"/>
+        </w:rPr>
+      </w:pPr>
+      <w:r>
+        <w:rPr>
+          <w:b/>
+          <w:lang w:val="es-MX"/>
+        </w:rPr>
+        <w:drawing>
+          <wp:inline distT="0" distB="0" distL="0" distR="0" wp14:anchorId="69D2A7CB" wp14:editId="59C0AED7">
+            <wp:extent cx="5943600" cy="1587500"/>
+            <wp:effectExtent l="0" t="0" r="0" b="0"/>
+            <wp:docPr id="1296160516" name="Imagen 1"/>
+            <wp:cNvGraphicFramePr>
+              <a:graphicFrameLocks xmlns:a="http://schemas.openxmlformats.org/drawingml/2006/main" noChangeAspect="1"/>
+            </wp:cNvGraphicFramePr>
+            <a:graphic xmlns:a="http://schemas.openxmlformats.org/drawingml/2006/main">
+              <a:graphicData uri="http://schemas.openxmlformats.org/drawingml/2006/picture">
+                <pic:pic xmlns:pic="http://schemas.openxmlformats.org/drawingml/2006/picture">
+                  <pic:nvPicPr>
+                    <pic:cNvPr id="1296160516" name=""/>
+                    <pic:cNvPicPr/>
+                  </pic:nvPicPr>
+                  <pic:blipFill>
+                    <a:blip r:embed="rId34"/>
+                    <a:stretch>
+                      <a:fillRect/>
+                    </a:stretch>
+                  </pic:blipFill>
+                  <pic:spPr>
+                    <a:xfrm>
+                      <a:off x="0" y="0"/>
+                      <a:ext cx="5943600" cy="1587500"/>
+                    </a:xfrm>
+                    <a:prstGeom prst="rect">
+                      <a:avLst/>
+                    </a:prstGeom>
+                  </pic:spPr>
+                </pic:pic>
+              </a:graphicData>
+            </a:graphic>
+          </wp:inline>
+        </w:drawing>
+      </w:r>
+    </w:p>
+    <w:p>
+      <w:pPr>
+        <w:keepNext/>
+        <w:keepLines/>
+        <w:spacing w:after="215" w:line="259" w:lineRule="auto"/>
+        <w:ind w:left="0" w:right="0" w:firstLine="0"/>
+        <w:jc w:val="left"/>
+        <w:outlineLvl w:val="2"/>
+        <w:rPr>
+          <w:b/>
+          <w:lang w:val="es-MX"/>
+        </w:rPr>
+      </w:pPr>
+      <w:r>
+        <w:rPr>
+          <w:b/>
+          <w:lang w:val="es-MX"/>
+        </w:rPr>
+        <w:drawing>
+          <wp:inline distT="0" distB="0" distL="0" distR="0" wp14:anchorId="4A37FFD0" wp14:editId="5BCFB132">
+            <wp:extent cx="5943600" cy="1401445"/>
+            <wp:effectExtent l="0" t="0" r="0" b="8255"/>
+            <wp:docPr id="839223261" name="Imagen 1"/>
+            <wp:cNvGraphicFramePr>
+              <a:graphicFrameLocks xmlns:a="http://schemas.openxmlformats.org/drawingml/2006/main" noChangeAspect="1"/>
+            </wp:cNvGraphicFramePr>
+            <a:graphic xmlns:a="http://schemas.openxmlformats.org/drawingml/2006/main">
+              <a:graphicData uri="http://schemas.openxmlformats.org/drawingml/2006/picture">
+                <pic:pic xmlns:pic="http://schemas.openxmlformats.org/drawingml/2006/picture">
+                  <pic:nvPicPr>
+                    <pic:cNvPr id="839223261" name=""/>
+                    <pic:cNvPicPr/>
+                  </pic:nvPicPr>
+                  <pic:blipFill>
+                    <a:blip r:embed="rId35"/>
+                    <a:stretch>
+                      <a:fillRect/>
+                    </a:stretch>
+                  </pic:blipFill>
+                  <pic:spPr>
+                    <a:xfrm>
+                      <a:off x="0" y="0"/>
+                      <a:ext cx="5943600" cy="1401445"/>
+                    </a:xfrm>
+                    <a:prstGeom prst="rect">
+                      <a:avLst/>
+                    </a:prstGeom>
+                  </pic:spPr>
+                </pic:pic>
+              </a:graphicData>
+            </a:graphic>
+          </wp:inline>
+        </w:drawing>
+      </w:r>
+    </w:p>
+    <w:p>
+      <w:pPr>
+        <w:keepNext/>
+        <w:keepLines/>
+        <w:spacing w:after="215" w:line="259" w:lineRule="auto"/>
+        <w:ind w:left="0" w:right="0" w:firstLine="0"/>
+        <w:jc w:val="left"/>
+        <w:outlineLvl w:val="2"/>
+        <w:rPr>
+          <w:b/>
+          <w:lang w:val="es-MX"/>
+        </w:rPr>
+      </w:pPr>
+      <w:r>
+        <w:rPr>
+          <w:b/>
+          <w:lang w:val="es-MX"/>
+        </w:rPr>
+        <w:lastRenderedPageBreak/>
+        <w:drawing>
+          <wp:inline distT="0" distB="0" distL="0" distR="0" wp14:anchorId="381A56E1" wp14:editId="23C15985">
+            <wp:extent cx="5943600" cy="2005965"/>
+            <wp:effectExtent l="0" t="0" r="0" b="0"/>
+            <wp:docPr id="184659858" name="Imagen 1"/>
+            <wp:cNvGraphicFramePr>
+              <a:graphicFrameLocks xmlns:a="http://schemas.openxmlformats.org/drawingml/2006/main" noChangeAspect="1"/>
+            </wp:cNvGraphicFramePr>
+            <a:graphic xmlns:a="http://schemas.openxmlformats.org/drawingml/2006/main">
+              <a:graphicData uri="http://schemas.openxmlformats.org/drawingml/2006/picture">
+                <pic:pic xmlns:pic="http://schemas.openxmlformats.org/drawingml/2006/picture">
+                  <pic:nvPicPr>
+                    <pic:cNvPr id="184659858" name=""/>
+                    <pic:cNvPicPr/>
+                  </pic:nvPicPr>
+                  <pic:blipFill>
+                    <a:blip r:embed="rId36"/>
+                    <a:stretch>
+                      <a:fillRect/>
+                    </a:stretch>
+                  </pic:blipFill>
+                  <pic:spPr>
+                    <a:xfrm>
+                      <a:off x="0" y="0"/>
+                      <a:ext cx="5943600" cy="2005965"/>
+                    </a:xfrm>
+                    <a:prstGeom prst="rect">
+                      <a:avLst/>
+                    </a:prstGeom>
+                  </pic:spPr>
+                </pic:pic>
+              </a:graphicData>
+            </a:graphic>
+          </wp:inline>
+        </w:drawing>
+      </w:r>
+    </w:p>
+    <w:p>
+      <w:pPr>
+        <w:keepNext/>
+        <w:keepLines/>
+        <w:spacing w:after="215" w:line="259" w:lineRule="auto"/>
+        <w:ind w:left="0" w:right="0" w:firstLine="0"/>
+        <w:jc w:val="left"/>
+        <w:outlineLvl w:val="2"/>
+        <w:rPr>
+          <w:b/>
+          <w:lang w:val="es-MX"/>
+        </w:rPr>
+      </w:pPr>
+      <w:r>
+        <w:rPr>
+          <w:b/>
+          <w:lang w:val="es-MX"/>
+        </w:rPr>
+        <w:drawing>
+          <wp:inline distT="0" distB="0" distL="0" distR="0" wp14:anchorId="5FDD52BA" wp14:editId="77AAB5C4">
+            <wp:extent cx="5943600" cy="1739265"/>
+            <wp:effectExtent l="0" t="0" r="0" b="0"/>
+            <wp:docPr id="843880008" name="Imagen 1"/>
+            <wp:cNvGraphicFramePr>
+              <a:graphicFrameLocks xmlns:a="http://schemas.openxmlformats.org/drawingml/2006/main" noChangeAspect="1"/>
+            </wp:cNvGraphicFramePr>
+            <a:graphic xmlns:a="http://schemas.openxmlformats.org/drawingml/2006/main">
+              <a:graphicData uri="http://schemas.openxmlformats.org/drawingml/2006/picture">
+                <pic:pic xmlns:pic="http://schemas.openxmlformats.org/drawingml/2006/picture">
+                  <pic:nvPicPr>
+                    <pic:cNvPr id="843880008" name=""/>
+                    <pic:cNvPicPr/>
+                  </pic:nvPicPr>
+                  <pic:blipFill>
+                    <a:blip r:embed="rId37"/>
+                    <a:stretch>
+                      <a:fillRect/>
+                    </a:stretch>
+                  </pic:blipFill>
+                  <pic:spPr>
+                    <a:xfrm>
+                      <a:off x="0" y="0"/>
+                      <a:ext cx="5943600" cy="1739265"/>
+                    </a:xfrm>
+                    <a:prstGeom prst="rect">
+                      <a:avLst/>
+                    </a:prstGeom>
+                  </pic:spPr>
+                </pic:pic>
+              </a:graphicData>
+            </a:graphic>
+          </wp:inline>
+        </w:drawing>
+      </w:r>
+    </w:p>
+    <w:p>
+      <w:pPr>
+        <w:keepNext/>
+        <w:keepLines/>
+        <w:spacing w:after="215" w:line="259" w:lineRule="auto"/>
+        <w:ind w:left="0" w:right="0" w:firstLine="0"/>
+        <w:jc w:val="left"/>
+        <w:outlineLvl w:val="2"/>
+        <w:rPr>
+          <w:b/>
+          <w:lang w:val="es-MX"/>
+        </w:rPr>
+      </w:pPr>
+      <w:r>
+        <w:rPr>
+          <w:b/>
+          <w:lang w:val="es-MX"/>
+        </w:rPr>
+        <w:drawing>
+          <wp:inline distT="0" distB="0" distL="0" distR="0" wp14:anchorId="6029585D" wp14:editId="20249178">
+            <wp:extent cx="5943600" cy="1943735"/>
+            <wp:effectExtent l="0" t="0" r="0" b="0"/>
+            <wp:docPr id="1515462911" name="Imagen 1"/>
+            <wp:cNvGraphicFramePr>
+              <a:graphicFrameLocks xmlns:a="http://schemas.openxmlformats.org/drawingml/2006/main" noChangeAspect="1"/>
+            </wp:cNvGraphicFramePr>
+            <a:graphic xmlns:a="http://schemas.openxmlformats.org/drawingml/2006/main">
+              <a:graphicData uri="http://schemas.openxmlformats.org/drawingml/2006/picture">
+                <pic:pic xmlns:pic="http://schemas.openxmlformats.org/drawingml/2006/picture">
+                  <pic:nvPicPr>
+                    <pic:cNvPr id="1515462911" name=""/>
+                    <pic:cNvPicPr/>
+                  </pic:nvPicPr>
+                  <pic:blipFill>
+                    <a:blip r:embed="rId38"/>
+                    <a:stretch>
+                      <a:fillRect/>
+                    </a:stretch>
+                  </pic:blipFill>
+                  <pic:spPr>
+                    <a:xfrm>
+                      <a:off x="0" y="0"/>
+                      <a:ext cx="5943600" cy="1943735"/>
+                    </a:xfrm>
+                    <a:prstGeom prst="rect">
+                      <a:avLst/>
+                    </a:prstGeom>
+                  </pic:spPr>
+                </pic:pic>
+              </a:graphicData>
+            </a:graphic>
+          </wp:inline>
+        </w:drawing>
+      </w:r>
+    </w:p>
+    <w:p>
+      <w:pPr>
+        <w:keepNext/>
+        <w:keepLines/>
+        <w:spacing w:after="215" w:line="259" w:lineRule="auto"/>
+        <w:ind w:left="0" w:right="0" w:firstLine="0"/>
+        <w:jc w:val="left"/>
+        <w:outlineLvl w:val="2"/>
+        <w:rPr>
+          <w:b/>
+          <w:lang w:val="es-MX"/>
+        </w:rPr>
+      </w:pPr>
+      <w:r>
+        <w:rPr>
+          <w:b/>
+          <w:lang w:val="es-MX"/>
+        </w:rPr>
+        <w:drawing>
+          <wp:inline distT="0" distB="0" distL="0" distR="0" wp14:anchorId="3055D69B" wp14:editId="0A3BBF4B">
+            <wp:extent cx="5943600" cy="1661795"/>
+            <wp:effectExtent l="0" t="0" r="0" b="0"/>
+            <wp:docPr id="1748010085" name="Imagen 1"/>
+            <wp:cNvGraphicFramePr>
+              <a:graphicFrameLocks xmlns:a="http://schemas.openxmlformats.org/drawingml/2006/main" noChangeAspect="1"/>
+            </wp:cNvGraphicFramePr>
+            <a:graphic xmlns:a="http://schemas.openxmlformats.org/drawingml/2006/main">
+              <a:graphicData uri="http://schemas.openxmlformats.org/drawingml/2006/picture">
+                <pic:pic xmlns:pic="http://schemas.openxmlformats.org/drawingml/2006/picture">
+                  <pic:nvPicPr>
+                    <pic:cNvPr id="1748010085" name=""/>
+                    <pic:cNvPicPr/>
+                  </pic:nvPicPr>
+                  <pic:blipFill>
+                    <a:blip r:embed="rId39"/>
+                    <a:stretch>
+                      <a:fillRect/>
+                    </a:stretch>
+                  </pic:blipFill>
+                  <pic:spPr>
+                    <a:xfrm>
+                      <a:off x="0" y="0"/>
+                      <a:ext cx="5943600" cy="1661795"/>
+                    </a:xfrm>
+                    <a:prstGeom prst="rect">
+                      <a:avLst/>
+                    </a:prstGeom>
+                  </pic:spPr>
+                </pic:pic>
+              </a:graphicData>
+            </a:graphic>
+          </wp:inline>
+        </w:drawing>
+      </w:r>
+    </w:p>
+    <w:p>
+      <w:pPr>
+        <w:keepNext/>
+        <w:keepLines/>
+        <w:spacing w:after="215" w:line="259" w:lineRule="auto"/>
+        <w:ind w:left="0" w:right="0" w:firstLine="0"/>
+        <w:jc w:val="left"/>
+        <w:outlineLvl w:val="2"/>
+        <w:rPr>
+          <w:b/>
+          <w:lang w:val="es-MX"/>
+        </w:rPr>
+      </w:pPr>
+      <w:r>
+        <w:rPr>
+          <w:b/>
+          <w:lang w:val="es-MX"/>
+        </w:rPr>
+        <w:lastRenderedPageBreak/>
+        <w:drawing>
+          <wp:inline distT="0" distB="0" distL="0" distR="0" wp14:anchorId="7A260B67" wp14:editId="6F902D40">
+            <wp:extent cx="5943600" cy="2284730"/>
+            <wp:effectExtent l="0" t="0" r="0" b="1270"/>
+            <wp:docPr id="550350528" name="Imagen 1"/>
+            <wp:cNvGraphicFramePr>
+              <a:graphicFrameLocks xmlns:a="http://schemas.openxmlformats.org/drawingml/2006/main" noChangeAspect="1"/>
+            </wp:cNvGraphicFramePr>
+            <a:graphic xmlns:a="http://schemas.openxmlformats.org/drawingml/2006/main">
+              <a:graphicData uri="http://schemas.openxmlformats.org/drawingml/2006/picture">
+                <pic:pic xmlns:pic="http://schemas.openxmlformats.org/drawingml/2006/picture">
+                  <pic:nvPicPr>
+                    <pic:cNvPr id="550350528" name=""/>
+                    <pic:cNvPicPr/>
+                  </pic:nvPicPr>
+                  <pic:blipFill>
+                    <a:blip r:embed="rId40"/>
+                    <a:stretch>
+                      <a:fillRect/>
+                    </a:stretch>
+                  </pic:blipFill>
+                  <pic:spPr>
+                    <a:xfrm>
+                      <a:off x="0" y="0"/>
+                      <a:ext cx="5943600" cy="2284730"/>
+                    </a:xfrm>
+                    <a:prstGeom prst="rect">
+                      <a:avLst/>
+                    </a:prstGeom>
+                  </pic:spPr>
+                </pic:pic>
+              </a:graphicData>
+            </a:graphic>
+          </wp:inline>
+        </w:drawing>
+      </w:r>
+    </w:p>
+    <w:p>
+      <w:pPr>
+        <w:keepNext/>
+        <w:keepLines/>
+        <w:spacing w:after="215" w:line="259" w:lineRule="auto"/>
+        <w:ind w:left="0" w:right="0" w:firstLine="0"/>
+        <w:jc w:val="left"/>
+        <w:outlineLvl w:val="2"/>
+        <w:rPr>
+          <w:b/>
+          <w:lang w:val="es-MX"/>
+        </w:rPr>
+      </w:pPr>
+    </w:p>
+    <w:p>
+      <w:pPr>
+        <w:keepNext/>
+        <w:keepLines/>
+        <w:spacing w:after="215" w:line="259" w:lineRule="auto"/>
+        <w:ind w:left="-5" w:right="0"/>
+        <w:jc w:val="left"/>
+        <w:outlineLvl w:val="2"/>
+        <w:rPr>
+          <w:b/>
+          <w:lang w:val="es-MX"/>
+        </w:rPr>
+      </w:pPr>
+      <w:r>
+        <w:rPr>
+          <w:b/>
+          <w:lang w:val="es-MX"/>
         </w:rPr>
         <w:t xml:space="preserve">-REFERENCIAS </w:t>
       </w:r>
@@ -7980,7 +6785,7 @@
       <w:r>
         <w:t xml:space="preserve">Flutter. Persistence cookbook. </w:t>
       </w:r>
-      <w:hyperlink r:id="rId21">
+      <w:hyperlink r:id="rId41">
         <w:r>
           <w:rPr>
             <w:color w:val="1E4E77"/>
@@ -7989,28 +6794,15 @@
           <w:t>https://docs.flutter.dev/cookbook/persistence</w:t>
         </w:r>
       </w:hyperlink>
-      <w:hyperlink r:id="rId22">
+      <w:hyperlink r:id="rId42">
         <w:r>
           <w:t xml:space="preserve"> </w:t>
         </w:r>
       </w:hyperlink>
-      <w:proofErr w:type="spellStart"/>
-      <w:r>
-        <w:t>pub.dev</w:t>
-      </w:r>
-      <w:proofErr w:type="spellEnd"/>
-      <w:r>
-        <w:t xml:space="preserve">. </w:t>
-      </w:r>
-      <w:proofErr w:type="spellStart"/>
-      <w:r>
-        <w:t>sqflite</w:t>
-      </w:r>
-      <w:proofErr w:type="spellEnd"/>
-      <w:r>
-        <w:t xml:space="preserve">. </w:t>
-      </w:r>
-      <w:hyperlink r:id="rId23">
+      <w:r>
+        <w:t xml:space="preserve">pub.dev. sqflite. </w:t>
+      </w:r>
+      <w:hyperlink r:id="rId43">
         <w:r>
           <w:rPr>
             <w:color w:val="1E4E77"/>
@@ -8019,7 +6811,7 @@
           <w:t>https://pub.dev/packages/sqflite</w:t>
         </w:r>
       </w:hyperlink>
-      <w:hyperlink r:id="rId24">
+      <w:hyperlink r:id="rId44">
         <w:r>
           <w:t xml:space="preserve"> </w:t>
         </w:r>
@@ -8031,23 +6823,10 @@
         <w:ind w:left="-5" w:right="0"/>
         <w:jc w:val="left"/>
       </w:pPr>
-      <w:proofErr w:type="spellStart"/>
-      <w:r>
-        <w:t>pub.dev</w:t>
-      </w:r>
-      <w:proofErr w:type="spellEnd"/>
-      <w:r>
-        <w:t xml:space="preserve">. </w:t>
-      </w:r>
-      <w:proofErr w:type="spellStart"/>
-      <w:r>
-        <w:t>shared_preferences</w:t>
-      </w:r>
-      <w:proofErr w:type="spellEnd"/>
-      <w:r>
-        <w:t xml:space="preserve">. </w:t>
-      </w:r>
-      <w:hyperlink r:id="rId25">
+      <w:r>
+        <w:t xml:space="preserve">pub.dev. shared_preferences. </w:t>
+      </w:r>
+      <w:hyperlink r:id="rId45">
         <w:r>
           <w:rPr>
             <w:color w:val="1E4E77"/>
@@ -8056,7 +6835,7 @@
           <w:t>https://pub.dev/packages/shared_preferences</w:t>
         </w:r>
       </w:hyperlink>
-      <w:hyperlink r:id="rId26">
+      <w:hyperlink r:id="rId46">
         <w:r>
           <w:t xml:space="preserve"> </w:t>
         </w:r>
@@ -8114,21 +6893,7 @@
         <w:rPr>
           <w:lang w:val="es-MX"/>
         </w:rPr>
-        <w:t xml:space="preserve">Evidencias en </w:t>
-      </w:r>
-      <w:proofErr w:type="spellStart"/>
-      <w:r>
-        <w:rPr>
-          <w:lang w:val="es-MX"/>
-        </w:rPr>
-        <w:t>docs</w:t>
-      </w:r>
-      <w:proofErr w:type="spellEnd"/>
-      <w:r>
-        <w:rPr>
-          <w:lang w:val="es-MX"/>
-        </w:rPr>
-        <w:t xml:space="preserve">/evidencias/practica-06/. </w:t>
+        <w:t xml:space="preserve">Evidencias en docs/evidencias/practica-06/. </w:t>
       </w:r>
     </w:p>
     <w:p>
@@ -10613,6 +9378,29 @@
       <w:bCs/>
     </w:rPr>
   </w:style>
+  <w:style w:type="character" w:styleId="Hipervnculo">
+    <w:name w:val="Hyperlink"/>
+    <w:basedOn w:val="Fuentedeprrafopredeter"/>
+    <w:uiPriority w:val="99"/>
+    <w:unhideWhenUsed/>
+    <w:rsid w:val="00963EAA"/>
+    <w:rPr>
+      <w:color w:val="0563C1" w:themeColor="hyperlink"/>
+      <w:u w:val="single"/>
+    </w:rPr>
+  </w:style>
+  <w:style w:type="character" w:styleId="Mencinsinresolver">
+    <w:name w:val="Unresolved Mention"/>
+    <w:basedOn w:val="Fuentedeprrafopredeter"/>
+    <w:uiPriority w:val="99"/>
+    <w:semiHidden/>
+    <w:unhideWhenUsed/>
+    <w:rsid w:val="00963EAA"/>
+    <w:rPr>
+      <w:color w:val="605E5C"/>
+      <w:shd w:val="clear" w:color="auto" w:fill="E1DFDD"/>
+    </w:rPr>
+  </w:style>
 </w:styles>
 </file>
 
